--- a/servicio_social/Financiamiento_a_las_empresas_en_Mexico_2020-2026_lectura_de_la_encuesta_de_Banxico.docx
+++ b/servicio_social/Financiamiento_a_las_empresas_en_Mexico_2020-2026_lectura_de_la_encuesta_de_Banxico.docx
@@ -25,7 +25,7 @@
       <w:pPr/>
       <w:r>
         <w:rPr/>
-        <w:t xml:space="preserve">El crédito bancario nuevo a empresas lleva tres años perdiendo terreno y en 2026 aparecen señales de oferta más dura, a pesar de que Banxico bajó su tasa de 11.25% a 6.50%. Esta versión cubre los 27 trimestres de I-2020 a III-2026. La encuesta de julio-septiembre de 2026 (III-26) se publica el 19 de noviembre de 2026, así que ese trimestre aparece como pendiente en tablas y Excel.</w:t>
+        <w:t xml:space="preserve">El crédito bancario nuevo a empresas lleva tres años perdiendo terreno y en 2026 aparecen señales de oferta más dura para las pymes, a pesar de que Banxico bajó su tasa de 11.25% a 6.50% y la TIIE a 28 días bajó casi lo mismo. Esta versión cubre los 27 trimestres de I-2020 a III-2026 con las series del SIE de Banxico. La encuesta de julio-septiembre de 2026 (III-26) se publica el 19 de noviembre de 2026; de ese trimestre solo se conocen la tasa objetivo y la TIIE.</w:t>
       </w:r>
     </w:p>
     <w:p>
@@ -44,7 +44,7 @@
       </w:r>
       <w:r>
         <w:rPr/>
-        <w:t xml:space="preserve">En II-26, 11.2% de las empresas usó crédito bancario nuevo, el tercer nivel más bajo desde IV-20. El promedio anual pasó de 15.4% (2023) a 12.2% (2026, I y II trimestre), una tendencia de -1.0 pp por año desde I-23. El porcentaje con crédito vigente sigue en 37%.</w:t>
+        <w:t xml:space="preserve">En II-26, 11.2% de las empresas usó crédito bancario nuevo, el cuarto nivel más bajo desde I-20. El promedio anual pasó de 15.4% (2023) a 12.2% (2026, I y II trimestre), una tendencia de -1.0 pp por año desde I-23. El porcentaje con crédito vigente sigue en 37%.</w:t>
       </w:r>
     </w:p>
     <w:p>
@@ -63,7 +63,7 @@
       </w:r>
       <w:r>
         <w:rPr/>
-        <w:t xml:space="preserve">Con la muestra anterior, el crédito nuevo cayó de 24.2% (I-20) a 16.8% (IV-20) durante la pandemia; el promedio de 2020 fue 20.4%. No se compara en nivel con el diseño vigente, que da 13.6% para IV-20.</w:t>
+        <w:t xml:space="preserve">Con el diseño vigente del SIE, el crédito nuevo bajó de 14.8% (I-20) a 10.6% (II-20) con la pandemia y se recuperó a 13.6% en IV-20; promedio de 2020: 13.0%. Los comunicados de 2020 usaban otra muestra y daban niveles más altos (20.4% en promedio).</w:t>
       </w:r>
     </w:p>
     <w:p>
@@ -82,7 +82,7 @@
       </w:r>
       <w:r>
         <w:rPr/>
-        <w:t xml:space="preserve">Las de más de 100 empleados se mantienen en 20-22% de crédito nuevo; las de 11 a 100 bajaron a 9.9% en II-26. La brecha de crédito vigente sube cada año desde 2023: 6.8 pp (2023), 9.2 (2024), 10.2 (2025) y 12.4 (2026).</w:t>
+        <w:t xml:space="preserve">Las de más de 100 empleados se mantienen en torno a 21% de crédito nuevo; las de 11 a 100 bajaron a 9.9% en II-26. La brecha de crédito vigente sube cada año desde 2023: 6.8 pp (2023), 9.2 (2024), 10.2 (2025) y 12.4 (2026).</w:t>
       </w:r>
     </w:p>
     <w:p>
@@ -97,11 +97,11 @@
         <w:rPr>
           <w:b/>
         </w:rPr>
-        <w:t xml:space="preserve">2026 trae más rechazos. </w:t>
+        <w:t xml:space="preserve">2026 trae más rechazos, y son de las pymes. </w:t>
       </w:r>
       <w:r>
         <w:rPr/>
-        <w:t xml:space="preserve">La tasa de rechazo (rechazadas entre rechazadas más aprobadas) fue 22.5% en I-26 y 24.3% en II-26, los dos valores más altos desde III-22. Promedio 2026: 23.4%, contra 6.4% en 2025.</w:t>
+        <w:t xml:space="preserve">La tasa de rechazo fue 22.5% en I-26 y 24.3% en II-26, niveles que no se veían desde IV-21 (25.6%). En II-26 a las pymes se les rechazó 28.3% de las solicitudes y a las grandes 3.1%.</w:t>
       </w:r>
     </w:p>
     <w:p>
@@ -139,7 +139,7 @@
       </w:r>
       <w:r>
         <w:rPr/>
-        <w:t xml:space="preserve">La banca comercial cayó a 24.5% de las empresas, su nivel más bajo desde III-22; los proveedores siguen en torno a 61%.</w:t>
+        <w:t xml:space="preserve">La banca comercial cayó a 24.5% de las empresas, su nivel más bajo desde IV-20; los proveedores siguen en torno a 61%.</w:t>
       </w:r>
     </w:p>
     <w:p>
@@ -154,11 +154,11 @@
         <w:rPr>
           <w:b/>
         </w:rPr>
-        <w:t xml:space="preserve">La tasa de política no explica el movimiento. </w:t>
+        <w:t xml:space="preserve">Ni la tasa ni la TIIE explican el movimiento. </w:t>
       </w:r>
       <w:r>
         <w:rPr/>
-        <w:t xml:space="preserve">El crédito nuevo fue más alto en la meseta de 11.25% (15.2%) que en los recortes (13.6%). La correlación es +0.46, sin causalidad.</w:t>
+        <w:t xml:space="preserve">La TIIE a 28 días promedió 11.40% en 2023 y 6.97% en 2026, pero el crédito nuevo fue más alto en la meseta de 11.25% (15.2%) que en los recortes (13.6%). La correlación con la tasa es +0.48, sin causalidad.</w:t>
       </w:r>
     </w:p>
     <w:p>
@@ -185,14 +185,14 @@
       </w:pPr>
       <w:r>
         <w:rPr/>
-        <w:t xml:space="preserve">Qué mide la encuesta y por qué hay dos series</w:t>
+        <w:t xml:space="preserve">Qué mide la encuesta y de dónde salen los datos</w:t>
       </w:r>
     </w:p>
     <w:p>
       <w:pPr/>
       <w:r>
         <w:rPr/>
-        <w:t xml:space="preserve">El análisis usa el diseño muestral vigente (IV-20 a II-26). Los tres primeros trimestres de 2020 solo existen en la muestra anterior; se presentan aparte y marcados, porque sus niveles no son comparables.</w:t>
+        <w:t xml:space="preserve">Todo el análisis usa el diseño muestral vigente de la encuesta, que el SIE de Banxico publica desde 2016. Así los cuatro trimestres de 2020 quedan en el mismo diseño que 2021-2026.</w:t>
       </w:r>
     </w:p>
     <w:p>
@@ -238,11 +238,11 @@
         <w:rPr>
           <w:b/>
         </w:rPr>
-        <w:t xml:space="preserve">El cambio. </w:t>
+        <w:t xml:space="preserve">El cambio de diseño. </w:t>
       </w:r>
       <w:r>
         <w:rPr/>
-        <w:t xml:space="preserve">Desde el comunicado de IV-22 (16-feb-2023) Banxico usa un diseño basado en los Censos Económicos 2019, con cuatro regiones, y recalculó la historia hasta IV-20. La muestra anterior tenía al menos 450 empresas.</w:t>
+        <w:t xml:space="preserve">Desde el comunicado de IV-22 (16-feb-2023) Banxico usa un diseño basado en los Censos Económicos 2019, con cuatro regiones. Los comunicados de 2020 a 2022 usaban la muestra anterior (al menos 450 empresas).</w:t>
       </w:r>
     </w:p>
     <w:p>
@@ -261,7 +261,7 @@
       </w:r>
       <w:r>
         <w:rPr/>
-        <w:t xml:space="preserve">Para los mismos trimestres, la muestra anterior da en promedio 5.8 pp más de crédito nuevo (rango 3.2 a 8.8) y 7.0 pp más de crédito vigente (4.1 a 10.9). IV-20 aparece en ambas: 16.8% en la anterior y 13.6% en la vigente.</w:t>
+        <w:t xml:space="preserve">Para los mismos trimestres, la muestra anterior da en promedio 6.8 pp más de crédito nuevo (rango 3.2 a 11.0) y 7.7 pp más de crédito vigente (4.1 a 10.9). Por eso las cifras de 2020 de los comunicados no se mezclan con las del SIE.</w:t>
       </w:r>
     </w:p>
     <w:p>
@@ -276,11 +276,11 @@
         <w:rPr>
           <w:b/>
         </w:rPr>
-        <w:t xml:space="preserve">Los cuatro trimestres de 2020. </w:t>
+        <w:t xml:space="preserve">Cómo se obtuvieron los datos del SIE. </w:t>
       </w:r>
       <w:r>
         <w:rPr/>
-        <w:t xml:space="preserve">I, II y III de 2020 vienen de la muestra anterior (24.2%, 21.6% y 19.0% de crédito nuevo); IV-20 tiene los dos valores. Sirven para la dirección de la pandemia, no para empalmar niveles.</w:t>
+        <w:t xml:space="preserve">El cuadro de la encuesta se descargó del SIE como variación anual. Cada nivel se calcula con un dato publicado del mismo trimestre de otro año; se comprobó contra 643 cifras publicadas y la diferencia máxima fue 0.004. Los niveles por tamaño del II-26 vienen de los cuadros del comunicado.</w:t>
       </w:r>
     </w:p>
     <w:p>
@@ -711,12 +711,104 @@
             <w:tcW w:type="dxa" w:w="2600"/>
           </w:tcPr>
           <w:p>
+            <w:pPr>
+              <w:keepNext/>
+            </w:pPr>
+            <w:r>
+              <w:rPr>
+                <w:b/>
+              </w:rPr>
+              <w:t xml:space="preserve">Destino: comercio exterior</w:t>
+            </w:r>
+          </w:p>
+        </w:tc>
+        <w:tc>
+          <w:tcPr>
+            <w:tcW w:type="dxa" w:w="4760"/>
+          </w:tcPr>
+          <w:p>
+            <w:pPr>
+              <w:keepNext/>
+            </w:pPr>
+            <w:r>
+              <w:rPr/>
+              <w:t xml:space="preserve">De quienes usaron crédito nuevo, % que lo destinó a operaciones de comercio exterior</w:t>
+            </w:r>
+          </w:p>
+        </w:tc>
+        <w:tc>
+          <w:tcPr>
+            <w:tcW w:type="dxa" w:w="2000"/>
+          </w:tcPr>
+          <w:p>
+            <w:pPr>
+              <w:keepNext/>
+            </w:pPr>
+            <w:r>
+              <w:rPr/>
+              <w:t xml:space="preserve">% de quienes usaron crédito</w:t>
+            </w:r>
+          </w:p>
+        </w:tc>
+      </w:tr>
+      <w:tr>
+        <w:tc>
+          <w:tcPr>
+            <w:tcW w:type="dxa" w:w="2600"/>
+          </w:tcPr>
+          <w:p>
+            <w:pPr>
+              <w:keepNext/>
+            </w:pPr>
+            <w:r>
+              <w:rPr>
+                <w:b/>
+              </w:rPr>
+              <w:t xml:space="preserve">Tasa objetivo</w:t>
+            </w:r>
+          </w:p>
+        </w:tc>
+        <w:tc>
+          <w:tcPr>
+            <w:tcW w:type="dxa" w:w="4760"/>
+          </w:tcPr>
+          <w:p>
+            <w:pPr>
+              <w:keepNext/>
+            </w:pPr>
+            <w:r>
+              <w:rPr/>
+              <w:t xml:space="preserve">Tasa de política de Banxico al cierre del trimestre</w:t>
+            </w:r>
+          </w:p>
+        </w:tc>
+        <w:tc>
+          <w:tcPr>
+            <w:tcW w:type="dxa" w:w="2000"/>
+          </w:tcPr>
+          <w:p>
+            <w:pPr>
+              <w:keepNext/>
+            </w:pPr>
+            <w:r>
+              <w:rPr/>
+              <w:t xml:space="preserve">% anual</w:t>
+            </w:r>
+          </w:p>
+        </w:tc>
+      </w:tr>
+      <w:tr>
+        <w:tc>
+          <w:tcPr>
+            <w:tcW w:type="dxa" w:w="2600"/>
+          </w:tcPr>
+          <w:p>
             <w:pPr/>
             <w:r>
               <w:rPr>
                 <w:b/>
               </w:rPr>
-              <w:t xml:space="preserve">Tasa objetivo y TIIE 28 días</w:t>
+              <w:t xml:space="preserve">TIIE 28 días y TIIE de fondeo</w:t>
             </w:r>
           </w:p>
         </w:tc>
@@ -728,7 +820,7 @@
             <w:pPr/>
             <w:r>
               <w:rPr/>
-              <w:t xml:space="preserve">Tasa de política de Banxico y tasa interbancaria de referencia, al cierre del trimestre</w:t>
+              <w:t xml:space="preserve">Tasas interbancarias de referencia: TIIE 28 al cierre y promedio del trimestre; TIIE de fondeo, promedio</w:t>
             </w:r>
           </w:p>
         </w:tc>
@@ -758,7 +850,7 @@
       </w:r>
       <w:r>
         <w:rPr/>
-        <w:t xml:space="preserve">No. Cada comunicado pregunta por lo que pasó en el trimestre de referencia, y el IV trimestre mide solo octubre-diciembre, no el año completo. En 2025, por ejemplo, el IV trimestre fue 15.3% y el promedio del año 13.8%. Por eso el dato anual de este informe es el promedio simple de los trimestres de cada año (Gráfica 2 y hoja Resumen anual).</w:t>
+        <w:t xml:space="preserve">No. Cada comunicado y cada serie del SIE reportan lo que pasó en el trimestre de referencia, y el IV trimestre mide solo octubre-diciembre, no el año completo. En 2025, por ejemplo, el IV trimestre fue 15.3% y el promedio del año 13.8%. Por eso el dato anual de este informe es el promedio simple de los trimestres de cada año (Gráfica 2 y hoja Resumen anual).</w:t>
       </w:r>
     </w:p>
     <w:p>
@@ -867,7 +959,7 @@
             </w:pPr>
             <w:r>
               <w:rPr/>
-              <w:t xml:space="preserve">Crédito nuevo: 15.4% (2023) a 12.2% (2026). Con crédito: 37.8% a 37.2%. En 2020 la caída fue por la pandemia.</w:t>
+              <w:t xml:space="preserve">Crédito nuevo: 15.4% (2023) a 12.2% (2026). Con crédito: 37.8% a 37.2%. En 2020 la caída fue por la pandemia (II-20: 10.6%).</w:t>
             </w:r>
           </w:p>
         </w:tc>
@@ -955,7 +1047,7 @@
             </w:pPr>
             <w:r>
               <w:rPr/>
-              <w:t xml:space="preserve">Crédito nuevo: 15.2% en la meseta vs 13.6% en recortes. Índice de tasas: 49.0 (III-25) a 39.4 (II-26).</w:t>
+              <w:t xml:space="preserve">TIIE 28: 11.40% (2023) a 6.97% (2026). Crédito nuevo: 15.2% en la meseta vs 13.6% en recortes. Índice de tasas: 49.0 (III-25) a 39.4 (II-26).</w:t>
             </w:r>
           </w:p>
         </w:tc>
@@ -969,7 +1061,7 @@
             </w:pPr>
             <w:r>
               <w:rPr/>
-              <w:t xml:space="preserve">Se sostiene en parte; falta la TIIE</w:t>
+              <w:t xml:space="preserve">Se sostiene en parte</w:t>
             </w:r>
           </w:p>
         </w:tc>
@@ -999,7 +1091,7 @@
             </w:pPr>
             <w:r>
               <w:rPr/>
-              <w:t xml:space="preserve">Rechazo: 23.4% en 2026 vs 6.4% en 2025. Por tamaño: sin dato.</w:t>
+              <w:t xml:space="preserve">Rechazo total: 23.4% en 2026 vs 6.4% en 2025. II-26: pymes 28.3%, grandes 3.1%.</w:t>
             </w:r>
           </w:p>
         </w:tc>
@@ -1013,7 +1105,7 @@
             </w:pPr>
             <w:r>
               <w:rPr/>
-              <w:t xml:space="preserve">Primera parte se sostiene; por tamaño, pendiente</w:t>
+              <w:t xml:space="preserve">Se sostiene</w:t>
             </w:r>
           </w:p>
         </w:tc>
@@ -1071,7 +1163,7 @@
             <w:pPr/>
             <w:r>
               <w:rPr/>
-              <w:t xml:space="preserve">H6. Las exportadoras tienen más acceso a crédito bancario que las no exportadoras.</w:t>
+              <w:t xml:space="preserve">H6. Las empresas ligadas al comercio exterior usan más el crédito bancario.</w:t>
             </w:r>
           </w:p>
         </w:tc>
@@ -1083,7 +1175,7 @@
             <w:pPr/>
             <w:r>
               <w:rPr/>
-              <w:t xml:space="preserve">Sin dato en las cifras capturadas (ver Componente de exportaciones).</w:t>
+              <w:t xml:space="preserve">El SIE no separa exportadoras. Del crédito nuevo, lo destinó a comercio exterior 0.9% de las grandes y 0.0% de las pymes (II-26).</w:t>
             </w:r>
           </w:p>
         </w:tc>
@@ -1095,7 +1187,7 @@
             <w:pPr/>
             <w:r>
               <w:rPr/>
-              <w:t xml:space="preserve">Pendiente</w:t>
+              <w:t xml:space="preserve">Parcial: con proxy</w:t>
             </w:r>
           </w:p>
         </w:tc>
@@ -1116,7 +1208,7 @@
       <w:pPr/>
       <w:r>
         <w:rPr/>
-        <w:t xml:space="preserve">Por año, el crédito nuevo pasó de 15.4% (2023) a 12.2% en el primer semestre de 2026: una tendencia de -1.0 pp por año desde I-23. Si se toma todo el periodo IV-20 a II-26 la recta es casi plana (-0.03 pp por año), porque 2021 fue muy bajo; la caída es de 2023 en adelante.</w:t>
+        <w:t xml:space="preserve">Por año, el crédito nuevo pasó de 15.4% (2023) a 12.2% en el primer semestre de 2026: una tendencia de -1.0 pp por año desde I-23. Si se toma todo el periodo I-20 a II-26 la recta es casi plana (+0.08 pp por año), porque 2020 y 2021 fueron bajos; la caída es de 2023 en adelante.</w:t>
       </w:r>
     </w:p>
     <w:p>
@@ -1172,7 +1264,7 @@
         <w:rPr>
           <w:sz w:val="18"/>
         </w:rPr>
-        <w:t xml:space="preserve">Banxico, comunicados de la Encuesta de Evaluación Coyuntural del Mercado Crediticio: muestra anterior (I-2020 a II-2022) y diseño vigente (IV-2020 a II-2026). Tendencia: mínimos cuadrados, I-23 a II-26. Datos: Excel, hoja Serie completa 2020-2026.</w:t>
+        <w:t xml:space="preserve">Banxico, SIE (diseño vigente, I-2020 a II-2026) y comunicados de la muestra anterior (I-2020 a II-2022, solo referencia). Tendencia: mínimos cuadrados, I-23 a II-26. Datos: Excel, hoja Serie completa 2020-2026.</w:t>
       </w:r>
     </w:p>
     <w:p>
@@ -1198,11 +1290,12 @@
         <w:tblLook w:val="0420" w:firstRow="1" w:lastRow="0" w:firstColumn="0" w:lastColumn="0" w:noHBand="0" w:noVBand="1"/>
       </w:tblPr>
       <w:tblGrid>
-        <w:gridCol w:w="3060"/>
-        <w:gridCol w:w="1200"/>
-        <w:gridCol w:w="1900"/>
-        <w:gridCol w:w="1400"/>
-        <w:gridCol w:w="1800"/>
+        <w:gridCol w:w="2410"/>
+        <w:gridCol w:w="1250"/>
+        <w:gridCol w:w="1700"/>
+        <w:gridCol w:w="1300"/>
+        <w:gridCol w:w="1600"/>
+        <w:gridCol w:w="1100"/>
       </w:tblGrid>
       <w:tr>
         <w:trPr>
@@ -1210,7 +1303,7 @@
         </w:trPr>
         <w:tc>
           <w:tcPr>
-            <w:tcW w:type="dxa" w:w="3060"/>
+            <w:tcW w:type="dxa" w:w="2410"/>
             <w:shd w:val="clear" w:color="auto" w:fill="F2F2F2"/>
           </w:tcPr>
           <w:p>
@@ -1225,7 +1318,7 @@
         </w:tc>
         <w:tc>
           <w:tcPr>
-            <w:tcW w:type="dxa" w:w="1200"/>
+            <w:tcW w:type="dxa" w:w="1250"/>
             <w:shd w:val="clear" w:color="auto" w:fill="F2F2F2"/>
           </w:tcPr>
           <w:p>
@@ -1240,7 +1333,7 @@
         </w:tc>
         <w:tc>
           <w:tcPr>
-            <w:tcW w:type="dxa" w:w="1900"/>
+            <w:tcW w:type="dxa" w:w="1700"/>
             <w:shd w:val="clear" w:color="auto" w:fill="F2F2F2"/>
           </w:tcPr>
           <w:p>
@@ -1255,7 +1348,7 @@
         </w:tc>
         <w:tc>
           <w:tcPr>
-            <w:tcW w:type="dxa" w:w="1400"/>
+            <w:tcW w:type="dxa" w:w="1300"/>
             <w:shd w:val="clear" w:color="auto" w:fill="F2F2F2"/>
           </w:tcPr>
           <w:p>
@@ -1270,7 +1363,7 @@
         </w:tc>
         <w:tc>
           <w:tcPr>
-            <w:tcW w:type="dxa" w:w="1800"/>
+            <w:tcW w:type="dxa" w:w="1600"/>
             <w:shd w:val="clear" w:color="auto" w:fill="F2F2F2"/>
           </w:tcPr>
           <w:p>
@@ -1283,11 +1376,26 @@
             </w:r>
           </w:p>
         </w:tc>
-      </w:tr>
-      <w:tr>
-        <w:tc>
-          <w:tcPr>
-            <w:tcW w:type="dxa" w:w="3060"/>
+        <w:tc>
+          <w:tcPr>
+            <w:tcW w:type="dxa" w:w="1100"/>
+            <w:shd w:val="clear" w:color="auto" w:fill="F2F2F2"/>
+          </w:tcPr>
+          <w:p>
+            <w:pPr>
+              <w:keepNext/>
+            </w:pPr>
+            <w:r>
+              <w:rPr/>
+              <w:t xml:space="preserve">TIIE 28 días, promedio (%)</w:t>
+            </w:r>
+          </w:p>
+        </w:tc>
+      </w:tr>
+      <w:tr>
+        <w:tc>
+          <w:tcPr>
+            <w:tcW w:type="dxa" w:w="2410"/>
           </w:tcPr>
           <w:p>
             <w:pPr>
@@ -1297,13 +1405,13 @@
               <w:rPr>
                 <w:b/>
               </w:rPr>
-              <w:t xml:space="preserve">2020 · muestra anterior (I-IV)</w:t>
-            </w:r>
-          </w:p>
-        </w:tc>
-        <w:tc>
-          <w:tcPr>
-            <w:tcW w:type="dxa" w:w="1200"/>
+              <w:t xml:space="preserve">2020</w:t>
+            </w:r>
+          </w:p>
+        </w:tc>
+        <w:tc>
+          <w:tcPr>
+            <w:tcW w:type="dxa" w:w="1250"/>
           </w:tcPr>
           <w:p>
             <w:pPr>
@@ -1317,51 +1425,65 @@
         </w:tc>
         <w:tc>
           <w:tcPr>
-            <w:tcW w:type="dxa" w:w="1900"/>
-          </w:tcPr>
-          <w:p>
-            <w:pPr>
-              <w:keepNext/>
-            </w:pPr>
-            <w:r>
-              <w:rPr/>
-              <w:t xml:space="preserve">20.4</w:t>
-            </w:r>
-          </w:p>
-        </w:tc>
-        <w:tc>
-          <w:tcPr>
-            <w:tcW w:type="dxa" w:w="1400"/>
-          </w:tcPr>
-          <w:p>
-            <w:pPr>
-              <w:keepNext/>
-            </w:pPr>
-            <w:r>
-              <w:rPr/>
-              <w:t xml:space="preserve">16.8</w:t>
-            </w:r>
-          </w:p>
-        </w:tc>
-        <w:tc>
-          <w:tcPr>
-            <w:tcW w:type="dxa" w:w="1800"/>
-          </w:tcPr>
-          <w:p>
-            <w:pPr>
-              <w:keepNext/>
-            </w:pPr>
-            <w:r>
-              <w:rPr/>
-              <w:t xml:space="preserve">46.5</w:t>
-            </w:r>
-          </w:p>
-        </w:tc>
-      </w:tr>
-      <w:tr>
-        <w:tc>
-          <w:tcPr>
-            <w:tcW w:type="dxa" w:w="3060"/>
+            <w:tcW w:type="dxa" w:w="1700"/>
+          </w:tcPr>
+          <w:p>
+            <w:pPr>
+              <w:keepNext/>
+            </w:pPr>
+            <w:r>
+              <w:rPr/>
+              <w:t xml:space="preserve">13.0</w:t>
+            </w:r>
+          </w:p>
+        </w:tc>
+        <w:tc>
+          <w:tcPr>
+            <w:tcW w:type="dxa" w:w="1300"/>
+          </w:tcPr>
+          <w:p>
+            <w:pPr>
+              <w:keepNext/>
+            </w:pPr>
+            <w:r>
+              <w:rPr/>
+              <w:t xml:space="preserve">13.6</w:t>
+            </w:r>
+          </w:p>
+        </w:tc>
+        <w:tc>
+          <w:tcPr>
+            <w:tcW w:type="dxa" w:w="1600"/>
+          </w:tcPr>
+          <w:p>
+            <w:pPr>
+              <w:keepNext/>
+            </w:pPr>
+            <w:r>
+              <w:rPr/>
+              <w:t xml:space="preserve">38.3</w:t>
+            </w:r>
+          </w:p>
+        </w:tc>
+        <w:tc>
+          <w:tcPr>
+            <w:tcW w:type="dxa" w:w="1100"/>
+          </w:tcPr>
+          <w:p>
+            <w:pPr>
+              <w:keepNext/>
+            </w:pPr>
+            <w:r>
+              <w:rPr/>
+              <w:t xml:space="preserve">5.72</w:t>
+            </w:r>
+          </w:p>
+        </w:tc>
+      </w:tr>
+      <w:tr>
+        <w:tc>
+          <w:tcPr>
+            <w:tcW w:type="dxa" w:w="2410"/>
           </w:tcPr>
           <w:p>
             <w:pPr>
@@ -1371,71 +1493,85 @@
               <w:rPr>
                 <w:b/>
               </w:rPr>
-              <w:t xml:space="preserve">2020 · diseño vigente (solo IV)</w:t>
-            </w:r>
-          </w:p>
-        </w:tc>
-        <w:tc>
-          <w:tcPr>
-            <w:tcW w:type="dxa" w:w="1200"/>
-          </w:tcPr>
-          <w:p>
-            <w:pPr>
-              <w:keepNext/>
-            </w:pPr>
-            <w:r>
-              <w:rPr/>
-              <w:t xml:space="preserve">1</w:t>
-            </w:r>
-          </w:p>
-        </w:tc>
-        <w:tc>
-          <w:tcPr>
-            <w:tcW w:type="dxa" w:w="1900"/>
-          </w:tcPr>
-          <w:p>
-            <w:pPr>
-              <w:keepNext/>
-            </w:pPr>
-            <w:r>
-              <w:rPr/>
-              <w:t xml:space="preserve">13.6</w:t>
-            </w:r>
-          </w:p>
-        </w:tc>
-        <w:tc>
-          <w:tcPr>
-            <w:tcW w:type="dxa" w:w="1400"/>
-          </w:tcPr>
-          <w:p>
-            <w:pPr>
-              <w:keepNext/>
-            </w:pPr>
-            <w:r>
-              <w:rPr/>
-              <w:t xml:space="preserve">13.6</w:t>
-            </w:r>
-          </w:p>
-        </w:tc>
-        <w:tc>
-          <w:tcPr>
-            <w:tcW w:type="dxa" w:w="1800"/>
-          </w:tcPr>
-          <w:p>
-            <w:pPr>
-              <w:keepNext/>
-            </w:pPr>
-            <w:r>
-              <w:rPr/>
-              <w:t xml:space="preserve">39.7</w:t>
-            </w:r>
-          </w:p>
-        </w:tc>
-      </w:tr>
-      <w:tr>
-        <w:tc>
-          <w:tcPr>
-            <w:tcW w:type="dxa" w:w="3060"/>
+              <w:t xml:space="preserve">2021</w:t>
+            </w:r>
+          </w:p>
+        </w:tc>
+        <w:tc>
+          <w:tcPr>
+            <w:tcW w:type="dxa" w:w="1250"/>
+          </w:tcPr>
+          <w:p>
+            <w:pPr>
+              <w:keepNext/>
+            </w:pPr>
+            <w:r>
+              <w:rPr/>
+              <w:t xml:space="preserve">4</w:t>
+            </w:r>
+          </w:p>
+        </w:tc>
+        <w:tc>
+          <w:tcPr>
+            <w:tcW w:type="dxa" w:w="1700"/>
+          </w:tcPr>
+          <w:p>
+            <w:pPr>
+              <w:keepNext/>
+            </w:pPr>
+            <w:r>
+              <w:rPr/>
+              <w:t xml:space="preserve">11.8</w:t>
+            </w:r>
+          </w:p>
+        </w:tc>
+        <w:tc>
+          <w:tcPr>
+            <w:tcW w:type="dxa" w:w="1300"/>
+          </w:tcPr>
+          <w:p>
+            <w:pPr>
+              <w:keepNext/>
+            </w:pPr>
+            <w:r>
+              <w:rPr/>
+              <w:t xml:space="preserve">9.0</w:t>
+            </w:r>
+          </w:p>
+        </w:tc>
+        <w:tc>
+          <w:tcPr>
+            <w:tcW w:type="dxa" w:w="1600"/>
+          </w:tcPr>
+          <w:p>
+            <w:pPr>
+              <w:keepNext/>
+            </w:pPr>
+            <w:r>
+              <w:rPr/>
+              <w:t xml:space="preserve">37.7</w:t>
+            </w:r>
+          </w:p>
+        </w:tc>
+        <w:tc>
+          <w:tcPr>
+            <w:tcW w:type="dxa" w:w="1100"/>
+          </w:tcPr>
+          <w:p>
+            <w:pPr>
+              <w:keepNext/>
+            </w:pPr>
+            <w:r>
+              <w:rPr/>
+              <w:t xml:space="preserve">4.62</w:t>
+            </w:r>
+          </w:p>
+        </w:tc>
+      </w:tr>
+      <w:tr>
+        <w:tc>
+          <w:tcPr>
+            <w:tcW w:type="dxa" w:w="2410"/>
           </w:tcPr>
           <w:p>
             <w:pPr>
@@ -1445,13 +1581,13 @@
               <w:rPr>
                 <w:b/>
               </w:rPr>
-              <w:t xml:space="preserve">2021</w:t>
-            </w:r>
-          </w:p>
-        </w:tc>
-        <w:tc>
-          <w:tcPr>
-            <w:tcW w:type="dxa" w:w="1200"/>
+              <w:t xml:space="preserve">2022</w:t>
+            </w:r>
+          </w:p>
+        </w:tc>
+        <w:tc>
+          <w:tcPr>
+            <w:tcW w:type="dxa" w:w="1250"/>
           </w:tcPr>
           <w:p>
             <w:pPr>
@@ -1465,51 +1601,65 @@
         </w:tc>
         <w:tc>
           <w:tcPr>
-            <w:tcW w:type="dxa" w:w="1900"/>
-          </w:tcPr>
-          <w:p>
-            <w:pPr>
-              <w:keepNext/>
-            </w:pPr>
-            <w:r>
-              <w:rPr/>
-              <w:t xml:space="preserve">11.8</w:t>
-            </w:r>
-          </w:p>
-        </w:tc>
-        <w:tc>
-          <w:tcPr>
-            <w:tcW w:type="dxa" w:w="1400"/>
-          </w:tcPr>
-          <w:p>
-            <w:pPr>
-              <w:keepNext/>
-            </w:pPr>
-            <w:r>
-              <w:rPr/>
-              <w:t xml:space="preserve">9.0</w:t>
-            </w:r>
-          </w:p>
-        </w:tc>
-        <w:tc>
-          <w:tcPr>
-            <w:tcW w:type="dxa" w:w="1800"/>
-          </w:tcPr>
-          <w:p>
-            <w:pPr>
-              <w:keepNext/>
-            </w:pPr>
-            <w:r>
-              <w:rPr/>
-              <w:t xml:space="preserve">37.7</w:t>
-            </w:r>
-          </w:p>
-        </w:tc>
-      </w:tr>
-      <w:tr>
-        <w:tc>
-          <w:tcPr>
-            <w:tcW w:type="dxa" w:w="3060"/>
+            <w:tcW w:type="dxa" w:w="1700"/>
+          </w:tcPr>
+          <w:p>
+            <w:pPr>
+              <w:keepNext/>
+            </w:pPr>
+            <w:r>
+              <w:rPr/>
+              <w:t xml:space="preserve">15.4</w:t>
+            </w:r>
+          </w:p>
+        </w:tc>
+        <w:tc>
+          <w:tcPr>
+            <w:tcW w:type="dxa" w:w="1300"/>
+          </w:tcPr>
+          <w:p>
+            <w:pPr>
+              <w:keepNext/>
+            </w:pPr>
+            <w:r>
+              <w:rPr/>
+              <w:t xml:space="preserve">13.8</w:t>
+            </w:r>
+          </w:p>
+        </w:tc>
+        <w:tc>
+          <w:tcPr>
+            <w:tcW w:type="dxa" w:w="1600"/>
+          </w:tcPr>
+          <w:p>
+            <w:pPr>
+              <w:keepNext/>
+            </w:pPr>
+            <w:r>
+              <w:rPr/>
+              <w:t xml:space="preserve">39.3</w:t>
+            </w:r>
+          </w:p>
+        </w:tc>
+        <w:tc>
+          <w:tcPr>
+            <w:tcW w:type="dxa" w:w="1100"/>
+          </w:tcPr>
+          <w:p>
+            <w:pPr>
+              <w:keepNext/>
+            </w:pPr>
+            <w:r>
+              <w:rPr/>
+              <w:t xml:space="preserve">7.90</w:t>
+            </w:r>
+          </w:p>
+        </w:tc>
+      </w:tr>
+      <w:tr>
+        <w:tc>
+          <w:tcPr>
+            <w:tcW w:type="dxa" w:w="2410"/>
           </w:tcPr>
           <w:p>
             <w:pPr>
@@ -1519,13 +1669,13 @@
               <w:rPr>
                 <w:b/>
               </w:rPr>
-              <w:t xml:space="preserve">2022</w:t>
-            </w:r>
-          </w:p>
-        </w:tc>
-        <w:tc>
-          <w:tcPr>
-            <w:tcW w:type="dxa" w:w="1200"/>
+              <w:t xml:space="preserve">2023</w:t>
+            </w:r>
+          </w:p>
+        </w:tc>
+        <w:tc>
+          <w:tcPr>
+            <w:tcW w:type="dxa" w:w="1250"/>
           </w:tcPr>
           <w:p>
             <w:pPr>
@@ -1539,7 +1689,7 @@
         </w:tc>
         <w:tc>
           <w:tcPr>
-            <w:tcW w:type="dxa" w:w="1900"/>
+            <w:tcW w:type="dxa" w:w="1700"/>
           </w:tcPr>
           <w:p>
             <w:pPr>
@@ -1553,7 +1703,169 @@
         </w:tc>
         <w:tc>
           <w:tcPr>
-            <w:tcW w:type="dxa" w:w="1400"/>
+            <w:tcW w:type="dxa" w:w="1300"/>
+          </w:tcPr>
+          <w:p>
+            <w:pPr>
+              <w:keepNext/>
+            </w:pPr>
+            <w:r>
+              <w:rPr/>
+              <w:t xml:space="preserve">15.6</w:t>
+            </w:r>
+          </w:p>
+        </w:tc>
+        <w:tc>
+          <w:tcPr>
+            <w:tcW w:type="dxa" w:w="1600"/>
+          </w:tcPr>
+          <w:p>
+            <w:pPr>
+              <w:keepNext/>
+            </w:pPr>
+            <w:r>
+              <w:rPr/>
+              <w:t xml:space="preserve">37.8</w:t>
+            </w:r>
+          </w:p>
+        </w:tc>
+        <w:tc>
+          <w:tcPr>
+            <w:tcW w:type="dxa" w:w="1100"/>
+          </w:tcPr>
+          <w:p>
+            <w:pPr>
+              <w:keepNext/>
+            </w:pPr>
+            <w:r>
+              <w:rPr/>
+              <w:t xml:space="preserve">11.40</w:t>
+            </w:r>
+          </w:p>
+        </w:tc>
+      </w:tr>
+      <w:tr>
+        <w:tc>
+          <w:tcPr>
+            <w:tcW w:type="dxa" w:w="2410"/>
+          </w:tcPr>
+          <w:p>
+            <w:pPr>
+              <w:keepNext/>
+            </w:pPr>
+            <w:r>
+              <w:rPr>
+                <w:b/>
+              </w:rPr>
+              <w:t xml:space="preserve">2024</w:t>
+            </w:r>
+          </w:p>
+        </w:tc>
+        <w:tc>
+          <w:tcPr>
+            <w:tcW w:type="dxa" w:w="1250"/>
+          </w:tcPr>
+          <w:p>
+            <w:pPr>
+              <w:keepNext/>
+            </w:pPr>
+            <w:r>
+              <w:rPr/>
+              <w:t xml:space="preserve">4</w:t>
+            </w:r>
+          </w:p>
+        </w:tc>
+        <w:tc>
+          <w:tcPr>
+            <w:tcW w:type="dxa" w:w="1700"/>
+          </w:tcPr>
+          <w:p>
+            <w:pPr>
+              <w:keepNext/>
+            </w:pPr>
+            <w:r>
+              <w:rPr/>
+              <w:t xml:space="preserve">14.1</w:t>
+            </w:r>
+          </w:p>
+        </w:tc>
+        <w:tc>
+          <w:tcPr>
+            <w:tcW w:type="dxa" w:w="1300"/>
+          </w:tcPr>
+          <w:p>
+            <w:pPr>
+              <w:keepNext/>
+            </w:pPr>
+            <w:r>
+              <w:rPr/>
+              <w:t xml:space="preserve">12.1</w:t>
+            </w:r>
+          </w:p>
+        </w:tc>
+        <w:tc>
+          <w:tcPr>
+            <w:tcW w:type="dxa" w:w="1600"/>
+          </w:tcPr>
+          <w:p>
+            <w:pPr>
+              <w:keepNext/>
+            </w:pPr>
+            <w:r>
+              <w:rPr/>
+              <w:t xml:space="preserve">39.0</w:t>
+            </w:r>
+          </w:p>
+        </w:tc>
+        <w:tc>
+          <w:tcPr>
+            <w:tcW w:type="dxa" w:w="1100"/>
+          </w:tcPr>
+          <w:p>
+            <w:pPr>
+              <w:keepNext/>
+            </w:pPr>
+            <w:r>
+              <w:rPr/>
+              <w:t xml:space="preserve">11.10</w:t>
+            </w:r>
+          </w:p>
+        </w:tc>
+      </w:tr>
+      <w:tr>
+        <w:tc>
+          <w:tcPr>
+            <w:tcW w:type="dxa" w:w="2410"/>
+          </w:tcPr>
+          <w:p>
+            <w:pPr>
+              <w:keepNext/>
+            </w:pPr>
+            <w:r>
+              <w:rPr>
+                <w:b/>
+              </w:rPr>
+              <w:t xml:space="preserve">2025</w:t>
+            </w:r>
+          </w:p>
+        </w:tc>
+        <w:tc>
+          <w:tcPr>
+            <w:tcW w:type="dxa" w:w="1250"/>
+          </w:tcPr>
+          <w:p>
+            <w:pPr>
+              <w:keepNext/>
+            </w:pPr>
+            <w:r>
+              <w:rPr/>
+              <w:t xml:space="preserve">4</w:t>
+            </w:r>
+          </w:p>
+        </w:tc>
+        <w:tc>
+          <w:tcPr>
+            <w:tcW w:type="dxa" w:w="1700"/>
           </w:tcPr>
           <w:p>
             <w:pPr>
@@ -1567,301 +1879,119 @@
         </w:tc>
         <w:tc>
           <w:tcPr>
-            <w:tcW w:type="dxa" w:w="1800"/>
-          </w:tcPr>
-          <w:p>
-            <w:pPr>
-              <w:keepNext/>
-            </w:pPr>
-            <w:r>
-              <w:rPr/>
-              <w:t xml:space="preserve">39.3</w:t>
-            </w:r>
-          </w:p>
-        </w:tc>
-      </w:tr>
-      <w:tr>
-        <w:tc>
-          <w:tcPr>
-            <w:tcW w:type="dxa" w:w="3060"/>
-          </w:tcPr>
-          <w:p>
-            <w:pPr>
-              <w:keepNext/>
-            </w:pPr>
+            <w:tcW w:type="dxa" w:w="1300"/>
+          </w:tcPr>
+          <w:p>
+            <w:pPr>
+              <w:keepNext/>
+            </w:pPr>
+            <w:r>
+              <w:rPr/>
+              <w:t xml:space="preserve">15.3</w:t>
+            </w:r>
+          </w:p>
+        </w:tc>
+        <w:tc>
+          <w:tcPr>
+            <w:tcW w:type="dxa" w:w="1600"/>
+          </w:tcPr>
+          <w:p>
+            <w:pPr>
+              <w:keepNext/>
+            </w:pPr>
+            <w:r>
+              <w:rPr/>
+              <w:t xml:space="preserve">37.3</w:t>
+            </w:r>
+          </w:p>
+        </w:tc>
+        <w:tc>
+          <w:tcPr>
+            <w:tcW w:type="dxa" w:w="1100"/>
+          </w:tcPr>
+          <w:p>
+            <w:pPr>
+              <w:keepNext/>
+            </w:pPr>
+            <w:r>
+              <w:rPr/>
+              <w:t xml:space="preserve">8.69</w:t>
+            </w:r>
+          </w:p>
+        </w:tc>
+      </w:tr>
+      <w:tr>
+        <w:tc>
+          <w:tcPr>
+            <w:tcW w:type="dxa" w:w="2410"/>
+          </w:tcPr>
+          <w:p>
+            <w:pPr/>
             <w:r>
               <w:rPr>
                 <w:b/>
               </w:rPr>
-              <w:t xml:space="preserve">2023</w:t>
-            </w:r>
-          </w:p>
-        </w:tc>
-        <w:tc>
-          <w:tcPr>
-            <w:tcW w:type="dxa" w:w="1200"/>
-          </w:tcPr>
-          <w:p>
-            <w:pPr>
-              <w:keepNext/>
-            </w:pPr>
-            <w:r>
-              <w:rPr/>
-              <w:t xml:space="preserve">4</w:t>
-            </w:r>
-          </w:p>
-        </w:tc>
-        <w:tc>
-          <w:tcPr>
-            <w:tcW w:type="dxa" w:w="1900"/>
-          </w:tcPr>
-          <w:p>
-            <w:pPr>
-              <w:keepNext/>
-            </w:pPr>
-            <w:r>
-              <w:rPr/>
-              <w:t xml:space="preserve">15.4</w:t>
-            </w:r>
-          </w:p>
-        </w:tc>
-        <w:tc>
-          <w:tcPr>
-            <w:tcW w:type="dxa" w:w="1400"/>
-          </w:tcPr>
-          <w:p>
-            <w:pPr>
-              <w:keepNext/>
-            </w:pPr>
-            <w:r>
-              <w:rPr/>
-              <w:t xml:space="preserve">15.6</w:t>
-            </w:r>
-          </w:p>
-        </w:tc>
-        <w:tc>
-          <w:tcPr>
-            <w:tcW w:type="dxa" w:w="1800"/>
-          </w:tcPr>
-          <w:p>
-            <w:pPr>
-              <w:keepNext/>
-            </w:pPr>
-            <w:r>
-              <w:rPr/>
-              <w:t xml:space="preserve">37.8</w:t>
-            </w:r>
-          </w:p>
-        </w:tc>
-      </w:tr>
-      <w:tr>
-        <w:tc>
-          <w:tcPr>
-            <w:tcW w:type="dxa" w:w="3060"/>
-          </w:tcPr>
-          <w:p>
-            <w:pPr>
-              <w:keepNext/>
-            </w:pPr>
-            <w:r>
-              <w:rPr>
-                <w:b/>
-              </w:rPr>
-              <w:t xml:space="preserve">2024</w:t>
-            </w:r>
-          </w:p>
-        </w:tc>
-        <w:tc>
-          <w:tcPr>
-            <w:tcW w:type="dxa" w:w="1200"/>
-          </w:tcPr>
-          <w:p>
-            <w:pPr>
-              <w:keepNext/>
-            </w:pPr>
-            <w:r>
-              <w:rPr/>
-              <w:t xml:space="preserve">4</w:t>
-            </w:r>
-          </w:p>
-        </w:tc>
-        <w:tc>
-          <w:tcPr>
-            <w:tcW w:type="dxa" w:w="1900"/>
-          </w:tcPr>
-          <w:p>
-            <w:pPr>
-              <w:keepNext/>
-            </w:pPr>
-            <w:r>
-              <w:rPr/>
-              <w:t xml:space="preserve">14.1</w:t>
-            </w:r>
-          </w:p>
-        </w:tc>
-        <w:tc>
-          <w:tcPr>
-            <w:tcW w:type="dxa" w:w="1400"/>
-          </w:tcPr>
-          <w:p>
-            <w:pPr>
-              <w:keepNext/>
-            </w:pPr>
-            <w:r>
-              <w:rPr/>
-              <w:t xml:space="preserve">12.1</w:t>
-            </w:r>
-          </w:p>
-        </w:tc>
-        <w:tc>
-          <w:tcPr>
-            <w:tcW w:type="dxa" w:w="1800"/>
-          </w:tcPr>
-          <w:p>
-            <w:pPr>
-              <w:keepNext/>
-            </w:pPr>
-            <w:r>
-              <w:rPr/>
-              <w:t xml:space="preserve">39.0</w:t>
-            </w:r>
-          </w:p>
-        </w:tc>
-      </w:tr>
-      <w:tr>
-        <w:tc>
-          <w:tcPr>
-            <w:tcW w:type="dxa" w:w="3060"/>
-          </w:tcPr>
-          <w:p>
-            <w:pPr>
-              <w:keepNext/>
-            </w:pPr>
-            <w:r>
-              <w:rPr>
-                <w:b/>
-              </w:rPr>
-              <w:t xml:space="preserve">2025</w:t>
-            </w:r>
-          </w:p>
-        </w:tc>
-        <w:tc>
-          <w:tcPr>
-            <w:tcW w:type="dxa" w:w="1200"/>
-          </w:tcPr>
-          <w:p>
-            <w:pPr>
-              <w:keepNext/>
-            </w:pPr>
-            <w:r>
-              <w:rPr/>
-              <w:t xml:space="preserve">4</w:t>
-            </w:r>
-          </w:p>
-        </w:tc>
-        <w:tc>
-          <w:tcPr>
-            <w:tcW w:type="dxa" w:w="1900"/>
-          </w:tcPr>
-          <w:p>
-            <w:pPr>
-              <w:keepNext/>
-            </w:pPr>
-            <w:r>
-              <w:rPr/>
-              <w:t xml:space="preserve">13.8</w:t>
-            </w:r>
-          </w:p>
-        </w:tc>
-        <w:tc>
-          <w:tcPr>
-            <w:tcW w:type="dxa" w:w="1400"/>
-          </w:tcPr>
-          <w:p>
-            <w:pPr>
-              <w:keepNext/>
-            </w:pPr>
-            <w:r>
-              <w:rPr/>
-              <w:t xml:space="preserve">15.3</w:t>
-            </w:r>
-          </w:p>
-        </w:tc>
-        <w:tc>
-          <w:tcPr>
-            <w:tcW w:type="dxa" w:w="1800"/>
-          </w:tcPr>
-          <w:p>
-            <w:pPr>
-              <w:keepNext/>
-            </w:pPr>
-            <w:r>
-              <w:rPr/>
-              <w:t xml:space="preserve">37.3</w:t>
-            </w:r>
-          </w:p>
-        </w:tc>
-      </w:tr>
-      <w:tr>
-        <w:tc>
-          <w:tcPr>
-            <w:tcW w:type="dxa" w:w="3060"/>
+              <w:t xml:space="preserve">2026 · I y II (III pendiente)</w:t>
+            </w:r>
+          </w:p>
+        </w:tc>
+        <w:tc>
+          <w:tcPr>
+            <w:tcW w:type="dxa" w:w="1250"/>
           </w:tcPr>
           <w:p>
             <w:pPr/>
             <w:r>
-              <w:rPr>
-                <w:b/>
-              </w:rPr>
-              <w:t xml:space="preserve">2026 · I y II (III pendiente)</w:t>
-            </w:r>
-          </w:p>
-        </w:tc>
-        <w:tc>
-          <w:tcPr>
-            <w:tcW w:type="dxa" w:w="1200"/>
+              <w:rPr/>
+              <w:t xml:space="preserve">2</w:t>
+            </w:r>
+          </w:p>
+        </w:tc>
+        <w:tc>
+          <w:tcPr>
+            <w:tcW w:type="dxa" w:w="1700"/>
           </w:tcPr>
           <w:p>
             <w:pPr/>
             <w:r>
               <w:rPr/>
-              <w:t xml:space="preserve">2</w:t>
-            </w:r>
-          </w:p>
-        </w:tc>
-        <w:tc>
-          <w:tcPr>
-            <w:tcW w:type="dxa" w:w="1900"/>
+              <w:t xml:space="preserve">12.2</w:t>
+            </w:r>
+          </w:p>
+        </w:tc>
+        <w:tc>
+          <w:tcPr>
+            <w:tcW w:type="dxa" w:w="1300"/>
           </w:tcPr>
           <w:p>
             <w:pPr/>
             <w:r>
               <w:rPr/>
-              <w:t xml:space="preserve">12.2</w:t>
-            </w:r>
-          </w:p>
-        </w:tc>
-        <w:tc>
-          <w:tcPr>
-            <w:tcW w:type="dxa" w:w="1400"/>
+              <w:t xml:space="preserve">n.d.</w:t>
+            </w:r>
+          </w:p>
+        </w:tc>
+        <w:tc>
+          <w:tcPr>
+            <w:tcW w:type="dxa" w:w="1600"/>
           </w:tcPr>
           <w:p>
             <w:pPr/>
             <w:r>
               <w:rPr/>
-              <w:t xml:space="preserve">n.d.</w:t>
-            </w:r>
-          </w:p>
-        </w:tc>
-        <w:tc>
-          <w:tcPr>
-            <w:tcW w:type="dxa" w:w="1800"/>
+              <w:t xml:space="preserve">37.2</w:t>
+            </w:r>
+          </w:p>
+        </w:tc>
+        <w:tc>
+          <w:tcPr>
+            <w:tcW w:type="dxa" w:w="1100"/>
           </w:tcPr>
           <w:p>
             <w:pPr/>
             <w:r>
               <w:rPr/>
-              <w:t xml:space="preserve">37.2</w:t>
+              <w:t xml:space="preserve">6.97</w:t>
             </w:r>
           </w:p>
         </w:tc>
@@ -1921,7 +2051,7 @@
         <w:rPr>
           <w:sz w:val="18"/>
         </w:rPr>
-        <w:t xml:space="preserve">Banxico, comunicados de la encuesta (muestra anterior para 2020 I-IV; diseño vigente IV-2020 a II-2026). Promedio simple de trimestres. Datos: Excel, hoja Resumen anual.</w:t>
+        <w:t xml:space="preserve">Banxico, SIE y comunicados de la encuesta, diseño vigente I-2020 a II-2026. Promedio simple de trimestres. Datos: Excel, hoja Resumen anual.</w:t>
       </w:r>
     </w:p>
     <w:p>
@@ -1936,7 +2066,7 @@
       </w:r>
       <w:r>
         <w:rPr/>
-        <w:t xml:space="preserve">Los tres primeros trimestres solo existen en la muestra anterior.</w:t>
+        <w:t xml:space="preserve">Diseño vigente del SIE; la última columna es lo que decía la muestra anterior en los comunicados de esos años.</w:t>
       </w:r>
     </w:p>
     <w:tbl>
@@ -1947,13 +2077,14 @@
         <w:tblLook w:val="0420" w:firstRow="1" w:lastRow="0" w:firstColumn="0" w:lastColumn="0" w:noHBand="0" w:noVBand="1"/>
       </w:tblPr>
       <w:tblGrid>
-        <w:gridCol w:w="1200"/>
-        <w:gridCol w:w="1300"/>
-        <w:gridCol w:w="1400"/>
-        <w:gridCol w:w="1400"/>
-        <w:gridCol w:w="1300"/>
-        <w:gridCol w:w="1400"/>
-        <w:gridCol w:w="1360"/>
+        <w:gridCol w:w="1250"/>
+        <w:gridCol w:w="1100"/>
+        <w:gridCol w:w="1100"/>
+        <w:gridCol w:w="1100"/>
+        <w:gridCol w:w="1100"/>
+        <w:gridCol w:w="1100"/>
+        <w:gridCol w:w="1180"/>
+        <w:gridCol w:w="1430"/>
       </w:tblGrid>
       <w:tr>
         <w:trPr>
@@ -1961,7 +2092,7 @@
         </w:trPr>
         <w:tc>
           <w:tcPr>
-            <w:tcW w:type="dxa" w:w="1200"/>
+            <w:tcW w:type="dxa" w:w="1250"/>
             <w:shd w:val="clear" w:color="auto" w:fill="F2F2F2"/>
           </w:tcPr>
           <w:p>
@@ -1976,7 +2107,7 @@
         </w:tc>
         <w:tc>
           <w:tcPr>
-            <w:tcW w:type="dxa" w:w="1300"/>
+            <w:tcW w:type="dxa" w:w="1100"/>
             <w:shd w:val="clear" w:color="auto" w:fill="F2F2F2"/>
           </w:tcPr>
           <w:p>
@@ -1985,13 +2116,13 @@
             </w:pPr>
             <w:r>
               <w:rPr/>
-              <w:t xml:space="preserve">Muestra</w:t>
-            </w:r>
-          </w:p>
-        </w:tc>
-        <w:tc>
-          <w:tcPr>
-            <w:tcW w:type="dxa" w:w="1400"/>
+              <w:t xml:space="preserve">Crédito nuevo (%)</w:t>
+            </w:r>
+          </w:p>
+        </w:tc>
+        <w:tc>
+          <w:tcPr>
+            <w:tcW w:type="dxa" w:w="1100"/>
             <w:shd w:val="clear" w:color="auto" w:fill="F2F2F2"/>
           </w:tcPr>
           <w:p>
@@ -2000,13 +2131,13 @@
             </w:pPr>
             <w:r>
               <w:rPr/>
-              <w:t xml:space="preserve">Crédito nuevo (%)</w:t>
-            </w:r>
-          </w:p>
-        </w:tc>
-        <w:tc>
-          <w:tcPr>
-            <w:tcW w:type="dxa" w:w="1400"/>
+              <w:t xml:space="preserve">Con crédito (%)</w:t>
+            </w:r>
+          </w:p>
+        </w:tc>
+        <w:tc>
+          <w:tcPr>
+            <w:tcW w:type="dxa" w:w="1100"/>
             <w:shd w:val="clear" w:color="auto" w:fill="F2F2F2"/>
           </w:tcPr>
           <w:p>
@@ -2015,13 +2146,13 @@
             </w:pPr>
             <w:r>
               <w:rPr/>
-              <w:t xml:space="preserve">Con crédito (%)</w:t>
-            </w:r>
-          </w:p>
-        </w:tc>
-        <w:tc>
-          <w:tcPr>
-            <w:tcW w:type="dxa" w:w="1300"/>
+              <w:t xml:space="preserve">Índice de tasas</w:t>
+            </w:r>
+          </w:p>
+        </w:tc>
+        <w:tc>
+          <w:tcPr>
+            <w:tcW w:type="dxa" w:w="1100"/>
             <w:shd w:val="clear" w:color="auto" w:fill="F2F2F2"/>
           </w:tcPr>
           <w:p>
@@ -2030,13 +2161,13 @@
             </w:pPr>
             <w:r>
               <w:rPr/>
-              <w:t xml:space="preserve">Índice de tasas</w:t>
-            </w:r>
-          </w:p>
-        </w:tc>
-        <w:tc>
-          <w:tcPr>
-            <w:tcW w:type="dxa" w:w="1400"/>
+              <w:t xml:space="preserve">Tasa de rechazo</w:t>
+            </w:r>
+          </w:p>
+        </w:tc>
+        <w:tc>
+          <w:tcPr>
+            <w:tcW w:type="dxa" w:w="1100"/>
             <w:shd w:val="clear" w:color="auto" w:fill="F2F2F2"/>
           </w:tcPr>
           <w:p>
@@ -2045,13 +2176,13 @@
             </w:pPr>
             <w:r>
               <w:rPr/>
-              <w:t xml:space="preserve">Sin limitante (%)</w:t>
-            </w:r>
-          </w:p>
-        </w:tc>
-        <w:tc>
-          <w:tcPr>
-            <w:tcW w:type="dxa" w:w="1360"/>
+              <w:t xml:space="preserve">Tasa objetivo (%)</w:t>
+            </w:r>
+          </w:p>
+        </w:tc>
+        <w:tc>
+          <w:tcPr>
+            <w:tcW w:type="dxa" w:w="1180"/>
             <w:shd w:val="clear" w:color="auto" w:fill="F2F2F2"/>
           </w:tcPr>
           <w:p>
@@ -2060,15 +2191,30 @@
             </w:pPr>
             <w:r>
               <w:rPr/>
-              <w:t xml:space="preserve">Tasa objetivo (%)</w:t>
-            </w:r>
-          </w:p>
-        </w:tc>
-      </w:tr>
-      <w:tr>
-        <w:tc>
-          <w:tcPr>
-            <w:tcW w:type="dxa" w:w="1200"/>
+              <w:t xml:space="preserve">TIIE 28 al cierre (%)</w:t>
+            </w:r>
+          </w:p>
+        </w:tc>
+        <w:tc>
+          <w:tcPr>
+            <w:tcW w:type="dxa" w:w="1430"/>
+            <w:shd w:val="clear" w:color="auto" w:fill="F2F2F2"/>
+          </w:tcPr>
+          <w:p>
+            <w:pPr>
+              <w:keepNext/>
+            </w:pPr>
+            <w:r>
+              <w:rPr/>
+              <w:t xml:space="preserve">Muestra anterior: crédito nuevo (%)</w:t>
+            </w:r>
+          </w:p>
+        </w:tc>
+      </w:tr>
+      <w:tr>
+        <w:tc>
+          <w:tcPr>
+            <w:tcW w:type="dxa" w:w="1250"/>
           </w:tcPr>
           <w:p>
             <w:pPr>
@@ -2084,21 +2230,91 @@
         </w:tc>
         <w:tc>
           <w:tcPr>
-            <w:tcW w:type="dxa" w:w="1300"/>
-          </w:tcPr>
-          <w:p>
-            <w:pPr>
-              <w:keepNext/>
-            </w:pPr>
-            <w:r>
-              <w:rPr/>
-              <w:t xml:space="preserve">Anterior</w:t>
-            </w:r>
-          </w:p>
-        </w:tc>
-        <w:tc>
-          <w:tcPr>
-            <w:tcW w:type="dxa" w:w="1400"/>
+            <w:tcW w:type="dxa" w:w="1100"/>
+          </w:tcPr>
+          <w:p>
+            <w:pPr>
+              <w:keepNext/>
+            </w:pPr>
+            <w:r>
+              <w:rPr/>
+              <w:t xml:space="preserve">14.8</w:t>
+            </w:r>
+          </w:p>
+        </w:tc>
+        <w:tc>
+          <w:tcPr>
+            <w:tcW w:type="dxa" w:w="1100"/>
+          </w:tcPr>
+          <w:p>
+            <w:pPr>
+              <w:keepNext/>
+            </w:pPr>
+            <w:r>
+              <w:rPr/>
+              <w:t xml:space="preserve">39.4</w:t>
+            </w:r>
+          </w:p>
+        </w:tc>
+        <w:tc>
+          <w:tcPr>
+            <w:tcW w:type="dxa" w:w="1100"/>
+          </w:tcPr>
+          <w:p>
+            <w:pPr>
+              <w:keepNext/>
+            </w:pPr>
+            <w:r>
+              <w:rPr/>
+              <w:t xml:space="preserve">49.1</w:t>
+            </w:r>
+          </w:p>
+        </w:tc>
+        <w:tc>
+          <w:tcPr>
+            <w:tcW w:type="dxa" w:w="1100"/>
+          </w:tcPr>
+          <w:p>
+            <w:pPr>
+              <w:keepNext/>
+            </w:pPr>
+            <w:r>
+              <w:rPr/>
+              <w:t xml:space="preserve">16.9%</w:t>
+            </w:r>
+          </w:p>
+        </w:tc>
+        <w:tc>
+          <w:tcPr>
+            <w:tcW w:type="dxa" w:w="1100"/>
+          </w:tcPr>
+          <w:p>
+            <w:pPr>
+              <w:keepNext/>
+            </w:pPr>
+            <w:r>
+              <w:rPr/>
+              <w:t xml:space="preserve">6.50</w:t>
+            </w:r>
+          </w:p>
+        </w:tc>
+        <w:tc>
+          <w:tcPr>
+            <w:tcW w:type="dxa" w:w="1180"/>
+          </w:tcPr>
+          <w:p>
+            <w:pPr>
+              <w:keepNext/>
+            </w:pPr>
+            <w:r>
+              <w:rPr/>
+              <w:t xml:space="preserve">6.74</w:t>
+            </w:r>
+          </w:p>
+        </w:tc>
+        <w:tc>
+          <w:tcPr>
+            <w:tcW w:type="dxa" w:w="1430"/>
           </w:tcPr>
           <w:p>
             <w:pPr>
@@ -2110,67 +2326,11 @@
             </w:r>
           </w:p>
         </w:tc>
-        <w:tc>
-          <w:tcPr>
-            <w:tcW w:type="dxa" w:w="1400"/>
-          </w:tcPr>
-          <w:p>
-            <w:pPr>
-              <w:keepNext/>
-            </w:pPr>
-            <w:r>
-              <w:rPr/>
-              <w:t xml:space="preserve">47.6</w:t>
-            </w:r>
-          </w:p>
-        </w:tc>
-        <w:tc>
-          <w:tcPr>
-            <w:tcW w:type="dxa" w:w="1300"/>
-          </w:tcPr>
-          <w:p>
-            <w:pPr>
-              <w:keepNext/>
-            </w:pPr>
-            <w:r>
-              <w:rPr/>
-              <w:t xml:space="preserve">61.1</w:t>
-            </w:r>
-          </w:p>
-        </w:tc>
-        <w:tc>
-          <w:tcPr>
-            <w:tcW w:type="dxa" w:w="1400"/>
-          </w:tcPr>
-          <w:p>
-            <w:pPr>
-              <w:keepNext/>
-            </w:pPr>
-            <w:r>
-              <w:rPr/>
-              <w:t xml:space="preserve">54.5</w:t>
-            </w:r>
-          </w:p>
-        </w:tc>
-        <w:tc>
-          <w:tcPr>
-            <w:tcW w:type="dxa" w:w="1360"/>
-          </w:tcPr>
-          <w:p>
-            <w:pPr>
-              <w:keepNext/>
-            </w:pPr>
-            <w:r>
-              <w:rPr/>
-              <w:t xml:space="preserve">6.50</w:t>
-            </w:r>
-          </w:p>
-        </w:tc>
-      </w:tr>
-      <w:tr>
-        <w:tc>
-          <w:tcPr>
-            <w:tcW w:type="dxa" w:w="1200"/>
+      </w:tr>
+      <w:tr>
+        <w:tc>
+          <w:tcPr>
+            <w:tcW w:type="dxa" w:w="1250"/>
           </w:tcPr>
           <w:p>
             <w:pPr>
@@ -2186,21 +2346,91 @@
         </w:tc>
         <w:tc>
           <w:tcPr>
-            <w:tcW w:type="dxa" w:w="1300"/>
-          </w:tcPr>
-          <w:p>
-            <w:pPr>
-              <w:keepNext/>
-            </w:pPr>
-            <w:r>
-              <w:rPr/>
-              <w:t xml:space="preserve">Anterior</w:t>
-            </w:r>
-          </w:p>
-        </w:tc>
-        <w:tc>
-          <w:tcPr>
-            <w:tcW w:type="dxa" w:w="1400"/>
+            <w:tcW w:type="dxa" w:w="1100"/>
+          </w:tcPr>
+          <w:p>
+            <w:pPr>
+              <w:keepNext/>
+            </w:pPr>
+            <w:r>
+              <w:rPr/>
+              <w:t xml:space="preserve">10.6</w:t>
+            </w:r>
+          </w:p>
+        </w:tc>
+        <w:tc>
+          <w:tcPr>
+            <w:tcW w:type="dxa" w:w="1100"/>
+          </w:tcPr>
+          <w:p>
+            <w:pPr>
+              <w:keepNext/>
+            </w:pPr>
+            <w:r>
+              <w:rPr/>
+              <w:t xml:space="preserve">37.2</w:t>
+            </w:r>
+          </w:p>
+        </w:tc>
+        <w:tc>
+          <w:tcPr>
+            <w:tcW w:type="dxa" w:w="1100"/>
+          </w:tcPr>
+          <w:p>
+            <w:pPr>
+              <w:keepNext/>
+            </w:pPr>
+            <w:r>
+              <w:rPr/>
+              <w:t xml:space="preserve">36.8</w:t>
+            </w:r>
+          </w:p>
+        </w:tc>
+        <w:tc>
+          <w:tcPr>
+            <w:tcW w:type="dxa" w:w="1100"/>
+          </w:tcPr>
+          <w:p>
+            <w:pPr>
+              <w:keepNext/>
+            </w:pPr>
+            <w:r>
+              <w:rPr/>
+              <w:t xml:space="preserve">25.9%</w:t>
+            </w:r>
+          </w:p>
+        </w:tc>
+        <w:tc>
+          <w:tcPr>
+            <w:tcW w:type="dxa" w:w="1100"/>
+          </w:tcPr>
+          <w:p>
+            <w:pPr>
+              <w:keepNext/>
+            </w:pPr>
+            <w:r>
+              <w:rPr/>
+              <w:t xml:space="preserve">5.00</w:t>
+            </w:r>
+          </w:p>
+        </w:tc>
+        <w:tc>
+          <w:tcPr>
+            <w:tcW w:type="dxa" w:w="1180"/>
+          </w:tcPr>
+          <w:p>
+            <w:pPr>
+              <w:keepNext/>
+            </w:pPr>
+            <w:r>
+              <w:rPr/>
+              <w:t xml:space="preserve">5.29</w:t>
+            </w:r>
+          </w:p>
+        </w:tc>
+        <w:tc>
+          <w:tcPr>
+            <w:tcW w:type="dxa" w:w="1430"/>
           </w:tcPr>
           <w:p>
             <w:pPr>
@@ -2212,67 +2442,11 @@
             </w:r>
           </w:p>
         </w:tc>
-        <w:tc>
-          <w:tcPr>
-            <w:tcW w:type="dxa" w:w="1400"/>
-          </w:tcPr>
-          <w:p>
-            <w:pPr>
-              <w:keepNext/>
-            </w:pPr>
-            <w:r>
-              <w:rPr/>
-              <w:t xml:space="preserve">47.5</w:t>
-            </w:r>
-          </w:p>
-        </w:tc>
-        <w:tc>
-          <w:tcPr>
-            <w:tcW w:type="dxa" w:w="1300"/>
-          </w:tcPr>
-          <w:p>
-            <w:pPr>
-              <w:keepNext/>
-            </w:pPr>
-            <w:r>
-              <w:rPr/>
-              <w:t xml:space="preserve">38.5</w:t>
-            </w:r>
-          </w:p>
-        </w:tc>
-        <w:tc>
-          <w:tcPr>
-            <w:tcW w:type="dxa" w:w="1400"/>
-          </w:tcPr>
-          <w:p>
-            <w:pPr>
-              <w:keepNext/>
-            </w:pPr>
-            <w:r>
-              <w:rPr/>
-              <w:t xml:space="preserve">48.1</w:t>
-            </w:r>
-          </w:p>
-        </w:tc>
-        <w:tc>
-          <w:tcPr>
-            <w:tcW w:type="dxa" w:w="1360"/>
-          </w:tcPr>
-          <w:p>
-            <w:pPr>
-              <w:keepNext/>
-            </w:pPr>
-            <w:r>
-              <w:rPr/>
-              <w:t xml:space="preserve">5.00</w:t>
-            </w:r>
-          </w:p>
-        </w:tc>
-      </w:tr>
-      <w:tr>
-        <w:tc>
-          <w:tcPr>
-            <w:tcW w:type="dxa" w:w="1200"/>
+      </w:tr>
+      <w:tr>
+        <w:tc>
+          <w:tcPr>
+            <w:tcW w:type="dxa" w:w="1250"/>
           </w:tcPr>
           <w:p>
             <w:pPr>
@@ -2288,21 +2462,91 @@
         </w:tc>
         <w:tc>
           <w:tcPr>
-            <w:tcW w:type="dxa" w:w="1300"/>
-          </w:tcPr>
-          <w:p>
-            <w:pPr>
-              <w:keepNext/>
-            </w:pPr>
-            <w:r>
-              <w:rPr/>
-              <w:t xml:space="preserve">Anterior</w:t>
-            </w:r>
-          </w:p>
-        </w:tc>
-        <w:tc>
-          <w:tcPr>
-            <w:tcW w:type="dxa" w:w="1400"/>
+            <w:tcW w:type="dxa" w:w="1100"/>
+          </w:tcPr>
+          <w:p>
+            <w:pPr>
+              <w:keepNext/>
+            </w:pPr>
+            <w:r>
+              <w:rPr/>
+              <w:t xml:space="preserve">12.8</w:t>
+            </w:r>
+          </w:p>
+        </w:tc>
+        <w:tc>
+          <w:tcPr>
+            <w:tcW w:type="dxa" w:w="1100"/>
+          </w:tcPr>
+          <w:p>
+            <w:pPr>
+              <w:keepNext/>
+            </w:pPr>
+            <w:r>
+              <w:rPr/>
+              <w:t xml:space="preserve">36.9</w:t>
+            </w:r>
+          </w:p>
+        </w:tc>
+        <w:tc>
+          <w:tcPr>
+            <w:tcW w:type="dxa" w:w="1100"/>
+          </w:tcPr>
+          <w:p>
+            <w:pPr>
+              <w:keepNext/>
+            </w:pPr>
+            <w:r>
+              <w:rPr/>
+              <w:t xml:space="preserve">39.9</w:t>
+            </w:r>
+          </w:p>
+        </w:tc>
+        <w:tc>
+          <w:tcPr>
+            <w:tcW w:type="dxa" w:w="1100"/>
+          </w:tcPr>
+          <w:p>
+            <w:pPr>
+              <w:keepNext/>
+            </w:pPr>
+            <w:r>
+              <w:rPr/>
+              <w:t xml:space="preserve">20.0%</w:t>
+            </w:r>
+          </w:p>
+        </w:tc>
+        <w:tc>
+          <w:tcPr>
+            <w:tcW w:type="dxa" w:w="1100"/>
+          </w:tcPr>
+          <w:p>
+            <w:pPr>
+              <w:keepNext/>
+            </w:pPr>
+            <w:r>
+              <w:rPr/>
+              <w:t xml:space="preserve">4.25</w:t>
+            </w:r>
+          </w:p>
+        </w:tc>
+        <w:tc>
+          <w:tcPr>
+            <w:tcW w:type="dxa" w:w="1180"/>
+          </w:tcPr>
+          <w:p>
+            <w:pPr>
+              <w:keepNext/>
+            </w:pPr>
+            <w:r>
+              <w:rPr/>
+              <w:t xml:space="preserve">4.55</w:t>
+            </w:r>
+          </w:p>
+        </w:tc>
+        <w:tc>
+          <w:tcPr>
+            <w:tcW w:type="dxa" w:w="1430"/>
           </w:tcPr>
           <w:p>
             <w:pPr>
@@ -2314,249 +2558,103 @@
             </w:r>
           </w:p>
         </w:tc>
-        <w:tc>
-          <w:tcPr>
-            <w:tcW w:type="dxa" w:w="1400"/>
-          </w:tcPr>
-          <w:p>
-            <w:pPr>
-              <w:keepNext/>
-            </w:pPr>
-            <w:r>
-              <w:rPr/>
-              <w:t xml:space="preserve">46.9</w:t>
-            </w:r>
-          </w:p>
-        </w:tc>
-        <w:tc>
-          <w:tcPr>
-            <w:tcW w:type="dxa" w:w="1300"/>
-          </w:tcPr>
-          <w:p>
-            <w:pPr>
-              <w:keepNext/>
-            </w:pPr>
-            <w:r>
-              <w:rPr/>
-              <w:t xml:space="preserve">50.8</w:t>
-            </w:r>
-          </w:p>
-        </w:tc>
-        <w:tc>
-          <w:tcPr>
-            <w:tcW w:type="dxa" w:w="1400"/>
-          </w:tcPr>
-          <w:p>
-            <w:pPr>
-              <w:keepNext/>
-            </w:pPr>
-            <w:r>
-              <w:rPr/>
-              <w:t xml:space="preserve">48.5</w:t>
-            </w:r>
-          </w:p>
-        </w:tc>
-        <w:tc>
-          <w:tcPr>
-            <w:tcW w:type="dxa" w:w="1360"/>
-          </w:tcPr>
-          <w:p>
-            <w:pPr>
-              <w:keepNext/>
-            </w:pPr>
+      </w:tr>
+      <w:tr>
+        <w:tc>
+          <w:tcPr>
+            <w:tcW w:type="dxa" w:w="1250"/>
+          </w:tcPr>
+          <w:p>
+            <w:pPr/>
+            <w:r>
+              <w:rPr>
+                <w:b/>
+              </w:rPr>
+              <w:t xml:space="preserve">IV-20</w:t>
+            </w:r>
+          </w:p>
+        </w:tc>
+        <w:tc>
+          <w:tcPr>
+            <w:tcW w:type="dxa" w:w="1100"/>
+          </w:tcPr>
+          <w:p>
+            <w:pPr/>
+            <w:r>
+              <w:rPr/>
+              <w:t xml:space="preserve">13.6</w:t>
+            </w:r>
+          </w:p>
+        </w:tc>
+        <w:tc>
+          <w:tcPr>
+            <w:tcW w:type="dxa" w:w="1100"/>
+          </w:tcPr>
+          <w:p>
+            <w:pPr/>
+            <w:r>
+              <w:rPr/>
+              <w:t xml:space="preserve">39.7</w:t>
+            </w:r>
+          </w:p>
+        </w:tc>
+        <w:tc>
+          <w:tcPr>
+            <w:tcW w:type="dxa" w:w="1100"/>
+          </w:tcPr>
+          <w:p>
+            <w:pPr/>
+            <w:r>
+              <w:rPr/>
+              <w:t xml:space="preserve">44.7</w:t>
+            </w:r>
+          </w:p>
+        </w:tc>
+        <w:tc>
+          <w:tcPr>
+            <w:tcW w:type="dxa" w:w="1100"/>
+          </w:tcPr>
+          <w:p>
+            <w:pPr/>
+            <w:r>
+              <w:rPr/>
+              <w:t xml:space="preserve">8.1%</w:t>
+            </w:r>
+          </w:p>
+        </w:tc>
+        <w:tc>
+          <w:tcPr>
+            <w:tcW w:type="dxa" w:w="1100"/>
+          </w:tcPr>
+          <w:p>
+            <w:pPr/>
             <w:r>
               <w:rPr/>
               <w:t xml:space="preserve">4.25</w:t>
             </w:r>
           </w:p>
         </w:tc>
-      </w:tr>
-      <w:tr>
-        <w:tc>
-          <w:tcPr>
-            <w:tcW w:type="dxa" w:w="1200"/>
-          </w:tcPr>
-          <w:p>
-            <w:pPr>
-              <w:keepNext/>
-            </w:pPr>
-            <w:r>
-              <w:rPr>
-                <w:b/>
-              </w:rPr>
-              <w:t xml:space="preserve">IV-20</w:t>
-            </w:r>
-          </w:p>
-        </w:tc>
-        <w:tc>
-          <w:tcPr>
-            <w:tcW w:type="dxa" w:w="1300"/>
-          </w:tcPr>
-          <w:p>
-            <w:pPr>
-              <w:keepNext/>
-            </w:pPr>
-            <w:r>
-              <w:rPr/>
-              <w:t xml:space="preserve">Anterior</w:t>
-            </w:r>
-          </w:p>
-        </w:tc>
-        <w:tc>
-          <w:tcPr>
-            <w:tcW w:type="dxa" w:w="1400"/>
-          </w:tcPr>
-          <w:p>
-            <w:pPr>
-              <w:keepNext/>
-            </w:pPr>
+        <w:tc>
+          <w:tcPr>
+            <w:tcW w:type="dxa" w:w="1180"/>
+          </w:tcPr>
+          <w:p>
+            <w:pPr/>
+            <w:r>
+              <w:rPr/>
+              <w:t xml:space="preserve">4.48</w:t>
+            </w:r>
+          </w:p>
+        </w:tc>
+        <w:tc>
+          <w:tcPr>
+            <w:tcW w:type="dxa" w:w="1430"/>
+          </w:tcPr>
+          <w:p>
+            <w:pPr/>
             <w:r>
               <w:rPr/>
               <w:t xml:space="preserve">16.8</w:t>
-            </w:r>
-          </w:p>
-        </w:tc>
-        <w:tc>
-          <w:tcPr>
-            <w:tcW w:type="dxa" w:w="1400"/>
-          </w:tcPr>
-          <w:p>
-            <w:pPr>
-              <w:keepNext/>
-            </w:pPr>
-            <w:r>
-              <w:rPr/>
-              <w:t xml:space="preserve">43.9</w:t>
-            </w:r>
-          </w:p>
-        </w:tc>
-        <w:tc>
-          <w:tcPr>
-            <w:tcW w:type="dxa" w:w="1300"/>
-          </w:tcPr>
-          <w:p>
-            <w:pPr>
-              <w:keepNext/>
-            </w:pPr>
-            <w:r>
-              <w:rPr/>
-              <w:t xml:space="preserve">45.1</w:t>
-            </w:r>
-          </w:p>
-        </w:tc>
-        <w:tc>
-          <w:tcPr>
-            <w:tcW w:type="dxa" w:w="1400"/>
-          </w:tcPr>
-          <w:p>
-            <w:pPr>
-              <w:keepNext/>
-            </w:pPr>
-            <w:r>
-              <w:rPr/>
-              <w:t xml:space="preserve">50.2</w:t>
-            </w:r>
-          </w:p>
-        </w:tc>
-        <w:tc>
-          <w:tcPr>
-            <w:tcW w:type="dxa" w:w="1360"/>
-          </w:tcPr>
-          <w:p>
-            <w:pPr>
-              <w:keepNext/>
-            </w:pPr>
-            <w:r>
-              <w:rPr/>
-              <w:t xml:space="preserve">4.25</w:t>
-            </w:r>
-          </w:p>
-        </w:tc>
-      </w:tr>
-      <w:tr>
-        <w:tc>
-          <w:tcPr>
-            <w:tcW w:type="dxa" w:w="1200"/>
-          </w:tcPr>
-          <w:p>
-            <w:pPr/>
-            <w:r>
-              <w:rPr>
-                <w:b/>
-              </w:rPr>
-              <w:t xml:space="preserve">IV-20</w:t>
-            </w:r>
-          </w:p>
-        </w:tc>
-        <w:tc>
-          <w:tcPr>
-            <w:tcW w:type="dxa" w:w="1300"/>
-          </w:tcPr>
-          <w:p>
-            <w:pPr/>
-            <w:r>
-              <w:rPr/>
-              <w:t xml:space="preserve">Vigente</w:t>
-            </w:r>
-          </w:p>
-        </w:tc>
-        <w:tc>
-          <w:tcPr>
-            <w:tcW w:type="dxa" w:w="1400"/>
-          </w:tcPr>
-          <w:p>
-            <w:pPr/>
-            <w:r>
-              <w:rPr/>
-              <w:t xml:space="preserve">13.6</w:t>
-            </w:r>
-          </w:p>
-        </w:tc>
-        <w:tc>
-          <w:tcPr>
-            <w:tcW w:type="dxa" w:w="1400"/>
-          </w:tcPr>
-          <w:p>
-            <w:pPr/>
-            <w:r>
-              <w:rPr/>
-              <w:t xml:space="preserve">39.7</w:t>
-            </w:r>
-          </w:p>
-        </w:tc>
-        <w:tc>
-          <w:tcPr>
-            <w:tcW w:type="dxa" w:w="1300"/>
-          </w:tcPr>
-          <w:p>
-            <w:pPr/>
-            <w:r>
-              <w:rPr/>
-              <w:t xml:space="preserve">n.d.</w:t>
-            </w:r>
-          </w:p>
-        </w:tc>
-        <w:tc>
-          <w:tcPr>
-            <w:tcW w:type="dxa" w:w="1400"/>
-          </w:tcPr>
-          <w:p>
-            <w:pPr/>
-            <w:r>
-              <w:rPr/>
-              <w:t xml:space="preserve">47.3</w:t>
-            </w:r>
-          </w:p>
-        </w:tc>
-        <w:tc>
-          <w:tcPr>
-            <w:tcW w:type="dxa" w:w="1360"/>
-          </w:tcPr>
-          <w:p>
-            <w:pPr/>
-            <w:r>
-              <w:rPr/>
-              <w:t xml:space="preserve">4.25</w:t>
             </w:r>
           </w:p>
         </w:tc>
@@ -2575,7 +2673,7 @@
       </w:r>
       <w:r>
         <w:rPr/>
-        <w:t xml:space="preserve">III-26 se publica el 19 de noviembre de 2026; solo se conoce la tasa objetivo.</w:t>
+        <w:t xml:space="preserve">III-26 se publica el 19 de noviembre de 2026; ya se conocen la tasa objetivo y la TIIE.</w:t>
       </w:r>
     </w:p>
     <w:tbl>
@@ -2957,6 +3055,122 @@
             </w:pPr>
             <w:r>
               <w:rPr/>
+              <w:t xml:space="preserve">   Hasta 100 empleados</w:t>
+            </w:r>
+          </w:p>
+        </w:tc>
+        <w:tc>
+          <w:tcPr>
+            <w:tcW w:type="dxa" w:w="1800"/>
+          </w:tcPr>
+          <w:p>
+            <w:pPr>
+              <w:keepNext/>
+            </w:pPr>
+            <w:r>
+              <w:rPr/>
+              <w:t xml:space="preserve">n.d.</w:t>
+            </w:r>
+          </w:p>
+        </w:tc>
+        <w:tc>
+          <w:tcPr>
+            <w:tcW w:type="dxa" w:w="1800"/>
+          </w:tcPr>
+          <w:p>
+            <w:pPr>
+              <w:keepNext/>
+            </w:pPr>
+            <w:r>
+              <w:rPr/>
+              <w:t xml:space="preserve">28.3%</w:t>
+            </w:r>
+          </w:p>
+        </w:tc>
+        <w:tc>
+          <w:tcPr>
+            <w:tcW w:type="dxa" w:w="1800"/>
+          </w:tcPr>
+          <w:p>
+            <w:pPr>
+              <w:keepNext/>
+            </w:pPr>
+            <w:r>
+              <w:rPr/>
+              <w:t xml:space="preserve">pendiente</w:t>
+            </w:r>
+          </w:p>
+        </w:tc>
+      </w:tr>
+      <w:tr>
+        <w:tc>
+          <w:tcPr>
+            <w:tcW w:type="dxa" w:w="3960"/>
+          </w:tcPr>
+          <w:p>
+            <w:pPr>
+              <w:keepNext/>
+            </w:pPr>
+            <w:r>
+              <w:rPr/>
+              <w:t xml:space="preserve">   Más de 100 empleados</w:t>
+            </w:r>
+          </w:p>
+        </w:tc>
+        <w:tc>
+          <w:tcPr>
+            <w:tcW w:type="dxa" w:w="1800"/>
+          </w:tcPr>
+          <w:p>
+            <w:pPr>
+              <w:keepNext/>
+            </w:pPr>
+            <w:r>
+              <w:rPr/>
+              <w:t xml:space="preserve">n.d.</w:t>
+            </w:r>
+          </w:p>
+        </w:tc>
+        <w:tc>
+          <w:tcPr>
+            <w:tcW w:type="dxa" w:w="1800"/>
+          </w:tcPr>
+          <w:p>
+            <w:pPr>
+              <w:keepNext/>
+            </w:pPr>
+            <w:r>
+              <w:rPr/>
+              <w:t xml:space="preserve">3.1%</w:t>
+            </w:r>
+          </w:p>
+        </w:tc>
+        <w:tc>
+          <w:tcPr>
+            <w:tcW w:type="dxa" w:w="1800"/>
+          </w:tcPr>
+          <w:p>
+            <w:pPr>
+              <w:keepNext/>
+            </w:pPr>
+            <w:r>
+              <w:rPr/>
+              <w:t xml:space="preserve">pendiente</w:t>
+            </w:r>
+          </w:p>
+        </w:tc>
+      </w:tr>
+      <w:tr>
+        <w:tc>
+          <w:tcPr>
+            <w:tcW w:type="dxa" w:w="3960"/>
+          </w:tcPr>
+          <w:p>
+            <w:pPr>
+              <w:keepNext/>
+            </w:pPr>
+            <w:r>
+              <w:rPr/>
               <w:t xml:space="preserve">Índice de tasas de interés</w:t>
             </w:r>
           </w:p>
@@ -3068,10 +3282,68 @@
             <w:tcW w:type="dxa" w:w="3960"/>
           </w:tcPr>
           <w:p>
+            <w:pPr>
+              <w:keepNext/>
+            </w:pPr>
+            <w:r>
+              <w:rPr/>
+              <w:t xml:space="preserve">Tasa objetivo fin de trimestre (%)</w:t>
+            </w:r>
+          </w:p>
+        </w:tc>
+        <w:tc>
+          <w:tcPr>
+            <w:tcW w:type="dxa" w:w="1800"/>
+          </w:tcPr>
+          <w:p>
+            <w:pPr>
+              <w:keepNext/>
+            </w:pPr>
+            <w:r>
+              <w:rPr/>
+              <w:t xml:space="preserve">6.75</w:t>
+            </w:r>
+          </w:p>
+        </w:tc>
+        <w:tc>
+          <w:tcPr>
+            <w:tcW w:type="dxa" w:w="1800"/>
+          </w:tcPr>
+          <w:p>
+            <w:pPr>
+              <w:keepNext/>
+            </w:pPr>
+            <w:r>
+              <w:rPr/>
+              <w:t xml:space="preserve">6.50</w:t>
+            </w:r>
+          </w:p>
+        </w:tc>
+        <w:tc>
+          <w:tcPr>
+            <w:tcW w:type="dxa" w:w="1800"/>
+          </w:tcPr>
+          <w:p>
+            <w:pPr>
+              <w:keepNext/>
+            </w:pPr>
+            <w:r>
+              <w:rPr/>
+              <w:t xml:space="preserve">6.50</w:t>
+            </w:r>
+          </w:p>
+        </w:tc>
+      </w:tr>
+      <w:tr>
+        <w:tc>
+          <w:tcPr>
+            <w:tcW w:type="dxa" w:w="3960"/>
+          </w:tcPr>
+          <w:p>
             <w:pPr/>
             <w:r>
               <w:rPr/>
-              <w:t xml:space="preserve">Tasa objetivo fin de trimestre (%)</w:t>
+              <w:t xml:space="preserve">TIIE 28 días al cierre (%)</w:t>
             </w:r>
           </w:p>
         </w:tc>
@@ -3083,7 +3355,7 @@
             <w:pPr/>
             <w:r>
               <w:rPr/>
-              <w:t xml:space="preserve">6.75</w:t>
+              <w:t xml:space="preserve">7.03</w:t>
             </w:r>
           </w:p>
         </w:tc>
@@ -3095,7 +3367,7 @@
             <w:pPr/>
             <w:r>
               <w:rPr/>
-              <w:t xml:space="preserve">6.50</w:t>
+              <w:t xml:space="preserve">6.76</w:t>
             </w:r>
           </w:p>
         </w:tc>
@@ -3107,7 +3379,7 @@
             <w:pPr/>
             <w:r>
               <w:rPr/>
-              <w:t xml:space="preserve">6.50</w:t>
+              <w:t xml:space="preserve">6.82</w:t>
             </w:r>
           </w:p>
         </w:tc>
@@ -3149,7 +3421,7 @@
       </w:r>
       <w:r>
         <w:rPr/>
-        <w:t xml:space="preserve">Con unas 650 respuestas, el error de muestreo de un trimestre es de ±2.7 pp (95%, muestreo simple) y mayor con el diseño real. Un salto de un trimestre a otro no dice mucho por sí solo.</w:t>
+        <w:t xml:space="preserve">Con unas 650 respuestas, el error de muestreo de un trimestre es de ±2.6 pp (95%, muestreo simple) y mayor con el diseño real. Un salto de un trimestre a otro no dice mucho por sí solo.</w:t>
       </w:r>
     </w:p>
     <w:p>
@@ -3187,7 +3459,7 @@
       </w:r>
       <w:r>
         <w:rPr/>
-        <w:t xml:space="preserve">Entre 79% y 85% de las empresas no solicita crédito bancario cada trimestre; en II-26 fue 82.1%.</w:t>
+        <w:t xml:space="preserve">Entre 77.7% y 86.3% de las empresas no solicita crédito bancario cada trimestre; en II-26 fue 82.1%.</w:t>
       </w:r>
     </w:p>
     <w:p>
@@ -3260,7 +3532,7 @@
         <w:rPr>
           <w:sz w:val="18"/>
         </w:rPr>
-        <w:t xml:space="preserve">Banxico, comunicados de la encuesta, diseño vigente IV-2020 a II-2026; crédito nuevo por tamaño de los comunicados II y IV de cada año y de la prensa que cita los comunicados I-2024 e I-2026. Datos: Excel, hojas Series y Por tamaño.</w:t>
+        <w:t xml:space="preserve">Banxico, SIE y comunicados, diseño vigente I-2020 a II-2026; el crédito nuevo por tamaño no tiene los III trimestres. Datos: Excel, hojas Series y Por tamaño.</w:t>
       </w:r>
     </w:p>
     <w:p>
@@ -3282,11 +3554,10 @@
         <w:tblLook w:val="0420" w:firstRow="1" w:lastRow="0" w:firstColumn="0" w:lastColumn="0" w:noHBand="0" w:noVBand="1"/>
       </w:tblPr>
       <w:tblGrid>
-        <w:gridCol w:w="1800"/>
         <w:gridCol w:w="2000"/>
-        <w:gridCol w:w="2000"/>
-        <w:gridCol w:w="2000"/>
-        <w:gridCol w:w="1560"/>
+        <w:gridCol w:w="2460"/>
+        <w:gridCol w:w="2460"/>
+        <w:gridCol w:w="2440"/>
       </w:tblGrid>
       <w:tr>
         <w:trPr>
@@ -3294,21 +3565,6 @@
         </w:trPr>
         <w:tc>
           <w:tcPr>
-            <w:tcW w:type="dxa" w:w="1800"/>
-            <w:shd w:val="clear" w:color="auto" w:fill="F2F2F2"/>
-          </w:tcPr>
-          <w:p>
-            <w:pPr>
-              <w:keepNext/>
-            </w:pPr>
-            <w:r>
-              <w:rPr/>
-              <w:t xml:space="preserve">Año</w:t>
-            </w:r>
-          </w:p>
-        </w:tc>
-        <w:tc>
-          <w:tcPr>
             <w:tcW w:type="dxa" w:w="2000"/>
             <w:shd w:val="clear" w:color="auto" w:fill="F2F2F2"/>
           </w:tcPr>
@@ -3318,60 +3574,120 @@
             </w:pPr>
             <w:r>
               <w:rPr/>
+              <w:t xml:space="preserve">Año</w:t>
+            </w:r>
+          </w:p>
+        </w:tc>
+        <w:tc>
+          <w:tcPr>
+            <w:tcW w:type="dxa" w:w="2460"/>
+            <w:shd w:val="clear" w:color="auto" w:fill="F2F2F2"/>
+          </w:tcPr>
+          <w:p>
+            <w:pPr>
+              <w:keepNext/>
+            </w:pPr>
+            <w:r>
+              <w:rPr/>
               <w:t xml:space="preserve">Con crédito al inicio (%)</w:t>
             </w:r>
           </w:p>
         </w:tc>
         <w:tc>
           <w:tcPr>
+            <w:tcW w:type="dxa" w:w="2460"/>
+            <w:shd w:val="clear" w:color="auto" w:fill="F2F2F2"/>
+          </w:tcPr>
+          <w:p>
+            <w:pPr>
+              <w:keepNext/>
+            </w:pPr>
+            <w:r>
+              <w:rPr/>
+              <w:t xml:space="preserve">Usaron crédito nuevo (%)</w:t>
+            </w:r>
+          </w:p>
+        </w:tc>
+        <w:tc>
+          <w:tcPr>
+            <w:tcW w:type="dxa" w:w="2440"/>
+            <w:shd w:val="clear" w:color="auto" w:fill="F2F2F2"/>
+          </w:tcPr>
+          <w:p>
+            <w:pPr>
+              <w:keepNext/>
+            </w:pPr>
+            <w:r>
+              <w:rPr/>
+              <w:t xml:space="preserve">Trimestres con dato de crédito nuevo</w:t>
+            </w:r>
+          </w:p>
+        </w:tc>
+      </w:tr>
+      <w:tr>
+        <w:tc>
+          <w:tcPr>
             <w:tcW w:type="dxa" w:w="2000"/>
-            <w:shd w:val="clear" w:color="auto" w:fill="F2F2F2"/>
-          </w:tcPr>
-          <w:p>
-            <w:pPr>
-              <w:keepNext/>
-            </w:pPr>
-            <w:r>
-              <w:rPr/>
-              <w:t xml:space="preserve">Usaron crédito nuevo (%)</w:t>
-            </w:r>
-          </w:p>
-        </w:tc>
+          </w:tcPr>
+          <w:p>
+            <w:pPr>
+              <w:keepNext/>
+            </w:pPr>
+            <w:r>
+              <w:rPr>
+                <w:b/>
+              </w:rPr>
+              <w:t xml:space="preserve">2020</w:t>
+            </w:r>
+          </w:p>
+        </w:tc>
+        <w:tc>
+          <w:tcPr>
+            <w:tcW w:type="dxa" w:w="2460"/>
+          </w:tcPr>
+          <w:p>
+            <w:pPr>
+              <w:keepNext/>
+            </w:pPr>
+            <w:r>
+              <w:rPr/>
+              <w:t xml:space="preserve">52.9</w:t>
+            </w:r>
+          </w:p>
+        </w:tc>
+        <w:tc>
+          <w:tcPr>
+            <w:tcW w:type="dxa" w:w="2460"/>
+          </w:tcPr>
+          <w:p>
+            <w:pPr>
+              <w:keepNext/>
+            </w:pPr>
+            <w:r>
+              <w:rPr/>
+              <w:t xml:space="preserve">27.3</w:t>
+            </w:r>
+          </w:p>
+        </w:tc>
+        <w:tc>
+          <w:tcPr>
+            <w:tcW w:type="dxa" w:w="2440"/>
+          </w:tcPr>
+          <w:p>
+            <w:pPr>
+              <w:keepNext/>
+            </w:pPr>
+            <w:r>
+              <w:rPr/>
+              <w:t xml:space="preserve">3</w:t>
+            </w:r>
+          </w:p>
+        </w:tc>
+      </w:tr>
+      <w:tr>
         <w:tc>
           <w:tcPr>
             <w:tcW w:type="dxa" w:w="2000"/>
-            <w:shd w:val="clear" w:color="auto" w:fill="F2F2F2"/>
-          </w:tcPr>
-          <w:p>
-            <w:pPr>
-              <w:keepNext/>
-            </w:pPr>
-            <w:r>
-              <w:rPr/>
-              <w:t xml:space="preserve">Trimestres con dato de crédito nuevo</w:t>
-            </w:r>
-          </w:p>
-        </w:tc>
-        <w:tc>
-          <w:tcPr>
-            <w:tcW w:type="dxa" w:w="1560"/>
-            <w:shd w:val="clear" w:color="auto" w:fill="F2F2F2"/>
-          </w:tcPr>
-          <w:p>
-            <w:pPr>
-              <w:keepNext/>
-            </w:pPr>
-            <w:r>
-              <w:rPr/>
-              <w:t xml:space="preserve">Índice de tasas</w:t>
-            </w:r>
-          </w:p>
-        </w:tc>
-      </w:tr>
-      <w:tr>
-        <w:tc>
-          <w:tcPr>
-            <w:tcW w:type="dxa" w:w="1800"/>
           </w:tcPr>
           <w:p>
             <w:pPr>
@@ -3381,10 +3697,54 @@
               <w:rPr>
                 <w:b/>
               </w:rPr>
-              <w:t xml:space="preserve">2020 (solo IV)</w:t>
-            </w:r>
-          </w:p>
-        </w:tc>
+              <w:t xml:space="preserve">2021</w:t>
+            </w:r>
+          </w:p>
+        </w:tc>
+        <w:tc>
+          <w:tcPr>
+            <w:tcW w:type="dxa" w:w="2460"/>
+          </w:tcPr>
+          <w:p>
+            <w:pPr>
+              <w:keepNext/>
+            </w:pPr>
+            <w:r>
+              <w:rPr/>
+              <w:t xml:space="preserve">51.8</w:t>
+            </w:r>
+          </w:p>
+        </w:tc>
+        <w:tc>
+          <w:tcPr>
+            <w:tcW w:type="dxa" w:w="2460"/>
+          </w:tcPr>
+          <w:p>
+            <w:pPr>
+              <w:keepNext/>
+            </w:pPr>
+            <w:r>
+              <w:rPr/>
+              <w:t xml:space="preserve">23.7</w:t>
+            </w:r>
+          </w:p>
+        </w:tc>
+        <w:tc>
+          <w:tcPr>
+            <w:tcW w:type="dxa" w:w="2440"/>
+          </w:tcPr>
+          <w:p>
+            <w:pPr>
+              <w:keepNext/>
+            </w:pPr>
+            <w:r>
+              <w:rPr/>
+              <w:t xml:space="preserve">3</w:t>
+            </w:r>
+          </w:p>
+        </w:tc>
+      </w:tr>
+      <w:tr>
         <w:tc>
           <w:tcPr>
             <w:tcW w:type="dxa" w:w="2000"/>
@@ -3394,11 +3754,57 @@
               <w:keepNext/>
             </w:pPr>
             <w:r>
-              <w:rPr/>
-              <w:t xml:space="preserve">46.9</w:t>
-            </w:r>
-          </w:p>
-        </w:tc>
+              <w:rPr>
+                <w:b/>
+              </w:rPr>
+              <w:t xml:space="preserve">2022</w:t>
+            </w:r>
+          </w:p>
+        </w:tc>
+        <w:tc>
+          <w:tcPr>
+            <w:tcW w:type="dxa" w:w="2460"/>
+          </w:tcPr>
+          <w:p>
+            <w:pPr>
+              <w:keepNext/>
+            </w:pPr>
+            <w:r>
+              <w:rPr/>
+              <w:t xml:space="preserve">45.9</w:t>
+            </w:r>
+          </w:p>
+        </w:tc>
+        <w:tc>
+          <w:tcPr>
+            <w:tcW w:type="dxa" w:w="2460"/>
+          </w:tcPr>
+          <w:p>
+            <w:pPr>
+              <w:keepNext/>
+            </w:pPr>
+            <w:r>
+              <w:rPr/>
+              <w:t xml:space="preserve">23.0</w:t>
+            </w:r>
+          </w:p>
+        </w:tc>
+        <w:tc>
+          <w:tcPr>
+            <w:tcW w:type="dxa" w:w="2440"/>
+          </w:tcPr>
+          <w:p>
+            <w:pPr>
+              <w:keepNext/>
+            </w:pPr>
+            <w:r>
+              <w:rPr/>
+              <w:t xml:space="preserve">3</w:t>
+            </w:r>
+          </w:p>
+        </w:tc>
+      </w:tr>
+      <w:tr>
         <w:tc>
           <w:tcPr>
             <w:tcW w:type="dxa" w:w="2000"/>
@@ -3408,11 +3814,57 @@
               <w:keepNext/>
             </w:pPr>
             <w:r>
-              <w:rPr/>
-              <w:t xml:space="preserve">n.d.</w:t>
-            </w:r>
-          </w:p>
-        </w:tc>
+              <w:rPr>
+                <w:b/>
+              </w:rPr>
+              <w:t xml:space="preserve">2023</w:t>
+            </w:r>
+          </w:p>
+        </w:tc>
+        <w:tc>
+          <w:tcPr>
+            <w:tcW w:type="dxa" w:w="2460"/>
+          </w:tcPr>
+          <w:p>
+            <w:pPr>
+              <w:keepNext/>
+            </w:pPr>
+            <w:r>
+              <w:rPr/>
+              <w:t xml:space="preserve">43.7</w:t>
+            </w:r>
+          </w:p>
+        </w:tc>
+        <w:tc>
+          <w:tcPr>
+            <w:tcW w:type="dxa" w:w="2460"/>
+          </w:tcPr>
+          <w:p>
+            <w:pPr>
+              <w:keepNext/>
+            </w:pPr>
+            <w:r>
+              <w:rPr/>
+              <w:t xml:space="preserve">20.0</w:t>
+            </w:r>
+          </w:p>
+        </w:tc>
+        <w:tc>
+          <w:tcPr>
+            <w:tcW w:type="dxa" w:w="2440"/>
+          </w:tcPr>
+          <w:p>
+            <w:pPr>
+              <w:keepNext/>
+            </w:pPr>
+            <w:r>
+              <w:rPr/>
+              <w:t xml:space="preserve">3</w:t>
+            </w:r>
+          </w:p>
+        </w:tc>
+      </w:tr>
+      <w:tr>
         <w:tc>
           <w:tcPr>
             <w:tcW w:type="dxa" w:w="2000"/>
@@ -3422,43 +3874,57 @@
               <w:keepNext/>
             </w:pPr>
             <w:r>
-              <w:rPr/>
-              <w:t xml:space="preserve">0</w:t>
-            </w:r>
-          </w:p>
-        </w:tc>
-        <w:tc>
-          <w:tcPr>
-            <w:tcW w:type="dxa" w:w="1560"/>
-          </w:tcPr>
-          <w:p>
-            <w:pPr>
-              <w:keepNext/>
-            </w:pPr>
-            <w:r>
-              <w:rPr/>
-              <w:t xml:space="preserve">n.d.</w:t>
-            </w:r>
-          </w:p>
-        </w:tc>
-      </w:tr>
-      <w:tr>
-        <w:tc>
-          <w:tcPr>
-            <w:tcW w:type="dxa" w:w="1800"/>
-          </w:tcPr>
-          <w:p>
-            <w:pPr>
-              <w:keepNext/>
-            </w:pPr>
-            <w:r>
               <w:rPr>
                 <w:b/>
               </w:rPr>
-              <w:t xml:space="preserve">2021</w:t>
-            </w:r>
-          </w:p>
-        </w:tc>
+              <w:t xml:space="preserve">2024</w:t>
+            </w:r>
+          </w:p>
+        </w:tc>
+        <w:tc>
+          <w:tcPr>
+            <w:tcW w:type="dxa" w:w="2460"/>
+          </w:tcPr>
+          <w:p>
+            <w:pPr>
+              <w:keepNext/>
+            </w:pPr>
+            <w:r>
+              <w:rPr/>
+              <w:t xml:space="preserve">47.1</w:t>
+            </w:r>
+          </w:p>
+        </w:tc>
+        <w:tc>
+          <w:tcPr>
+            <w:tcW w:type="dxa" w:w="2460"/>
+          </w:tcPr>
+          <w:p>
+            <w:pPr>
+              <w:keepNext/>
+            </w:pPr>
+            <w:r>
+              <w:rPr/>
+              <w:t xml:space="preserve">21.3</w:t>
+            </w:r>
+          </w:p>
+        </w:tc>
+        <w:tc>
+          <w:tcPr>
+            <w:tcW w:type="dxa" w:w="2440"/>
+          </w:tcPr>
+          <w:p>
+            <w:pPr>
+              <w:keepNext/>
+            </w:pPr>
+            <w:r>
+              <w:rPr/>
+              <w:t xml:space="preserve">3</w:t>
+            </w:r>
+          </w:p>
+        </w:tc>
+      </w:tr>
+      <w:tr>
         <w:tc>
           <w:tcPr>
             <w:tcW w:type="dxa" w:w="2000"/>
@@ -3468,410 +3934,104 @@
               <w:keepNext/>
             </w:pPr>
             <w:r>
-              <w:rPr/>
-              <w:t xml:space="preserve">51.8</w:t>
-            </w:r>
-          </w:p>
-        </w:tc>
+              <w:rPr>
+                <w:b/>
+              </w:rPr>
+              <w:t xml:space="preserve">2025</w:t>
+            </w:r>
+          </w:p>
+        </w:tc>
+        <w:tc>
+          <w:tcPr>
+            <w:tcW w:type="dxa" w:w="2460"/>
+          </w:tcPr>
+          <w:p>
+            <w:pPr>
+              <w:keepNext/>
+            </w:pPr>
+            <w:r>
+              <w:rPr/>
+              <w:t xml:space="preserve">46.4</w:t>
+            </w:r>
+          </w:p>
+        </w:tc>
+        <w:tc>
+          <w:tcPr>
+            <w:tcW w:type="dxa" w:w="2460"/>
+          </w:tcPr>
+          <w:p>
+            <w:pPr>
+              <w:keepNext/>
+            </w:pPr>
+            <w:r>
+              <w:rPr/>
+              <w:t xml:space="preserve">22.4</w:t>
+            </w:r>
+          </w:p>
+        </w:tc>
+        <w:tc>
+          <w:tcPr>
+            <w:tcW w:type="dxa" w:w="2440"/>
+          </w:tcPr>
+          <w:p>
+            <w:pPr>
+              <w:keepNext/>
+            </w:pPr>
+            <w:r>
+              <w:rPr/>
+              <w:t xml:space="preserve">3</w:t>
+            </w:r>
+          </w:p>
+        </w:tc>
+      </w:tr>
+      <w:tr>
         <w:tc>
           <w:tcPr>
             <w:tcW w:type="dxa" w:w="2000"/>
           </w:tcPr>
           <w:p>
-            <w:pPr>
-              <w:keepNext/>
-            </w:pPr>
-            <w:r>
-              <w:rPr/>
-              <w:t xml:space="preserve">n.d.</w:t>
-            </w:r>
-          </w:p>
-        </w:tc>
-        <w:tc>
-          <w:tcPr>
-            <w:tcW w:type="dxa" w:w="2000"/>
-          </w:tcPr>
-          <w:p>
-            <w:pPr>
-              <w:keepNext/>
-            </w:pPr>
-            <w:r>
-              <w:rPr/>
-              <w:t xml:space="preserve">0</w:t>
-            </w:r>
-          </w:p>
-        </w:tc>
-        <w:tc>
-          <w:tcPr>
-            <w:tcW w:type="dxa" w:w="1560"/>
-          </w:tcPr>
-          <w:p>
-            <w:pPr>
-              <w:keepNext/>
-            </w:pPr>
-            <w:r>
-              <w:rPr/>
-              <w:t xml:space="preserve">n.d.</w:t>
-            </w:r>
-          </w:p>
-        </w:tc>
-      </w:tr>
-      <w:tr>
-        <w:tc>
-          <w:tcPr>
-            <w:tcW w:type="dxa" w:w="1800"/>
-          </w:tcPr>
-          <w:p>
-            <w:pPr>
-              <w:keepNext/>
-            </w:pPr>
+            <w:pPr/>
             <w:r>
               <w:rPr>
                 <w:b/>
               </w:rPr>
-              <w:t xml:space="preserve">2022</w:t>
-            </w:r>
-          </w:p>
-        </w:tc>
-        <w:tc>
-          <w:tcPr>
-            <w:tcW w:type="dxa" w:w="2000"/>
-          </w:tcPr>
-          <w:p>
-            <w:pPr>
-              <w:keepNext/>
-            </w:pPr>
-            <w:r>
-              <w:rPr/>
-              <w:t xml:space="preserve">45.9</w:t>
-            </w:r>
-          </w:p>
-        </w:tc>
-        <w:tc>
-          <w:tcPr>
-            <w:tcW w:type="dxa" w:w="2000"/>
-          </w:tcPr>
-          <w:p>
-            <w:pPr>
-              <w:keepNext/>
-            </w:pPr>
-            <w:r>
-              <w:rPr/>
-              <w:t xml:space="preserve">20.5</w:t>
-            </w:r>
-          </w:p>
-        </w:tc>
-        <w:tc>
-          <w:tcPr>
-            <w:tcW w:type="dxa" w:w="2000"/>
-          </w:tcPr>
-          <w:p>
-            <w:pPr>
-              <w:keepNext/>
-            </w:pPr>
-            <w:r>
-              <w:rPr/>
-              <w:t xml:space="preserve">1</w:t>
-            </w:r>
-          </w:p>
-        </w:tc>
-        <w:tc>
-          <w:tcPr>
-            <w:tcW w:type="dxa" w:w="1560"/>
-          </w:tcPr>
-          <w:p>
-            <w:pPr>
-              <w:keepNext/>
-            </w:pPr>
-            <w:r>
-              <w:rPr/>
-              <w:t xml:space="preserve">n.d.</w:t>
-            </w:r>
-          </w:p>
-        </w:tc>
-      </w:tr>
-      <w:tr>
-        <w:tc>
-          <w:tcPr>
-            <w:tcW w:type="dxa" w:w="1800"/>
-          </w:tcPr>
-          <w:p>
-            <w:pPr>
-              <w:keepNext/>
-            </w:pPr>
-            <w:r>
-              <w:rPr>
-                <w:b/>
-              </w:rPr>
-              <w:t xml:space="preserve">2023</w:t>
-            </w:r>
-          </w:p>
-        </w:tc>
-        <w:tc>
-          <w:tcPr>
-            <w:tcW w:type="dxa" w:w="2000"/>
-          </w:tcPr>
-          <w:p>
-            <w:pPr>
-              <w:keepNext/>
-            </w:pPr>
-            <w:r>
-              <w:rPr/>
-              <w:t xml:space="preserve">43.7</w:t>
-            </w:r>
-          </w:p>
-        </w:tc>
-        <w:tc>
-          <w:tcPr>
-            <w:tcW w:type="dxa" w:w="2000"/>
-          </w:tcPr>
-          <w:p>
-            <w:pPr>
-              <w:keepNext/>
-            </w:pPr>
-            <w:r>
-              <w:rPr/>
-              <w:t xml:space="preserve">20.1</w:t>
-            </w:r>
-          </w:p>
-        </w:tc>
-        <w:tc>
-          <w:tcPr>
-            <w:tcW w:type="dxa" w:w="2000"/>
-          </w:tcPr>
-          <w:p>
-            <w:pPr>
-              <w:keepNext/>
-            </w:pPr>
+              <w:t xml:space="preserve">2026 (I y II)</w:t>
+            </w:r>
+          </w:p>
+        </w:tc>
+        <w:tc>
+          <w:tcPr>
+            <w:tcW w:type="dxa" w:w="2460"/>
+          </w:tcPr>
+          <w:p>
+            <w:pPr/>
+            <w:r>
+              <w:rPr/>
+              <w:t xml:space="preserve">48.1</w:t>
+            </w:r>
+          </w:p>
+        </w:tc>
+        <w:tc>
+          <w:tcPr>
+            <w:tcW w:type="dxa" w:w="2460"/>
+          </w:tcPr>
+          <w:p>
+            <w:pPr/>
+            <w:r>
+              <w:rPr/>
+              <w:t xml:space="preserve">21.0</w:t>
+            </w:r>
+          </w:p>
+        </w:tc>
+        <w:tc>
+          <w:tcPr>
+            <w:tcW w:type="dxa" w:w="2440"/>
+          </w:tcPr>
+          <w:p>
+            <w:pPr/>
             <w:r>
               <w:rPr/>
               <w:t xml:space="preserve">2</w:t>
-            </w:r>
-          </w:p>
-        </w:tc>
-        <w:tc>
-          <w:tcPr>
-            <w:tcW w:type="dxa" w:w="1560"/>
-          </w:tcPr>
-          <w:p>
-            <w:pPr>
-              <w:keepNext/>
-            </w:pPr>
-            <w:r>
-              <w:rPr/>
-              <w:t xml:space="preserve">n.d.</w:t>
-            </w:r>
-          </w:p>
-        </w:tc>
-      </w:tr>
-      <w:tr>
-        <w:tc>
-          <w:tcPr>
-            <w:tcW w:type="dxa" w:w="1800"/>
-          </w:tcPr>
-          <w:p>
-            <w:pPr>
-              <w:keepNext/>
-            </w:pPr>
-            <w:r>
-              <w:rPr>
-                <w:b/>
-              </w:rPr>
-              <w:t xml:space="preserve">2024</w:t>
-            </w:r>
-          </w:p>
-        </w:tc>
-        <w:tc>
-          <w:tcPr>
-            <w:tcW w:type="dxa" w:w="2000"/>
-          </w:tcPr>
-          <w:p>
-            <w:pPr>
-              <w:keepNext/>
-            </w:pPr>
-            <w:r>
-              <w:rPr/>
-              <w:t xml:space="preserve">47.1</w:t>
-            </w:r>
-          </w:p>
-        </w:tc>
-        <w:tc>
-          <w:tcPr>
-            <w:tcW w:type="dxa" w:w="2000"/>
-          </w:tcPr>
-          <w:p>
-            <w:pPr>
-              <w:keepNext/>
-            </w:pPr>
-            <w:r>
-              <w:rPr/>
-              <w:t xml:space="preserve">21.3</w:t>
-            </w:r>
-          </w:p>
-        </w:tc>
-        <w:tc>
-          <w:tcPr>
-            <w:tcW w:type="dxa" w:w="2000"/>
-          </w:tcPr>
-          <w:p>
-            <w:pPr>
-              <w:keepNext/>
-            </w:pPr>
-            <w:r>
-              <w:rPr/>
-              <w:t xml:space="preserve">3</w:t>
-            </w:r>
-          </w:p>
-        </w:tc>
-        <w:tc>
-          <w:tcPr>
-            <w:tcW w:type="dxa" w:w="1560"/>
-          </w:tcPr>
-          <w:p>
-            <w:pPr>
-              <w:keepNext/>
-            </w:pPr>
-            <w:r>
-              <w:rPr/>
-              <w:t xml:space="preserve">n.d.</w:t>
-            </w:r>
-          </w:p>
-        </w:tc>
-      </w:tr>
-      <w:tr>
-        <w:tc>
-          <w:tcPr>
-            <w:tcW w:type="dxa" w:w="1800"/>
-          </w:tcPr>
-          <w:p>
-            <w:pPr>
-              <w:keepNext/>
-            </w:pPr>
-            <w:r>
-              <w:rPr>
-                <w:b/>
-              </w:rPr>
-              <w:t xml:space="preserve">2025</w:t>
-            </w:r>
-          </w:p>
-        </w:tc>
-        <w:tc>
-          <w:tcPr>
-            <w:tcW w:type="dxa" w:w="2000"/>
-          </w:tcPr>
-          <w:p>
-            <w:pPr>
-              <w:keepNext/>
-            </w:pPr>
-            <w:r>
-              <w:rPr/>
-              <w:t xml:space="preserve">46.4</w:t>
-            </w:r>
-          </w:p>
-        </w:tc>
-        <w:tc>
-          <w:tcPr>
-            <w:tcW w:type="dxa" w:w="2000"/>
-          </w:tcPr>
-          <w:p>
-            <w:pPr>
-              <w:keepNext/>
-            </w:pPr>
-            <w:r>
-              <w:rPr/>
-              <w:t xml:space="preserve">21.8</w:t>
-            </w:r>
-          </w:p>
-        </w:tc>
-        <w:tc>
-          <w:tcPr>
-            <w:tcW w:type="dxa" w:w="2000"/>
-          </w:tcPr>
-          <w:p>
-            <w:pPr>
-              <w:keepNext/>
-            </w:pPr>
-            <w:r>
-              <w:rPr/>
-              <w:t xml:space="preserve">2</w:t>
-            </w:r>
-          </w:p>
-        </w:tc>
-        <w:tc>
-          <w:tcPr>
-            <w:tcW w:type="dxa" w:w="1560"/>
-          </w:tcPr>
-          <w:p>
-            <w:pPr>
-              <w:keepNext/>
-            </w:pPr>
-            <w:r>
-              <w:rPr/>
-              <w:t xml:space="preserve">n.d.</w:t>
-            </w:r>
-          </w:p>
-        </w:tc>
-      </w:tr>
-      <w:tr>
-        <w:tc>
-          <w:tcPr>
-            <w:tcW w:type="dxa" w:w="1800"/>
-          </w:tcPr>
-          <w:p>
-            <w:pPr/>
-            <w:r>
-              <w:rPr>
-                <w:b/>
-              </w:rPr>
-              <w:t xml:space="preserve">2026 (I y II)</w:t>
-            </w:r>
-          </w:p>
-        </w:tc>
-        <w:tc>
-          <w:tcPr>
-            <w:tcW w:type="dxa" w:w="2000"/>
-          </w:tcPr>
-          <w:p>
-            <w:pPr/>
-            <w:r>
-              <w:rPr/>
-              <w:t xml:space="preserve">48.1</w:t>
-            </w:r>
-          </w:p>
-        </w:tc>
-        <w:tc>
-          <w:tcPr>
-            <w:tcW w:type="dxa" w:w="2000"/>
-          </w:tcPr>
-          <w:p>
-            <w:pPr/>
-            <w:r>
-              <w:rPr/>
-              <w:t xml:space="preserve">21.0</w:t>
-            </w:r>
-          </w:p>
-        </w:tc>
-        <w:tc>
-          <w:tcPr>
-            <w:tcW w:type="dxa" w:w="2000"/>
-          </w:tcPr>
-          <w:p>
-            <w:pPr/>
-            <w:r>
-              <w:rPr/>
-              <w:t xml:space="preserve">2</w:t>
-            </w:r>
-          </w:p>
-        </w:tc>
-        <w:tc>
-          <w:tcPr>
-            <w:tcW w:type="dxa" w:w="1560"/>
-          </w:tcPr>
-          <w:p>
-            <w:pPr/>
-            <w:r>
-              <w:rPr/>
-              <w:t xml:space="preserve">53.7</w:t>
             </w:r>
           </w:p>
         </w:tc>
@@ -3897,11 +4057,10 @@
         <w:tblLook w:val="0420" w:firstRow="1" w:lastRow="0" w:firstColumn="0" w:lastColumn="0" w:noHBand="0" w:noVBand="1"/>
       </w:tblPr>
       <w:tblGrid>
-        <w:gridCol w:w="1800"/>
         <w:gridCol w:w="2000"/>
-        <w:gridCol w:w="2000"/>
-        <w:gridCol w:w="2000"/>
-        <w:gridCol w:w="1560"/>
+        <w:gridCol w:w="2460"/>
+        <w:gridCol w:w="2460"/>
+        <w:gridCol w:w="2440"/>
       </w:tblGrid>
       <w:tr>
         <w:trPr>
@@ -3909,21 +4068,6 @@
         </w:trPr>
         <w:tc>
           <w:tcPr>
-            <w:tcW w:type="dxa" w:w="1800"/>
-            <w:shd w:val="clear" w:color="auto" w:fill="F2F2F2"/>
-          </w:tcPr>
-          <w:p>
-            <w:pPr>
-              <w:keepNext/>
-            </w:pPr>
-            <w:r>
-              <w:rPr/>
-              <w:t xml:space="preserve">Año</w:t>
-            </w:r>
-          </w:p>
-        </w:tc>
-        <w:tc>
-          <w:tcPr>
             <w:tcW w:type="dxa" w:w="2000"/>
             <w:shd w:val="clear" w:color="auto" w:fill="F2F2F2"/>
           </w:tcPr>
@@ -3933,13 +4077,510 @@
             </w:pPr>
             <w:r>
               <w:rPr/>
+              <w:t xml:space="preserve">Año</w:t>
+            </w:r>
+          </w:p>
+        </w:tc>
+        <w:tc>
+          <w:tcPr>
+            <w:tcW w:type="dxa" w:w="2460"/>
+            <w:shd w:val="clear" w:color="auto" w:fill="F2F2F2"/>
+          </w:tcPr>
+          <w:p>
+            <w:pPr>
+              <w:keepNext/>
+            </w:pPr>
+            <w:r>
+              <w:rPr/>
               <w:t xml:space="preserve">Con crédito al inicio (%)</w:t>
             </w:r>
           </w:p>
         </w:tc>
         <w:tc>
           <w:tcPr>
+            <w:tcW w:type="dxa" w:w="2460"/>
+            <w:shd w:val="clear" w:color="auto" w:fill="F2F2F2"/>
+          </w:tcPr>
+          <w:p>
+            <w:pPr>
+              <w:keepNext/>
+            </w:pPr>
+            <w:r>
+              <w:rPr/>
+              <w:t xml:space="preserve">Usaron crédito nuevo (%)</w:t>
+            </w:r>
+          </w:p>
+        </w:tc>
+        <w:tc>
+          <w:tcPr>
+            <w:tcW w:type="dxa" w:w="2440"/>
+            <w:shd w:val="clear" w:color="auto" w:fill="F2F2F2"/>
+          </w:tcPr>
+          <w:p>
+            <w:pPr>
+              <w:keepNext/>
+            </w:pPr>
+            <w:r>
+              <w:rPr/>
+              <w:t xml:space="preserve">Trimestres con dato de crédito nuevo</w:t>
+            </w:r>
+          </w:p>
+        </w:tc>
+      </w:tr>
+      <w:tr>
+        <w:tc>
+          <w:tcPr>
             <w:tcW w:type="dxa" w:w="2000"/>
+          </w:tcPr>
+          <w:p>
+            <w:pPr>
+              <w:keepNext/>
+            </w:pPr>
+            <w:r>
+              <w:rPr>
+                <w:b/>
+              </w:rPr>
+              <w:t xml:space="preserve">2020</w:t>
+            </w:r>
+          </w:p>
+        </w:tc>
+        <w:tc>
+          <w:tcPr>
+            <w:tcW w:type="dxa" w:w="2460"/>
+          </w:tcPr>
+          <w:p>
+            <w:pPr>
+              <w:keepNext/>
+            </w:pPr>
+            <w:r>
+              <w:rPr/>
+              <w:t xml:space="preserve">36.4</w:t>
+            </w:r>
+          </w:p>
+        </w:tc>
+        <w:tc>
+          <w:tcPr>
+            <w:tcW w:type="dxa" w:w="2460"/>
+          </w:tcPr>
+          <w:p>
+            <w:pPr>
+              <w:keepNext/>
+            </w:pPr>
+            <w:r>
+              <w:rPr/>
+              <w:t xml:space="preserve">11.1</w:t>
+            </w:r>
+          </w:p>
+        </w:tc>
+        <w:tc>
+          <w:tcPr>
+            <w:tcW w:type="dxa" w:w="2440"/>
+          </w:tcPr>
+          <w:p>
+            <w:pPr>
+              <w:keepNext/>
+            </w:pPr>
+            <w:r>
+              <w:rPr/>
+              <w:t xml:space="preserve">3</w:t>
+            </w:r>
+          </w:p>
+        </w:tc>
+      </w:tr>
+      <w:tr>
+        <w:tc>
+          <w:tcPr>
+            <w:tcW w:type="dxa" w:w="2000"/>
+          </w:tcPr>
+          <w:p>
+            <w:pPr>
+              <w:keepNext/>
+            </w:pPr>
+            <w:r>
+              <w:rPr>
+                <w:b/>
+              </w:rPr>
+              <w:t xml:space="preserve">2021</w:t>
+            </w:r>
+          </w:p>
+        </w:tc>
+        <w:tc>
+          <w:tcPr>
+            <w:tcW w:type="dxa" w:w="2460"/>
+          </w:tcPr>
+          <w:p>
+            <w:pPr>
+              <w:keepNext/>
+            </w:pPr>
+            <w:r>
+              <w:rPr/>
+              <w:t xml:space="preserve">35.9</w:t>
+            </w:r>
+          </w:p>
+        </w:tc>
+        <w:tc>
+          <w:tcPr>
+            <w:tcW w:type="dxa" w:w="2460"/>
+          </w:tcPr>
+          <w:p>
+            <w:pPr>
+              <w:keepNext/>
+            </w:pPr>
+            <w:r>
+              <w:rPr/>
+              <w:t xml:space="preserve">10.3</w:t>
+            </w:r>
+          </w:p>
+        </w:tc>
+        <w:tc>
+          <w:tcPr>
+            <w:tcW w:type="dxa" w:w="2440"/>
+          </w:tcPr>
+          <w:p>
+            <w:pPr>
+              <w:keepNext/>
+            </w:pPr>
+            <w:r>
+              <w:rPr/>
+              <w:t xml:space="preserve">3</w:t>
+            </w:r>
+          </w:p>
+        </w:tc>
+      </w:tr>
+      <w:tr>
+        <w:tc>
+          <w:tcPr>
+            <w:tcW w:type="dxa" w:w="2000"/>
+          </w:tcPr>
+          <w:p>
+            <w:pPr>
+              <w:keepNext/>
+            </w:pPr>
+            <w:r>
+              <w:rPr>
+                <w:b/>
+              </w:rPr>
+              <w:t xml:space="preserve">2022</w:t>
+            </w:r>
+          </w:p>
+        </w:tc>
+        <w:tc>
+          <w:tcPr>
+            <w:tcW w:type="dxa" w:w="2460"/>
+          </w:tcPr>
+          <w:p>
+            <w:pPr>
+              <w:keepNext/>
+            </w:pPr>
+            <w:r>
+              <w:rPr/>
+              <w:t xml:space="preserve">38.4</w:t>
+            </w:r>
+          </w:p>
+        </w:tc>
+        <w:tc>
+          <w:tcPr>
+            <w:tcW w:type="dxa" w:w="2460"/>
+          </w:tcPr>
+          <w:p>
+            <w:pPr>
+              <w:keepNext/>
+            </w:pPr>
+            <w:r>
+              <w:rPr/>
+              <w:t xml:space="preserve">13.9</w:t>
+            </w:r>
+          </w:p>
+        </w:tc>
+        <w:tc>
+          <w:tcPr>
+            <w:tcW w:type="dxa" w:w="2440"/>
+          </w:tcPr>
+          <w:p>
+            <w:pPr>
+              <w:keepNext/>
+            </w:pPr>
+            <w:r>
+              <w:rPr/>
+              <w:t xml:space="preserve">3</w:t>
+            </w:r>
+          </w:p>
+        </w:tc>
+      </w:tr>
+      <w:tr>
+        <w:tc>
+          <w:tcPr>
+            <w:tcW w:type="dxa" w:w="2000"/>
+          </w:tcPr>
+          <w:p>
+            <w:pPr>
+              <w:keepNext/>
+            </w:pPr>
+            <w:r>
+              <w:rPr>
+                <w:b/>
+              </w:rPr>
+              <w:t xml:space="preserve">2023</w:t>
+            </w:r>
+          </w:p>
+        </w:tc>
+        <w:tc>
+          <w:tcPr>
+            <w:tcW w:type="dxa" w:w="2460"/>
+          </w:tcPr>
+          <w:p>
+            <w:pPr>
+              <w:keepNext/>
+            </w:pPr>
+            <w:r>
+              <w:rPr/>
+              <w:t xml:space="preserve">37.0</w:t>
+            </w:r>
+          </w:p>
+        </w:tc>
+        <w:tc>
+          <w:tcPr>
+            <w:tcW w:type="dxa" w:w="2460"/>
+          </w:tcPr>
+          <w:p>
+            <w:pPr>
+              <w:keepNext/>
+            </w:pPr>
+            <w:r>
+              <w:rPr/>
+              <w:t xml:space="preserve">14.9</w:t>
+            </w:r>
+          </w:p>
+        </w:tc>
+        <w:tc>
+          <w:tcPr>
+            <w:tcW w:type="dxa" w:w="2440"/>
+          </w:tcPr>
+          <w:p>
+            <w:pPr>
+              <w:keepNext/>
+            </w:pPr>
+            <w:r>
+              <w:rPr/>
+              <w:t xml:space="preserve">3</w:t>
+            </w:r>
+          </w:p>
+        </w:tc>
+      </w:tr>
+      <w:tr>
+        <w:tc>
+          <w:tcPr>
+            <w:tcW w:type="dxa" w:w="2000"/>
+          </w:tcPr>
+          <w:p>
+            <w:pPr>
+              <w:keepNext/>
+            </w:pPr>
+            <w:r>
+              <w:rPr>
+                <w:b/>
+              </w:rPr>
+              <w:t xml:space="preserve">2024</w:t>
+            </w:r>
+          </w:p>
+        </w:tc>
+        <w:tc>
+          <w:tcPr>
+            <w:tcW w:type="dxa" w:w="2460"/>
+          </w:tcPr>
+          <w:p>
+            <w:pPr>
+              <w:keepNext/>
+            </w:pPr>
+            <w:r>
+              <w:rPr/>
+              <w:t xml:space="preserve">37.9</w:t>
+            </w:r>
+          </w:p>
+        </w:tc>
+        <w:tc>
+          <w:tcPr>
+            <w:tcW w:type="dxa" w:w="2460"/>
+          </w:tcPr>
+          <w:p>
+            <w:pPr>
+              <w:keepNext/>
+            </w:pPr>
+            <w:r>
+              <w:rPr/>
+              <w:t xml:space="preserve">12.8</w:t>
+            </w:r>
+          </w:p>
+        </w:tc>
+        <w:tc>
+          <w:tcPr>
+            <w:tcW w:type="dxa" w:w="2440"/>
+          </w:tcPr>
+          <w:p>
+            <w:pPr>
+              <w:keepNext/>
+            </w:pPr>
+            <w:r>
+              <w:rPr/>
+              <w:t xml:space="preserve">3</w:t>
+            </w:r>
+          </w:p>
+        </w:tc>
+      </w:tr>
+      <w:tr>
+        <w:tc>
+          <w:tcPr>
+            <w:tcW w:type="dxa" w:w="2000"/>
+          </w:tcPr>
+          <w:p>
+            <w:pPr>
+              <w:keepNext/>
+            </w:pPr>
+            <w:r>
+              <w:rPr>
+                <w:b/>
+              </w:rPr>
+              <w:t xml:space="preserve">2025</w:t>
+            </w:r>
+          </w:p>
+        </w:tc>
+        <w:tc>
+          <w:tcPr>
+            <w:tcW w:type="dxa" w:w="2460"/>
+          </w:tcPr>
+          <w:p>
+            <w:pPr>
+              <w:keepNext/>
+            </w:pPr>
+            <w:r>
+              <w:rPr/>
+              <w:t xml:space="preserve">36.1</w:t>
+            </w:r>
+          </w:p>
+        </w:tc>
+        <w:tc>
+          <w:tcPr>
+            <w:tcW w:type="dxa" w:w="2460"/>
+          </w:tcPr>
+          <w:p>
+            <w:pPr>
+              <w:keepNext/>
+            </w:pPr>
+            <w:r>
+              <w:rPr/>
+              <w:t xml:space="preserve">13.5</w:t>
+            </w:r>
+          </w:p>
+        </w:tc>
+        <w:tc>
+          <w:tcPr>
+            <w:tcW w:type="dxa" w:w="2440"/>
+          </w:tcPr>
+          <w:p>
+            <w:pPr>
+              <w:keepNext/>
+            </w:pPr>
+            <w:r>
+              <w:rPr/>
+              <w:t xml:space="preserve">3</w:t>
+            </w:r>
+          </w:p>
+        </w:tc>
+      </w:tr>
+      <w:tr>
+        <w:tc>
+          <w:tcPr>
+            <w:tcW w:type="dxa" w:w="2000"/>
+          </w:tcPr>
+          <w:p>
+            <w:pPr/>
+            <w:r>
+              <w:rPr>
+                <w:b/>
+              </w:rPr>
+              <w:t xml:space="preserve">2026 (I y II)</w:t>
+            </w:r>
+          </w:p>
+        </w:tc>
+        <w:tc>
+          <w:tcPr>
+            <w:tcW w:type="dxa" w:w="2460"/>
+          </w:tcPr>
+          <w:p>
+            <w:pPr/>
+            <w:r>
+              <w:rPr/>
+              <w:t xml:space="preserve">35.8</w:t>
+            </w:r>
+          </w:p>
+        </w:tc>
+        <w:tc>
+          <w:tcPr>
+            <w:tcW w:type="dxa" w:w="2460"/>
+          </w:tcPr>
+          <w:p>
+            <w:pPr/>
+            <w:r>
+              <w:rPr/>
+              <w:t xml:space="preserve">11.0</w:t>
+            </w:r>
+          </w:p>
+        </w:tc>
+        <w:tc>
+          <w:tcPr>
+            <w:tcW w:type="dxa" w:w="2440"/>
+          </w:tcPr>
+          <w:p>
+            <w:pPr/>
+            <w:r>
+              <w:rPr/>
+              <w:t xml:space="preserve">2</w:t>
+            </w:r>
+          </w:p>
+        </w:tc>
+      </w:tr>
+    </w:tbl>
+    <w:p>
+      <w:pPr>
+        <w:keepNext/>
+        <w:spacing w:before="160"/>
+      </w:pPr>
+      <w:r>
+        <w:rPr>
+          <w:b/>
+        </w:rPr>
+        <w:t xml:space="preserve">Cuadro 3. II trimestre de cada año, pymes y grandes. </w:t>
+      </w:r>
+      <w:r>
+        <w:rPr/>
+        <w:t xml:space="preserve">Es el único trimestre con todas las variables por tamaño; compararlo año contra año evita el efecto de temporada.</w:t>
+      </w:r>
+    </w:p>
+    <w:tbl>
+      <w:tblPr>
+        <w:tblStyle w:val="Tablaconcuadrcula"/>
+        <w:tblW w:w="9360" w:type="dxa"/>
+        <w:tblLayout w:type="fixed"/>
+        <w:tblLook w:val="0420" w:firstRow="1" w:lastRow="0" w:firstColumn="0" w:lastColumn="0" w:noHBand="0" w:noVBand="1"/>
+      </w:tblPr>
+      <w:tblGrid>
+        <w:gridCol w:w="880"/>
+        <w:gridCol w:w="1060"/>
+        <w:gridCol w:w="1060"/>
+        <w:gridCol w:w="1060"/>
+        <w:gridCol w:w="1060"/>
+        <w:gridCol w:w="1060"/>
+        <w:gridCol w:w="1060"/>
+        <w:gridCol w:w="1060"/>
+        <w:gridCol w:w="1060"/>
+      </w:tblGrid>
+      <w:tr>
+        <w:trPr>
+          <w:tblHeader/>
+        </w:trPr>
+        <w:tc>
+          <w:tcPr>
+            <w:tcW w:type="dxa" w:w="880"/>
             <w:shd w:val="clear" w:color="auto" w:fill="F2F2F2"/>
           </w:tcPr>
           <w:p>
@@ -3947,14 +4588,16 @@
               <w:keepNext/>
             </w:pPr>
             <w:r>
-              <w:rPr/>
-              <w:t xml:space="preserve">Usaron crédito nuevo (%)</w:t>
-            </w:r>
-          </w:p>
-        </w:tc>
-        <w:tc>
-          <w:tcPr>
-            <w:tcW w:type="dxa" w:w="2000"/>
+              <w:rPr>
+                <w:sz w:val="18"/>
+              </w:rPr>
+              <w:t xml:space="preserve">Trim.</w:t>
+            </w:r>
+          </w:p>
+        </w:tc>
+        <w:tc>
+          <w:tcPr>
+            <w:tcW w:type="dxa" w:w="1060"/>
             <w:shd w:val="clear" w:color="auto" w:fill="F2F2F2"/>
           </w:tcPr>
           <w:p>
@@ -3962,14 +4605,16 @@
               <w:keepNext/>
             </w:pPr>
             <w:r>
-              <w:rPr/>
-              <w:t xml:space="preserve">Trimestres con dato de crédito nuevo</w:t>
-            </w:r>
-          </w:p>
-        </w:tc>
-        <w:tc>
-          <w:tcPr>
-            <w:tcW w:type="dxa" w:w="1560"/>
+              <w:rPr>
+                <w:sz w:val="18"/>
+              </w:rPr>
+              <w:t xml:space="preserve">Pymes: crédito nuevo (%)</w:t>
+            </w:r>
+          </w:p>
+        </w:tc>
+        <w:tc>
+          <w:tcPr>
+            <w:tcW w:type="dxa" w:w="1060"/>
             <w:shd w:val="clear" w:color="auto" w:fill="F2F2F2"/>
           </w:tcPr>
           <w:p>
@@ -3977,16 +4622,120 @@
               <w:keepNext/>
             </w:pPr>
             <w:r>
-              <w:rPr/>
-              <w:t xml:space="preserve">Índice de tasas</w:t>
-            </w:r>
-          </w:p>
-        </w:tc>
-      </w:tr>
-      <w:tr>
-        <w:tc>
-          <w:tcPr>
-            <w:tcW w:type="dxa" w:w="1800"/>
+              <w:rPr>
+                <w:sz w:val="18"/>
+              </w:rPr>
+              <w:t xml:space="preserve">Pymes: rechazo</w:t>
+            </w:r>
+          </w:p>
+        </w:tc>
+        <w:tc>
+          <w:tcPr>
+            <w:tcW w:type="dxa" w:w="1060"/>
+            <w:shd w:val="clear" w:color="auto" w:fill="F2F2F2"/>
+          </w:tcPr>
+          <w:p>
+            <w:pPr>
+              <w:keepNext/>
+            </w:pPr>
+            <w:r>
+              <w:rPr>
+                <w:sz w:val="18"/>
+              </w:rPr>
+              <w:t xml:space="preserve">Pymes: índice de tasas</w:t>
+            </w:r>
+          </w:p>
+        </w:tc>
+        <w:tc>
+          <w:tcPr>
+            <w:tcW w:type="dxa" w:w="1060"/>
+            <w:shd w:val="clear" w:color="auto" w:fill="F2F2F2"/>
+          </w:tcPr>
+          <w:p>
+            <w:pPr>
+              <w:keepNext/>
+            </w:pPr>
+            <w:r>
+              <w:rPr>
+                <w:sz w:val="18"/>
+              </w:rPr>
+              <w:t xml:space="preserve">Pymes: banca comercial (%)</w:t>
+            </w:r>
+          </w:p>
+        </w:tc>
+        <w:tc>
+          <w:tcPr>
+            <w:tcW w:type="dxa" w:w="1060"/>
+            <w:shd w:val="clear" w:color="auto" w:fill="F2F2F2"/>
+          </w:tcPr>
+          <w:p>
+            <w:pPr>
+              <w:keepNext/>
+            </w:pPr>
+            <w:r>
+              <w:rPr>
+                <w:sz w:val="18"/>
+              </w:rPr>
+              <w:t xml:space="preserve">Grandes: crédito nuevo (%)</w:t>
+            </w:r>
+          </w:p>
+        </w:tc>
+        <w:tc>
+          <w:tcPr>
+            <w:tcW w:type="dxa" w:w="1060"/>
+            <w:shd w:val="clear" w:color="auto" w:fill="F2F2F2"/>
+          </w:tcPr>
+          <w:p>
+            <w:pPr>
+              <w:keepNext/>
+            </w:pPr>
+            <w:r>
+              <w:rPr>
+                <w:sz w:val="18"/>
+              </w:rPr>
+              <w:t xml:space="preserve">Grandes: rechazo</w:t>
+            </w:r>
+          </w:p>
+        </w:tc>
+        <w:tc>
+          <w:tcPr>
+            <w:tcW w:type="dxa" w:w="1060"/>
+            <w:shd w:val="clear" w:color="auto" w:fill="F2F2F2"/>
+          </w:tcPr>
+          <w:p>
+            <w:pPr>
+              <w:keepNext/>
+            </w:pPr>
+            <w:r>
+              <w:rPr>
+                <w:sz w:val="18"/>
+              </w:rPr>
+              <w:t xml:space="preserve">Grandes: índice de tasas</w:t>
+            </w:r>
+          </w:p>
+        </w:tc>
+        <w:tc>
+          <w:tcPr>
+            <w:tcW w:type="dxa" w:w="1060"/>
+            <w:shd w:val="clear" w:color="auto" w:fill="F2F2F2"/>
+          </w:tcPr>
+          <w:p>
+            <w:pPr>
+              <w:keepNext/>
+            </w:pPr>
+            <w:r>
+              <w:rPr>
+                <w:sz w:val="18"/>
+              </w:rPr>
+              <w:t xml:space="preserve">Grandes: banca comercial (%)</w:t>
+            </w:r>
+          </w:p>
+        </w:tc>
+      </w:tr>
+      <w:tr>
+        <w:tc>
+          <w:tcPr>
+            <w:tcW w:type="dxa" w:w="880"/>
           </w:tcPr>
           <w:p>
             <w:pPr>
@@ -3995,72 +4744,145 @@
             <w:r>
               <w:rPr>
                 <w:b/>
-              </w:rPr>
-              <w:t xml:space="preserve">2020 (solo IV)</w:t>
-            </w:r>
-          </w:p>
-        </w:tc>
-        <w:tc>
-          <w:tcPr>
-            <w:tcW w:type="dxa" w:w="2000"/>
-          </w:tcPr>
-          <w:p>
-            <w:pPr>
-              <w:keepNext/>
-            </w:pPr>
-            <w:r>
-              <w:rPr/>
-              <w:t xml:space="preserve">38.7</w:t>
-            </w:r>
-          </w:p>
-        </w:tc>
-        <w:tc>
-          <w:tcPr>
-            <w:tcW w:type="dxa" w:w="2000"/>
-          </w:tcPr>
-          <w:p>
-            <w:pPr>
-              <w:keepNext/>
-            </w:pPr>
-            <w:r>
-              <w:rPr/>
-              <w:t xml:space="preserve">n.d.</w:t>
-            </w:r>
-          </w:p>
-        </w:tc>
-        <w:tc>
-          <w:tcPr>
-            <w:tcW w:type="dxa" w:w="2000"/>
-          </w:tcPr>
-          <w:p>
-            <w:pPr>
-              <w:keepNext/>
-            </w:pPr>
-            <w:r>
-              <w:rPr/>
-              <w:t xml:space="preserve">0</w:t>
-            </w:r>
-          </w:p>
-        </w:tc>
-        <w:tc>
-          <w:tcPr>
-            <w:tcW w:type="dxa" w:w="1560"/>
-          </w:tcPr>
-          <w:p>
-            <w:pPr>
-              <w:keepNext/>
-            </w:pPr>
-            <w:r>
-              <w:rPr/>
-              <w:t xml:space="preserve">n.d.</w:t>
-            </w:r>
-          </w:p>
-        </w:tc>
-      </w:tr>
-      <w:tr>
-        <w:tc>
-          <w:tcPr>
-            <w:tcW w:type="dxa" w:w="1800"/>
+                <w:sz w:val="18"/>
+              </w:rPr>
+              <w:t xml:space="preserve">II-20</w:t>
+            </w:r>
+          </w:p>
+        </w:tc>
+        <w:tc>
+          <w:tcPr>
+            <w:tcW w:type="dxa" w:w="1060"/>
+          </w:tcPr>
+          <w:p>
+            <w:pPr>
+              <w:keepNext/>
+            </w:pPr>
+            <w:r>
+              <w:rPr>
+                <w:sz w:val="18"/>
+              </w:rPr>
+              <w:t xml:space="preserve">8.0</w:t>
+            </w:r>
+          </w:p>
+        </w:tc>
+        <w:tc>
+          <w:tcPr>
+            <w:tcW w:type="dxa" w:w="1060"/>
+          </w:tcPr>
+          <w:p>
+            <w:pPr>
+              <w:keepNext/>
+            </w:pPr>
+            <w:r>
+              <w:rPr>
+                <w:sz w:val="18"/>
+              </w:rPr>
+              <w:t xml:space="preserve">33.3%</w:t>
+            </w:r>
+          </w:p>
+        </w:tc>
+        <w:tc>
+          <w:tcPr>
+            <w:tcW w:type="dxa" w:w="1060"/>
+          </w:tcPr>
+          <w:p>
+            <w:pPr>
+              <w:keepNext/>
+            </w:pPr>
+            <w:r>
+              <w:rPr>
+                <w:sz w:val="18"/>
+              </w:rPr>
+              <w:t xml:space="preserve">36.0</w:t>
+            </w:r>
+          </w:p>
+        </w:tc>
+        <w:tc>
+          <w:tcPr>
+            <w:tcW w:type="dxa" w:w="1060"/>
+          </w:tcPr>
+          <w:p>
+            <w:pPr>
+              <w:keepNext/>
+            </w:pPr>
+            <w:r>
+              <w:rPr>
+                <w:sz w:val="18"/>
+              </w:rPr>
+              <w:t xml:space="preserve">17.7</w:t>
+            </w:r>
+          </w:p>
+        </w:tc>
+        <w:tc>
+          <w:tcPr>
+            <w:tcW w:type="dxa" w:w="1060"/>
+          </w:tcPr>
+          <w:p>
+            <w:pPr>
+              <w:keepNext/>
+            </w:pPr>
+            <w:r>
+              <w:rPr>
+                <w:sz w:val="18"/>
+              </w:rPr>
+              <w:t xml:space="preserve">30.6</w:t>
+            </w:r>
+          </w:p>
+        </w:tc>
+        <w:tc>
+          <w:tcPr>
+            <w:tcW w:type="dxa" w:w="1060"/>
+          </w:tcPr>
+          <w:p>
+            <w:pPr>
+              <w:keepNext/>
+            </w:pPr>
+            <w:r>
+              <w:rPr>
+                <w:sz w:val="18"/>
+              </w:rPr>
+              <w:t xml:space="preserve">2.9%</w:t>
+            </w:r>
+          </w:p>
+        </w:tc>
+        <w:tc>
+          <w:tcPr>
+            <w:tcW w:type="dxa" w:w="1060"/>
+          </w:tcPr>
+          <w:p>
+            <w:pPr>
+              <w:keepNext/>
+            </w:pPr>
+            <w:r>
+              <w:rPr>
+                <w:sz w:val="18"/>
+              </w:rPr>
+              <w:t xml:space="preserve">38.6</w:t>
+            </w:r>
+          </w:p>
+        </w:tc>
+        <w:tc>
+          <w:tcPr>
+            <w:tcW w:type="dxa" w:w="1060"/>
+          </w:tcPr>
+          <w:p>
+            <w:pPr>
+              <w:keepNext/>
+            </w:pPr>
+            <w:r>
+              <w:rPr>
+                <w:sz w:val="18"/>
+              </w:rPr>
+              <w:t xml:space="preserve">38.8</w:t>
+            </w:r>
+          </w:p>
+        </w:tc>
+      </w:tr>
+      <w:tr>
+        <w:tc>
+          <w:tcPr>
+            <w:tcW w:type="dxa" w:w="880"/>
           </w:tcPr>
           <w:p>
             <w:pPr>
@@ -4069,72 +4891,145 @@
             <w:r>
               <w:rPr>
                 <w:b/>
-              </w:rPr>
-              <w:t xml:space="preserve">2021</w:t>
-            </w:r>
-          </w:p>
-        </w:tc>
-        <w:tc>
-          <w:tcPr>
-            <w:tcW w:type="dxa" w:w="2000"/>
-          </w:tcPr>
-          <w:p>
-            <w:pPr>
-              <w:keepNext/>
-            </w:pPr>
-            <w:r>
-              <w:rPr/>
-              <w:t xml:space="preserve">35.9</w:t>
-            </w:r>
-          </w:p>
-        </w:tc>
-        <w:tc>
-          <w:tcPr>
-            <w:tcW w:type="dxa" w:w="2000"/>
-          </w:tcPr>
-          <w:p>
-            <w:pPr>
-              <w:keepNext/>
-            </w:pPr>
-            <w:r>
-              <w:rPr/>
-              <w:t xml:space="preserve">n.d.</w:t>
-            </w:r>
-          </w:p>
-        </w:tc>
-        <w:tc>
-          <w:tcPr>
-            <w:tcW w:type="dxa" w:w="2000"/>
-          </w:tcPr>
-          <w:p>
-            <w:pPr>
-              <w:keepNext/>
-            </w:pPr>
-            <w:r>
-              <w:rPr/>
-              <w:t xml:space="preserve">0</w:t>
-            </w:r>
-          </w:p>
-        </w:tc>
-        <w:tc>
-          <w:tcPr>
-            <w:tcW w:type="dxa" w:w="1560"/>
-          </w:tcPr>
-          <w:p>
-            <w:pPr>
-              <w:keepNext/>
-            </w:pPr>
-            <w:r>
-              <w:rPr/>
-              <w:t xml:space="preserve">n.d.</w:t>
-            </w:r>
-          </w:p>
-        </w:tc>
-      </w:tr>
-      <w:tr>
-        <w:tc>
-          <w:tcPr>
-            <w:tcW w:type="dxa" w:w="1800"/>
+                <w:sz w:val="18"/>
+              </w:rPr>
+              <w:t xml:space="preserve">II-21</w:t>
+            </w:r>
+          </w:p>
+        </w:tc>
+        <w:tc>
+          <w:tcPr>
+            <w:tcW w:type="dxa" w:w="1060"/>
+          </w:tcPr>
+          <w:p>
+            <w:pPr>
+              <w:keepNext/>
+            </w:pPr>
+            <w:r>
+              <w:rPr>
+                <w:sz w:val="18"/>
+              </w:rPr>
+              <w:t xml:space="preserve">9.5</w:t>
+            </w:r>
+          </w:p>
+        </w:tc>
+        <w:tc>
+          <w:tcPr>
+            <w:tcW w:type="dxa" w:w="1060"/>
+          </w:tcPr>
+          <w:p>
+            <w:pPr>
+              <w:keepNext/>
+            </w:pPr>
+            <w:r>
+              <w:rPr>
+                <w:sz w:val="18"/>
+              </w:rPr>
+              <w:t xml:space="preserve">32.6%</w:t>
+            </w:r>
+          </w:p>
+        </w:tc>
+        <w:tc>
+          <w:tcPr>
+            <w:tcW w:type="dxa" w:w="1060"/>
+          </w:tcPr>
+          <w:p>
+            <w:pPr>
+              <w:keepNext/>
+            </w:pPr>
+            <w:r>
+              <w:rPr>
+                <w:sz w:val="18"/>
+              </w:rPr>
+              <w:t xml:space="preserve">31.8</w:t>
+            </w:r>
+          </w:p>
+        </w:tc>
+        <w:tc>
+          <w:tcPr>
+            <w:tcW w:type="dxa" w:w="1060"/>
+          </w:tcPr>
+          <w:p>
+            <w:pPr>
+              <w:keepNext/>
+            </w:pPr>
+            <w:r>
+              <w:rPr>
+                <w:sz w:val="18"/>
+              </w:rPr>
+              <w:t xml:space="preserve">24.4</w:t>
+            </w:r>
+          </w:p>
+        </w:tc>
+        <w:tc>
+          <w:tcPr>
+            <w:tcW w:type="dxa" w:w="1060"/>
+          </w:tcPr>
+          <w:p>
+            <w:pPr>
+              <w:keepNext/>
+            </w:pPr>
+            <w:r>
+              <w:rPr>
+                <w:sz w:val="18"/>
+              </w:rPr>
+              <w:t xml:space="preserve">22.9</w:t>
+            </w:r>
+          </w:p>
+        </w:tc>
+        <w:tc>
+          <w:tcPr>
+            <w:tcW w:type="dxa" w:w="1060"/>
+          </w:tcPr>
+          <w:p>
+            <w:pPr>
+              <w:keepNext/>
+            </w:pPr>
+            <w:r>
+              <w:rPr>
+                <w:sz w:val="18"/>
+              </w:rPr>
+              <w:t xml:space="preserve">8.4%</w:t>
+            </w:r>
+          </w:p>
+        </w:tc>
+        <w:tc>
+          <w:tcPr>
+            <w:tcW w:type="dxa" w:w="1060"/>
+          </w:tcPr>
+          <w:p>
+            <w:pPr>
+              <w:keepNext/>
+            </w:pPr>
+            <w:r>
+              <w:rPr>
+                <w:sz w:val="18"/>
+              </w:rPr>
+              <w:t xml:space="preserve">35.1</w:t>
+            </w:r>
+          </w:p>
+        </w:tc>
+        <w:tc>
+          <w:tcPr>
+            <w:tcW w:type="dxa" w:w="1060"/>
+          </w:tcPr>
+          <w:p>
+            <w:pPr>
+              <w:keepNext/>
+            </w:pPr>
+            <w:r>
+              <w:rPr>
+                <w:sz w:val="18"/>
+              </w:rPr>
+              <w:t xml:space="preserve">38.8</w:t>
+            </w:r>
+          </w:p>
+        </w:tc>
+      </w:tr>
+      <w:tr>
+        <w:tc>
+          <w:tcPr>
+            <w:tcW w:type="dxa" w:w="880"/>
           </w:tcPr>
           <w:p>
             <w:pPr>
@@ -4143,350 +5038,707 @@
             <w:r>
               <w:rPr>
                 <w:b/>
-              </w:rPr>
-              <w:t xml:space="preserve">2022</w:t>
-            </w:r>
-          </w:p>
-        </w:tc>
-        <w:tc>
-          <w:tcPr>
-            <w:tcW w:type="dxa" w:w="2000"/>
-          </w:tcPr>
-          <w:p>
-            <w:pPr>
-              <w:keepNext/>
-            </w:pPr>
-            <w:r>
-              <w:rPr/>
+                <w:sz w:val="18"/>
+              </w:rPr>
+              <w:t xml:space="preserve">II-22</w:t>
+            </w:r>
+          </w:p>
+        </w:tc>
+        <w:tc>
+          <w:tcPr>
+            <w:tcW w:type="dxa" w:w="1060"/>
+          </w:tcPr>
+          <w:p>
+            <w:pPr>
+              <w:keepNext/>
+            </w:pPr>
+            <w:r>
+              <w:rPr>
+                <w:sz w:val="18"/>
+              </w:rPr>
+              <w:t xml:space="preserve">14.7</w:t>
+            </w:r>
+          </w:p>
+        </w:tc>
+        <w:tc>
+          <w:tcPr>
+            <w:tcW w:type="dxa" w:w="1060"/>
+          </w:tcPr>
+          <w:p>
+            <w:pPr>
+              <w:keepNext/>
+            </w:pPr>
+            <w:r>
+              <w:rPr>
+                <w:sz w:val="18"/>
+              </w:rPr>
+              <w:t xml:space="preserve">9.3%</w:t>
+            </w:r>
+          </w:p>
+        </w:tc>
+        <w:tc>
+          <w:tcPr>
+            <w:tcW w:type="dxa" w:w="1060"/>
+          </w:tcPr>
+          <w:p>
+            <w:pPr>
+              <w:keepNext/>
+            </w:pPr>
+            <w:r>
+              <w:rPr>
+                <w:sz w:val="18"/>
+              </w:rPr>
+              <w:t xml:space="preserve">9.7</w:t>
+            </w:r>
+          </w:p>
+        </w:tc>
+        <w:tc>
+          <w:tcPr>
+            <w:tcW w:type="dxa" w:w="1060"/>
+          </w:tcPr>
+          <w:p>
+            <w:pPr>
+              <w:keepNext/>
+            </w:pPr>
+            <w:r>
+              <w:rPr>
+                <w:sz w:val="18"/>
+              </w:rPr>
+              <w:t xml:space="preserve">26.2</w:t>
+            </w:r>
+          </w:p>
+        </w:tc>
+        <w:tc>
+          <w:tcPr>
+            <w:tcW w:type="dxa" w:w="1060"/>
+          </w:tcPr>
+          <w:p>
+            <w:pPr>
+              <w:keepNext/>
+            </w:pPr>
+            <w:r>
+              <w:rPr>
+                <w:sz w:val="18"/>
+              </w:rPr>
+              <w:t xml:space="preserve">24.6</w:t>
+            </w:r>
+          </w:p>
+        </w:tc>
+        <w:tc>
+          <w:tcPr>
+            <w:tcW w:type="dxa" w:w="1060"/>
+          </w:tcPr>
+          <w:p>
+            <w:pPr>
+              <w:keepNext/>
+            </w:pPr>
+            <w:r>
+              <w:rPr>
+                <w:sz w:val="18"/>
+              </w:rPr>
+              <w:t xml:space="preserve">7.2%</w:t>
+            </w:r>
+          </w:p>
+        </w:tc>
+        <w:tc>
+          <w:tcPr>
+            <w:tcW w:type="dxa" w:w="1060"/>
+          </w:tcPr>
+          <w:p>
+            <w:pPr>
+              <w:keepNext/>
+            </w:pPr>
+            <w:r>
+              <w:rPr>
+                <w:sz w:val="18"/>
+              </w:rPr>
+              <w:t xml:space="preserve">23.2</w:t>
+            </w:r>
+          </w:p>
+        </w:tc>
+        <w:tc>
+          <w:tcPr>
+            <w:tcW w:type="dxa" w:w="1060"/>
+          </w:tcPr>
+          <w:p>
+            <w:pPr>
+              <w:keepNext/>
+            </w:pPr>
+            <w:r>
+              <w:rPr>
+                <w:sz w:val="18"/>
+              </w:rPr>
+              <w:t xml:space="preserve">39.5</w:t>
+            </w:r>
+          </w:p>
+        </w:tc>
+      </w:tr>
+      <w:tr>
+        <w:tc>
+          <w:tcPr>
+            <w:tcW w:type="dxa" w:w="880"/>
+          </w:tcPr>
+          <w:p>
+            <w:pPr>
+              <w:keepNext/>
+            </w:pPr>
+            <w:r>
+              <w:rPr>
+                <w:b/>
+                <w:sz w:val="18"/>
+              </w:rPr>
+              <w:t xml:space="preserve">II-23</w:t>
+            </w:r>
+          </w:p>
+        </w:tc>
+        <w:tc>
+          <w:tcPr>
+            <w:tcW w:type="dxa" w:w="1060"/>
+          </w:tcPr>
+          <w:p>
+            <w:pPr>
+              <w:keepNext/>
+            </w:pPr>
+            <w:r>
+              <w:rPr>
+                <w:sz w:val="18"/>
+              </w:rPr>
+              <w:t xml:space="preserve">14.0</w:t>
+            </w:r>
+          </w:p>
+        </w:tc>
+        <w:tc>
+          <w:tcPr>
+            <w:tcW w:type="dxa" w:w="1060"/>
+          </w:tcPr>
+          <w:p>
+            <w:pPr>
+              <w:keepNext/>
+            </w:pPr>
+            <w:r>
+              <w:rPr>
+                <w:sz w:val="18"/>
+              </w:rPr>
+              <w:t xml:space="preserve">4.1%</w:t>
+            </w:r>
+          </w:p>
+        </w:tc>
+        <w:tc>
+          <w:tcPr>
+            <w:tcW w:type="dxa" w:w="1060"/>
+          </w:tcPr>
+          <w:p>
+            <w:pPr>
+              <w:keepNext/>
+            </w:pPr>
+            <w:r>
+              <w:rPr>
+                <w:sz w:val="18"/>
+              </w:rPr>
+              <w:t xml:space="preserve">28.0</w:t>
+            </w:r>
+          </w:p>
+        </w:tc>
+        <w:tc>
+          <w:tcPr>
+            <w:tcW w:type="dxa" w:w="1060"/>
+          </w:tcPr>
+          <w:p>
+            <w:pPr>
+              <w:keepNext/>
+            </w:pPr>
+            <w:r>
+              <w:rPr>
+                <w:sz w:val="18"/>
+              </w:rPr>
+              <w:t xml:space="preserve">27.7</w:t>
+            </w:r>
+          </w:p>
+        </w:tc>
+        <w:tc>
+          <w:tcPr>
+            <w:tcW w:type="dxa" w:w="1060"/>
+          </w:tcPr>
+          <w:p>
+            <w:pPr>
+              <w:keepNext/>
+            </w:pPr>
+            <w:r>
+              <w:rPr>
+                <w:sz w:val="18"/>
+              </w:rPr>
+              <w:t xml:space="preserve">21.6</w:t>
+            </w:r>
+          </w:p>
+        </w:tc>
+        <w:tc>
+          <w:tcPr>
+            <w:tcW w:type="dxa" w:w="1060"/>
+          </w:tcPr>
+          <w:p>
+            <w:pPr>
+              <w:keepNext/>
+            </w:pPr>
+            <w:r>
+              <w:rPr>
+                <w:sz w:val="18"/>
+              </w:rPr>
+              <w:t xml:space="preserve">1.4%</w:t>
+            </w:r>
+          </w:p>
+        </w:tc>
+        <w:tc>
+          <w:tcPr>
+            <w:tcW w:type="dxa" w:w="1060"/>
+          </w:tcPr>
+          <w:p>
+            <w:pPr>
+              <w:keepNext/>
+            </w:pPr>
+            <w:r>
+              <w:rPr>
+                <w:sz w:val="18"/>
+              </w:rPr>
+              <w:t xml:space="preserve">25.6</w:t>
+            </w:r>
+          </w:p>
+        </w:tc>
+        <w:tc>
+          <w:tcPr>
+            <w:tcW w:type="dxa" w:w="1060"/>
+          </w:tcPr>
+          <w:p>
+            <w:pPr>
+              <w:keepNext/>
+            </w:pPr>
+            <w:r>
+              <w:rPr>
+                <w:sz w:val="18"/>
+              </w:rPr>
+              <w:t xml:space="preserve">38.5</w:t>
+            </w:r>
+          </w:p>
+        </w:tc>
+      </w:tr>
+      <w:tr>
+        <w:tc>
+          <w:tcPr>
+            <w:tcW w:type="dxa" w:w="880"/>
+          </w:tcPr>
+          <w:p>
+            <w:pPr>
+              <w:keepNext/>
+            </w:pPr>
+            <w:r>
+              <w:rPr>
+                <w:b/>
+                <w:sz w:val="18"/>
+              </w:rPr>
+              <w:t xml:space="preserve">II-24</w:t>
+            </w:r>
+          </w:p>
+        </w:tc>
+        <w:tc>
+          <w:tcPr>
+            <w:tcW w:type="dxa" w:w="1060"/>
+          </w:tcPr>
+          <w:p>
+            <w:pPr>
+              <w:keepNext/>
+            </w:pPr>
+            <w:r>
+              <w:rPr>
+                <w:sz w:val="18"/>
+              </w:rPr>
+              <w:t xml:space="preserve">11.2</w:t>
+            </w:r>
+          </w:p>
+        </w:tc>
+        <w:tc>
+          <w:tcPr>
+            <w:tcW w:type="dxa" w:w="1060"/>
+          </w:tcPr>
+          <w:p>
+            <w:pPr>
+              <w:keepNext/>
+            </w:pPr>
+            <w:r>
+              <w:rPr>
+                <w:sz w:val="18"/>
+              </w:rPr>
+              <w:t xml:space="preserve">4.3%</w:t>
+            </w:r>
+          </w:p>
+        </w:tc>
+        <w:tc>
+          <w:tcPr>
+            <w:tcW w:type="dxa" w:w="1060"/>
+          </w:tcPr>
+          <w:p>
+            <w:pPr>
+              <w:keepNext/>
+            </w:pPr>
+            <w:r>
+              <w:rPr>
+                <w:sz w:val="18"/>
+              </w:rPr>
+              <w:t xml:space="preserve">24.4</w:t>
+            </w:r>
+          </w:p>
+        </w:tc>
+        <w:tc>
+          <w:tcPr>
+            <w:tcW w:type="dxa" w:w="1060"/>
+          </w:tcPr>
+          <w:p>
+            <w:pPr>
+              <w:keepNext/>
+            </w:pPr>
+            <w:r>
+              <w:rPr>
+                <w:sz w:val="18"/>
+              </w:rPr>
+              <w:t xml:space="preserve">26.5</w:t>
+            </w:r>
+          </w:p>
+        </w:tc>
+        <w:tc>
+          <w:tcPr>
+            <w:tcW w:type="dxa" w:w="1060"/>
+          </w:tcPr>
+          <w:p>
+            <w:pPr>
+              <w:keepNext/>
+            </w:pPr>
+            <w:r>
+              <w:rPr>
+                <w:sz w:val="18"/>
+              </w:rPr>
+              <w:t xml:space="preserve">22.2</w:t>
+            </w:r>
+          </w:p>
+        </w:tc>
+        <w:tc>
+          <w:tcPr>
+            <w:tcW w:type="dxa" w:w="1060"/>
+          </w:tcPr>
+          <w:p>
+            <w:pPr>
+              <w:keepNext/>
+            </w:pPr>
+            <w:r>
+              <w:rPr>
+                <w:sz w:val="18"/>
+              </w:rPr>
+              <w:t xml:space="preserve">3.1%</w:t>
+            </w:r>
+          </w:p>
+        </w:tc>
+        <w:tc>
+          <w:tcPr>
+            <w:tcW w:type="dxa" w:w="1060"/>
+          </w:tcPr>
+          <w:p>
+            <w:pPr>
+              <w:keepNext/>
+            </w:pPr>
+            <w:r>
+              <w:rPr>
+                <w:sz w:val="18"/>
+              </w:rPr>
+              <w:t xml:space="preserve">42.2</w:t>
+            </w:r>
+          </w:p>
+        </w:tc>
+        <w:tc>
+          <w:tcPr>
+            <w:tcW w:type="dxa" w:w="1060"/>
+          </w:tcPr>
+          <w:p>
+            <w:pPr>
+              <w:keepNext/>
+            </w:pPr>
+            <w:r>
+              <w:rPr>
+                <w:sz w:val="18"/>
+              </w:rPr>
+              <w:t xml:space="preserve">36.7</w:t>
+            </w:r>
+          </w:p>
+        </w:tc>
+      </w:tr>
+      <w:tr>
+        <w:tc>
+          <w:tcPr>
+            <w:tcW w:type="dxa" w:w="880"/>
+          </w:tcPr>
+          <w:p>
+            <w:pPr>
+              <w:keepNext/>
+            </w:pPr>
+            <w:r>
+              <w:rPr>
+                <w:b/>
+                <w:sz w:val="18"/>
+              </w:rPr>
+              <w:t xml:space="preserve">II-25</w:t>
+            </w:r>
+          </w:p>
+        </w:tc>
+        <w:tc>
+          <w:tcPr>
+            <w:tcW w:type="dxa" w:w="1060"/>
+          </w:tcPr>
+          <w:p>
+            <w:pPr>
+              <w:keepNext/>
+            </w:pPr>
+            <w:r>
+              <w:rPr>
+                <w:sz w:val="18"/>
+              </w:rPr>
+              <w:t xml:space="preserve">14.1</w:t>
+            </w:r>
+          </w:p>
+        </w:tc>
+        <w:tc>
+          <w:tcPr>
+            <w:tcW w:type="dxa" w:w="1060"/>
+          </w:tcPr>
+          <w:p>
+            <w:pPr>
+              <w:keepNext/>
+            </w:pPr>
+            <w:r>
+              <w:rPr>
+                <w:sz w:val="18"/>
+              </w:rPr>
+              <w:t xml:space="preserve">4.7%</w:t>
+            </w:r>
+          </w:p>
+        </w:tc>
+        <w:tc>
+          <w:tcPr>
+            <w:tcW w:type="dxa" w:w="1060"/>
+          </w:tcPr>
+          <w:p>
+            <w:pPr>
+              <w:keepNext/>
+            </w:pPr>
+            <w:r>
+              <w:rPr>
+                <w:sz w:val="18"/>
+              </w:rPr>
+              <w:t xml:space="preserve">44.3</w:t>
+            </w:r>
+          </w:p>
+        </w:tc>
+        <w:tc>
+          <w:tcPr>
+            <w:tcW w:type="dxa" w:w="1060"/>
+          </w:tcPr>
+          <w:p>
+            <w:pPr>
+              <w:keepNext/>
+            </w:pPr>
+            <w:r>
+              <w:rPr>
+                <w:sz w:val="18"/>
+              </w:rPr>
+              <w:t xml:space="preserve">28.6</w:t>
+            </w:r>
+          </w:p>
+        </w:tc>
+        <w:tc>
+          <w:tcPr>
+            <w:tcW w:type="dxa" w:w="1060"/>
+          </w:tcPr>
+          <w:p>
+            <w:pPr>
+              <w:keepNext/>
+            </w:pPr>
+            <w:r>
+              <w:rPr>
+                <w:sz w:val="18"/>
+              </w:rPr>
+              <w:t xml:space="preserve">21.4</w:t>
+            </w:r>
+          </w:p>
+        </w:tc>
+        <w:tc>
+          <w:tcPr>
+            <w:tcW w:type="dxa" w:w="1060"/>
+          </w:tcPr>
+          <w:p>
+            <w:pPr>
+              <w:keepNext/>
+            </w:pPr>
+            <w:r>
+              <w:rPr>
+                <w:sz w:val="18"/>
+              </w:rPr>
+              <w:t xml:space="preserve">7.4%</w:t>
+            </w:r>
+          </w:p>
+        </w:tc>
+        <w:tc>
+          <w:tcPr>
+            <w:tcW w:type="dxa" w:w="1060"/>
+          </w:tcPr>
+          <w:p>
+            <w:pPr>
+              <w:keepNext/>
+            </w:pPr>
+            <w:r>
+              <w:rPr>
+                <w:sz w:val="18"/>
+              </w:rPr>
+              <w:t xml:space="preserve">58.8</w:t>
+            </w:r>
+          </w:p>
+        </w:tc>
+        <w:tc>
+          <w:tcPr>
+            <w:tcW w:type="dxa" w:w="1060"/>
+          </w:tcPr>
+          <w:p>
+            <w:pPr>
+              <w:keepNext/>
+            </w:pPr>
+            <w:r>
+              <w:rPr>
+                <w:sz w:val="18"/>
+              </w:rPr>
+              <w:t xml:space="preserve">39.7</w:t>
+            </w:r>
+          </w:p>
+        </w:tc>
+      </w:tr>
+      <w:tr>
+        <w:tc>
+          <w:tcPr>
+            <w:tcW w:type="dxa" w:w="880"/>
+          </w:tcPr>
+          <w:p>
+            <w:pPr/>
+            <w:r>
+              <w:rPr>
+                <w:b/>
+                <w:sz w:val="18"/>
+              </w:rPr>
+              <w:t xml:space="preserve">II-26</w:t>
+            </w:r>
+          </w:p>
+        </w:tc>
+        <w:tc>
+          <w:tcPr>
+            <w:tcW w:type="dxa" w:w="1060"/>
+          </w:tcPr>
+          <w:p>
+            <w:pPr/>
+            <w:r>
+              <w:rPr>
+                <w:sz w:val="18"/>
+              </w:rPr>
+              <w:t xml:space="preserve">9.9</w:t>
+            </w:r>
+          </w:p>
+        </w:tc>
+        <w:tc>
+          <w:tcPr>
+            <w:tcW w:type="dxa" w:w="1060"/>
+          </w:tcPr>
+          <w:p>
+            <w:pPr/>
+            <w:r>
+              <w:rPr>
+                <w:sz w:val="18"/>
+              </w:rPr>
+              <w:t xml:space="preserve">28.3%</w:t>
+            </w:r>
+          </w:p>
+        </w:tc>
+        <w:tc>
+          <w:tcPr>
+            <w:tcW w:type="dxa" w:w="1060"/>
+          </w:tcPr>
+          <w:p>
+            <w:pPr/>
+            <w:r>
+              <w:rPr>
+                <w:sz w:val="18"/>
+              </w:rPr>
+              <w:t xml:space="preserve">35.3</w:t>
+            </w:r>
+          </w:p>
+        </w:tc>
+        <w:tc>
+          <w:tcPr>
+            <w:tcW w:type="dxa" w:w="1060"/>
+          </w:tcPr>
+          <w:p>
+            <w:pPr/>
+            <w:r>
+              <w:rPr>
+                <w:sz w:val="18"/>
+              </w:rPr>
+              <w:t xml:space="preserve">22.7</w:t>
+            </w:r>
+          </w:p>
+        </w:tc>
+        <w:tc>
+          <w:tcPr>
+            <w:tcW w:type="dxa" w:w="1060"/>
+          </w:tcPr>
+          <w:p>
+            <w:pPr/>
+            <w:r>
+              <w:rPr>
+                <w:sz w:val="18"/>
+              </w:rPr>
+              <w:t xml:space="preserve">21.6</w:t>
+            </w:r>
+          </w:p>
+        </w:tc>
+        <w:tc>
+          <w:tcPr>
+            <w:tcW w:type="dxa" w:w="1060"/>
+          </w:tcPr>
+          <w:p>
+            <w:pPr/>
+            <w:r>
+              <w:rPr>
+                <w:sz w:val="18"/>
+              </w:rPr>
+              <w:t xml:space="preserve">3.1%</w:t>
+            </w:r>
+          </w:p>
+        </w:tc>
+        <w:tc>
+          <w:tcPr>
+            <w:tcW w:type="dxa" w:w="1060"/>
+          </w:tcPr>
+          <w:p>
+            <w:pPr/>
+            <w:r>
+              <w:rPr>
+                <w:sz w:val="18"/>
+              </w:rPr>
+              <w:t xml:space="preserve">53.7</w:t>
+            </w:r>
+          </w:p>
+        </w:tc>
+        <w:tc>
+          <w:tcPr>
+            <w:tcW w:type="dxa" w:w="1060"/>
+          </w:tcPr>
+          <w:p>
+            <w:pPr/>
+            <w:r>
+              <w:rPr>
+                <w:sz w:val="18"/>
+              </w:rPr>
               <w:t xml:space="preserve">38.4</w:t>
-            </w:r>
-          </w:p>
-        </w:tc>
-        <w:tc>
-          <w:tcPr>
-            <w:tcW w:type="dxa" w:w="2000"/>
-          </w:tcPr>
-          <w:p>
-            <w:pPr>
-              <w:keepNext/>
-            </w:pPr>
-            <w:r>
-              <w:rPr/>
-              <w:t xml:space="preserve">13.0</w:t>
-            </w:r>
-          </w:p>
-        </w:tc>
-        <w:tc>
-          <w:tcPr>
-            <w:tcW w:type="dxa" w:w="2000"/>
-          </w:tcPr>
-          <w:p>
-            <w:pPr>
-              <w:keepNext/>
-            </w:pPr>
-            <w:r>
-              <w:rPr/>
-              <w:t xml:space="preserve">1</w:t>
-            </w:r>
-          </w:p>
-        </w:tc>
-        <w:tc>
-          <w:tcPr>
-            <w:tcW w:type="dxa" w:w="1560"/>
-          </w:tcPr>
-          <w:p>
-            <w:pPr>
-              <w:keepNext/>
-            </w:pPr>
-            <w:r>
-              <w:rPr/>
-              <w:t xml:space="preserve">n.d.</w:t>
-            </w:r>
-          </w:p>
-        </w:tc>
-      </w:tr>
-      <w:tr>
-        <w:tc>
-          <w:tcPr>
-            <w:tcW w:type="dxa" w:w="1800"/>
-          </w:tcPr>
-          <w:p>
-            <w:pPr>
-              <w:keepNext/>
-            </w:pPr>
-            <w:r>
-              <w:rPr>
-                <w:b/>
-              </w:rPr>
-              <w:t xml:space="preserve">2023</w:t>
-            </w:r>
-          </w:p>
-        </w:tc>
-        <w:tc>
-          <w:tcPr>
-            <w:tcW w:type="dxa" w:w="2000"/>
-          </w:tcPr>
-          <w:p>
-            <w:pPr>
-              <w:keepNext/>
-            </w:pPr>
-            <w:r>
-              <w:rPr/>
-              <w:t xml:space="preserve">37.0</w:t>
-            </w:r>
-          </w:p>
-        </w:tc>
-        <w:tc>
-          <w:tcPr>
-            <w:tcW w:type="dxa" w:w="2000"/>
-          </w:tcPr>
-          <w:p>
-            <w:pPr>
-              <w:keepNext/>
-            </w:pPr>
-            <w:r>
-              <w:rPr/>
-              <w:t xml:space="preserve">14.7</w:t>
-            </w:r>
-          </w:p>
-        </w:tc>
-        <w:tc>
-          <w:tcPr>
-            <w:tcW w:type="dxa" w:w="2000"/>
-          </w:tcPr>
-          <w:p>
-            <w:pPr>
-              <w:keepNext/>
-            </w:pPr>
-            <w:r>
-              <w:rPr/>
-              <w:t xml:space="preserve">2</w:t>
-            </w:r>
-          </w:p>
-        </w:tc>
-        <w:tc>
-          <w:tcPr>
-            <w:tcW w:type="dxa" w:w="1560"/>
-          </w:tcPr>
-          <w:p>
-            <w:pPr>
-              <w:keepNext/>
-            </w:pPr>
-            <w:r>
-              <w:rPr/>
-              <w:t xml:space="preserve">n.d.</w:t>
-            </w:r>
-          </w:p>
-        </w:tc>
-      </w:tr>
-      <w:tr>
-        <w:tc>
-          <w:tcPr>
-            <w:tcW w:type="dxa" w:w="1800"/>
-          </w:tcPr>
-          <w:p>
-            <w:pPr>
-              <w:keepNext/>
-            </w:pPr>
-            <w:r>
-              <w:rPr>
-                <w:b/>
-              </w:rPr>
-              <w:t xml:space="preserve">2024</w:t>
-            </w:r>
-          </w:p>
-        </w:tc>
-        <w:tc>
-          <w:tcPr>
-            <w:tcW w:type="dxa" w:w="2000"/>
-          </w:tcPr>
-          <w:p>
-            <w:pPr>
-              <w:keepNext/>
-            </w:pPr>
-            <w:r>
-              <w:rPr/>
-              <w:t xml:space="preserve">37.9</w:t>
-            </w:r>
-          </w:p>
-        </w:tc>
-        <w:tc>
-          <w:tcPr>
-            <w:tcW w:type="dxa" w:w="2000"/>
-          </w:tcPr>
-          <w:p>
-            <w:pPr>
-              <w:keepNext/>
-            </w:pPr>
-            <w:r>
-              <w:rPr/>
-              <w:t xml:space="preserve">12.8</w:t>
-            </w:r>
-          </w:p>
-        </w:tc>
-        <w:tc>
-          <w:tcPr>
-            <w:tcW w:type="dxa" w:w="2000"/>
-          </w:tcPr>
-          <w:p>
-            <w:pPr>
-              <w:keepNext/>
-            </w:pPr>
-            <w:r>
-              <w:rPr/>
-              <w:t xml:space="preserve">3</w:t>
-            </w:r>
-          </w:p>
-        </w:tc>
-        <w:tc>
-          <w:tcPr>
-            <w:tcW w:type="dxa" w:w="1560"/>
-          </w:tcPr>
-          <w:p>
-            <w:pPr>
-              <w:keepNext/>
-            </w:pPr>
-            <w:r>
-              <w:rPr/>
-              <w:t xml:space="preserve">n.d.</w:t>
-            </w:r>
-          </w:p>
-        </w:tc>
-      </w:tr>
-      <w:tr>
-        <w:tc>
-          <w:tcPr>
-            <w:tcW w:type="dxa" w:w="1800"/>
-          </w:tcPr>
-          <w:p>
-            <w:pPr>
-              <w:keepNext/>
-            </w:pPr>
-            <w:r>
-              <w:rPr>
-                <w:b/>
-              </w:rPr>
-              <w:t xml:space="preserve">2025</w:t>
-            </w:r>
-          </w:p>
-        </w:tc>
-        <w:tc>
-          <w:tcPr>
-            <w:tcW w:type="dxa" w:w="2000"/>
-          </w:tcPr>
-          <w:p>
-            <w:pPr>
-              <w:keepNext/>
-            </w:pPr>
-            <w:r>
-              <w:rPr/>
-              <w:t xml:space="preserve">36.1</w:t>
-            </w:r>
-          </w:p>
-        </w:tc>
-        <w:tc>
-          <w:tcPr>
-            <w:tcW w:type="dxa" w:w="2000"/>
-          </w:tcPr>
-          <w:p>
-            <w:pPr>
-              <w:keepNext/>
-            </w:pPr>
-            <w:r>
-              <w:rPr/>
-              <w:t xml:space="preserve">14.3</w:t>
-            </w:r>
-          </w:p>
-        </w:tc>
-        <w:tc>
-          <w:tcPr>
-            <w:tcW w:type="dxa" w:w="2000"/>
-          </w:tcPr>
-          <w:p>
-            <w:pPr>
-              <w:keepNext/>
-            </w:pPr>
-            <w:r>
-              <w:rPr/>
-              <w:t xml:space="preserve">2</w:t>
-            </w:r>
-          </w:p>
-        </w:tc>
-        <w:tc>
-          <w:tcPr>
-            <w:tcW w:type="dxa" w:w="1560"/>
-          </w:tcPr>
-          <w:p>
-            <w:pPr>
-              <w:keepNext/>
-            </w:pPr>
-            <w:r>
-              <w:rPr/>
-              <w:t xml:space="preserve">n.d.</w:t>
-            </w:r>
-          </w:p>
-        </w:tc>
-      </w:tr>
-      <w:tr>
-        <w:tc>
-          <w:tcPr>
-            <w:tcW w:type="dxa" w:w="1800"/>
-          </w:tcPr>
-          <w:p>
-            <w:pPr/>
-            <w:r>
-              <w:rPr>
-                <w:b/>
-              </w:rPr>
-              <w:t xml:space="preserve">2026 (I y II)</w:t>
-            </w:r>
-          </w:p>
-        </w:tc>
-        <w:tc>
-          <w:tcPr>
-            <w:tcW w:type="dxa" w:w="2000"/>
-          </w:tcPr>
-          <w:p>
-            <w:pPr/>
-            <w:r>
-              <w:rPr/>
-              <w:t xml:space="preserve">35.8</w:t>
-            </w:r>
-          </w:p>
-        </w:tc>
-        <w:tc>
-          <w:tcPr>
-            <w:tcW w:type="dxa" w:w="2000"/>
-          </w:tcPr>
-          <w:p>
-            <w:pPr/>
-            <w:r>
-              <w:rPr/>
-              <w:t xml:space="preserve">11.0</w:t>
-            </w:r>
-          </w:p>
-        </w:tc>
-        <w:tc>
-          <w:tcPr>
-            <w:tcW w:type="dxa" w:w="2000"/>
-          </w:tcPr>
-          <w:p>
-            <w:pPr/>
-            <w:r>
-              <w:rPr/>
-              <w:t xml:space="preserve">2</w:t>
-            </w:r>
-          </w:p>
-        </w:tc>
-        <w:tc>
-          <w:tcPr>
-            <w:tcW w:type="dxa" w:w="1560"/>
-          </w:tcPr>
-          <w:p>
-            <w:pPr/>
-            <w:r>
-              <w:rPr/>
-              <w:t xml:space="preserve">35.3</w:t>
             </w:r>
           </w:p>
         </w:tc>
@@ -4500,7 +5752,7 @@
         <w:rPr>
           <w:sz w:val="18"/>
         </w:rPr>
-        <w:t xml:space="preserve">El crédito nuevo por tamaño solo se capturó desde IV-22 (trimestres II y IV, más I-24 e I-26) y el índice de tasas por tamaño solo para II-26; lo demás queda pendiente de descargar del SIE. El detalle de los 27 trimestres de ambos cuadros está en la hoja Por tamaño del Excel.</w:t>
+        <w:t xml:space="preserve">El detalle de los 27 trimestres de ambos tamaños está en la hoja Por tamaño del Excel. Los I, III y IV trimestres de rechazo, índice de tasas y banca comercial por tamaño quedan pendientes (hoja Pendientes).</w:t>
       </w:r>
     </w:p>
     <w:p>
@@ -4575,7 +5827,7 @@
       </w:r>
       <w:r>
         <w:rPr/>
-        <w:t xml:space="preserve">Las grandes se mueven en una banda estrecha de 18.6% a 22.2%. Las pequeñas oscilan entre 9.9% y 16.3% (I-24), y II-26 es su valor más bajo entre los trimestres con dato.</w:t>
+        <w:t xml:space="preserve">Desde 2022 las grandes se mueven en una banda estrecha, de 18.6% a 24.6%; en 2020 llegaron a 31.6%. Las pequeñas oscilan entre 9.9% y 16.3% (I-24), y II-26 (9.9%) es su valor más bajo desde IV-21 (7.2%).</w:t>
       </w:r>
     </w:p>
     <w:p>
@@ -4594,7 +5846,7 @@
       </w:r>
       <w:r>
         <w:rPr/>
-        <w:t xml:space="preserve">Las pequeñas casi nunca pasan de 41% (máximo 41.1% en I-22) y hoy están en 35.7%. Las grandes bajaron de 54.4% (IV-21) a 38.9% (IV-22) y se recuperaron a 49.7%.</w:t>
+        <w:t xml:space="preserve">Las pequeñas casi nunca pasan de 41% (máximo 41.1% en I-22) y hoy están en 35.7%. Las grandes bajaron de 56.4% (II-20) a 38.9% (IV-22) y se recuperaron a 49.7%.</w:t>
       </w:r>
     </w:p>
     <w:p>
@@ -4613,7 +5865,7 @@
       </w:r>
       <w:r>
         <w:rPr/>
-        <w:t xml:space="preserve">La diferencia de crédito vigente fue 15.9 pp en 2021, bajó a 6.8 pp en 2023 y volvió a subir hasta 12.4 pp en 2026. En crédito nuevo, la brecha pasó de 5.5 pp (2023) a 10.0 pp (2026).</w:t>
+        <w:t xml:space="preserve">La diferencia de crédito vigente fue 16.5 pp en 2020 y 15.9 pp en 2021, bajó a 6.8 pp en 2023 y volvió a subir hasta 12.4 pp en 2026. En crédito nuevo, la brecha pasó de 5.2 pp (2023) a 10.0 pp (2026).</w:t>
       </w:r>
     </w:p>
     <w:p>
@@ -4632,7 +5884,7 @@
       </w:r>
       <w:r>
         <w:rPr/>
-        <w:t xml:space="preserve">En II-26 las pequeñas perciben tasas más caras (índice 35.3) y las grandes más baratas (53.7).</w:t>
+        <w:t xml:space="preserve">En II-26 las pequeñas perciben tasas más caras (índice 35.3) y las grandes más baratas (53.7). En el II trimestre de 2024 y 2025 ya pasaba lo mismo (24.4 y 44.3 las pymes; 42.2 y 58.8 las grandes).</w:t>
       </w:r>
     </w:p>
     <w:p>
@@ -4649,7 +5901,7 @@
       <w:pPr/>
       <w:r>
         <w:rPr/>
-        <w:t xml:space="preserve">En el primer semestre de 2026 la oferta bancaria se endureció: suben los rechazos y las empresas perciben crédito más caro, aunque la tasa de Banxico bajó.</w:t>
+        <w:t xml:space="preserve">En el primer semestre de 2026 la oferta bancaria se endureció: suben los rechazos y las empresas perciben crédito más caro, aunque la tasa de Banxico bajó. El aumento del rechazo es de las pymes.</w:t>
       </w:r>
     </w:p>
     <w:p>
@@ -4705,7 +5957,7 @@
         <w:rPr>
           <w:sz w:val="18"/>
         </w:rPr>
-        <w:t xml:space="preserve">Banxico, cuadro 2 de los comunicados III-2022 a II-2026 (rechazo, cálculo propio) y muestra anterior I-2020 a II-2022 (índice de tasas). Datos: Excel, hoja Rechazo y costo.</w:t>
+        <w:t xml:space="preserve">Banxico, SIE y cuadro 2 de los comunicados, diseño vigente I-2020 a II-2026; tasa de rechazo: cálculo propio. Datos: Excel, hoja Rechazo y costo.</w:t>
       </w:r>
     </w:p>
     <w:p>
@@ -4720,7 +5972,7 @@
       </w:r>
       <w:r>
         <w:rPr/>
-        <w:t xml:space="preserve">Promedio de los trimestres con dato.</w:t>
+        <w:t xml:space="preserve">Promedio de los trimestres.</w:t>
       </w:r>
     </w:p>
     <w:tbl>
@@ -4731,12 +5983,10 @@
         <w:tblLook w:val="0420" w:firstRow="1" w:lastRow="0" w:firstColumn="0" w:lastColumn="0" w:noHBand="0" w:noVBand="1"/>
       </w:tblPr>
       <w:tblGrid>
-        <w:gridCol w:w="900"/>
-        <w:gridCol w:w="1400"/>
-        <w:gridCol w:w="1500"/>
-        <w:gridCol w:w="1500"/>
-        <w:gridCol w:w="1500"/>
-        <w:gridCol w:w="2560"/>
+        <w:gridCol w:w="2400"/>
+        <w:gridCol w:w="2320"/>
+        <w:gridCol w:w="2320"/>
+        <w:gridCol w:w="2320"/>
       </w:tblGrid>
       <w:tr>
         <w:trPr>
@@ -4744,7 +5994,7 @@
         </w:trPr>
         <w:tc>
           <w:tcPr>
-            <w:tcW w:type="dxa" w:w="900"/>
+            <w:tcW w:type="dxa" w:w="2400"/>
             <w:shd w:val="clear" w:color="auto" w:fill="F2F2F2"/>
           </w:tcPr>
           <w:p>
@@ -4759,7 +6009,7 @@
         </w:tc>
         <w:tc>
           <w:tcPr>
-            <w:tcW w:type="dxa" w:w="1400"/>
+            <w:tcW w:type="dxa" w:w="2320"/>
             <w:shd w:val="clear" w:color="auto" w:fill="F2F2F2"/>
           </w:tcPr>
           <w:p>
@@ -4774,7 +6024,7 @@
         </w:tc>
         <w:tc>
           <w:tcPr>
-            <w:tcW w:type="dxa" w:w="1500"/>
+            <w:tcW w:type="dxa" w:w="2320"/>
             <w:shd w:val="clear" w:color="auto" w:fill="F2F2F2"/>
           </w:tcPr>
           <w:p>
@@ -4783,13 +6033,13 @@
             </w:pPr>
             <w:r>
               <w:rPr/>
-              <w:t xml:space="preserve">Índice de tasas, total</w:t>
-            </w:r>
-          </w:p>
-        </w:tc>
-        <w:tc>
-          <w:tcPr>
-            <w:tcW w:type="dxa" w:w="1500"/>
+              <w:t xml:space="preserve">Índice de tasas</w:t>
+            </w:r>
+          </w:p>
+        </w:tc>
+        <w:tc>
+          <w:tcPr>
+            <w:tcW w:type="dxa" w:w="2320"/>
             <w:shd w:val="clear" w:color="auto" w:fill="F2F2F2"/>
           </w:tcPr>
           <w:p>
@@ -4798,45 +6048,15 @@
             </w:pPr>
             <w:r>
               <w:rPr/>
-              <w:t xml:space="preserve">Índice de tasas, pymes</w:t>
-            </w:r>
-          </w:p>
-        </w:tc>
-        <w:tc>
-          <w:tcPr>
-            <w:tcW w:type="dxa" w:w="1500"/>
-            <w:shd w:val="clear" w:color="auto" w:fill="F2F2F2"/>
-          </w:tcPr>
-          <w:p>
-            <w:pPr>
-              <w:keepNext/>
-            </w:pPr>
-            <w:r>
-              <w:rPr/>
-              <w:t xml:space="preserve">Índice de tasas, grandes</w:t>
-            </w:r>
-          </w:p>
-        </w:tc>
-        <w:tc>
-          <w:tcPr>
-            <w:tcW w:type="dxa" w:w="2560"/>
-            <w:shd w:val="clear" w:color="auto" w:fill="F2F2F2"/>
-          </w:tcPr>
-          <w:p>
-            <w:pPr>
-              <w:keepNext/>
-            </w:pPr>
-            <w:r>
-              <w:rPr/>
-              <w:t xml:space="preserve">Nota</w:t>
-            </w:r>
-          </w:p>
-        </w:tc>
-      </w:tr>
-      <w:tr>
-        <w:tc>
-          <w:tcPr>
-            <w:tcW w:type="dxa" w:w="900"/>
+              <w:t xml:space="preserve">Índice de comisiones</w:t>
+            </w:r>
+          </w:p>
+        </w:tc>
+      </w:tr>
+      <w:tr>
+        <w:tc>
+          <w:tcPr>
+            <w:tcW w:type="dxa" w:w="2400"/>
           </w:tcPr>
           <w:p>
             <w:pPr>
@@ -4852,79 +6072,51 @@
         </w:tc>
         <w:tc>
           <w:tcPr>
-            <w:tcW w:type="dxa" w:w="1400"/>
-          </w:tcPr>
-          <w:p>
-            <w:pPr>
-              <w:keepNext/>
-            </w:pPr>
-            <w:r>
-              <w:rPr/>
-              <w:t xml:space="preserve">n.d.</w:t>
-            </w:r>
-          </w:p>
-        </w:tc>
-        <w:tc>
-          <w:tcPr>
-            <w:tcW w:type="dxa" w:w="1500"/>
-          </w:tcPr>
-          <w:p>
-            <w:pPr>
-              <w:keepNext/>
-            </w:pPr>
-            <w:r>
-              <w:rPr/>
-              <w:t xml:space="preserve">48.9</w:t>
-            </w:r>
-          </w:p>
-        </w:tc>
-        <w:tc>
-          <w:tcPr>
-            <w:tcW w:type="dxa" w:w="1500"/>
-          </w:tcPr>
-          <w:p>
-            <w:pPr>
-              <w:keepNext/>
-            </w:pPr>
-            <w:r>
-              <w:rPr/>
-              <w:t xml:space="preserve">n.d.</w:t>
-            </w:r>
-          </w:p>
-        </w:tc>
-        <w:tc>
-          <w:tcPr>
-            <w:tcW w:type="dxa" w:w="1500"/>
-          </w:tcPr>
-          <w:p>
-            <w:pPr>
-              <w:keepNext/>
-            </w:pPr>
-            <w:r>
-              <w:rPr/>
-              <w:t xml:space="preserve">n.d.</w:t>
-            </w:r>
-          </w:p>
-        </w:tc>
-        <w:tc>
-          <w:tcPr>
-            <w:tcW w:type="dxa" w:w="2560"/>
-          </w:tcPr>
-          <w:p>
-            <w:pPr>
-              <w:keepNext/>
-            </w:pPr>
-            <w:r>
-              <w:rPr/>
-              <w:t xml:space="preserve">Índice: muestra anterior</w:t>
-            </w:r>
-          </w:p>
-        </w:tc>
-      </w:tr>
-      <w:tr>
-        <w:tc>
-          <w:tcPr>
-            <w:tcW w:type="dxa" w:w="900"/>
+            <w:tcW w:type="dxa" w:w="2320"/>
+          </w:tcPr>
+          <w:p>
+            <w:pPr>
+              <w:keepNext/>
+            </w:pPr>
+            <w:r>
+              <w:rPr/>
+              <w:t xml:space="preserve">17.7%</w:t>
+            </w:r>
+          </w:p>
+        </w:tc>
+        <w:tc>
+          <w:tcPr>
+            <w:tcW w:type="dxa" w:w="2320"/>
+          </w:tcPr>
+          <w:p>
+            <w:pPr>
+              <w:keepNext/>
+            </w:pPr>
+            <w:r>
+              <w:rPr/>
+              <w:t xml:space="preserve">42.6</w:t>
+            </w:r>
+          </w:p>
+        </w:tc>
+        <w:tc>
+          <w:tcPr>
+            <w:tcW w:type="dxa" w:w="2320"/>
+          </w:tcPr>
+          <w:p>
+            <w:pPr>
+              <w:keepNext/>
+            </w:pPr>
+            <w:r>
+              <w:rPr/>
+              <w:t xml:space="preserve">45.1</w:t>
+            </w:r>
+          </w:p>
+        </w:tc>
+      </w:tr>
+      <w:tr>
+        <w:tc>
+          <w:tcPr>
+            <w:tcW w:type="dxa" w:w="2400"/>
           </w:tcPr>
           <w:p>
             <w:pPr>
@@ -4940,79 +6132,51 @@
         </w:tc>
         <w:tc>
           <w:tcPr>
-            <w:tcW w:type="dxa" w:w="1400"/>
-          </w:tcPr>
-          <w:p>
-            <w:pPr>
-              <w:keepNext/>
-            </w:pPr>
-            <w:r>
-              <w:rPr/>
-              <w:t xml:space="preserve">n.d.</w:t>
-            </w:r>
-          </w:p>
-        </w:tc>
-        <w:tc>
-          <w:tcPr>
-            <w:tcW w:type="dxa" w:w="1500"/>
-          </w:tcPr>
-          <w:p>
-            <w:pPr>
-              <w:keepNext/>
-            </w:pPr>
-            <w:r>
-              <w:rPr/>
-              <w:t xml:space="preserve">36.7</w:t>
-            </w:r>
-          </w:p>
-        </w:tc>
-        <w:tc>
-          <w:tcPr>
-            <w:tcW w:type="dxa" w:w="1500"/>
-          </w:tcPr>
-          <w:p>
-            <w:pPr>
-              <w:keepNext/>
-            </w:pPr>
-            <w:r>
-              <w:rPr/>
-              <w:t xml:space="preserve">n.d.</w:t>
-            </w:r>
-          </w:p>
-        </w:tc>
-        <w:tc>
-          <w:tcPr>
-            <w:tcW w:type="dxa" w:w="1500"/>
-          </w:tcPr>
-          <w:p>
-            <w:pPr>
-              <w:keepNext/>
-            </w:pPr>
-            <w:r>
-              <w:rPr/>
-              <w:t xml:space="preserve">n.d.</w:t>
-            </w:r>
-          </w:p>
-        </w:tc>
-        <w:tc>
-          <w:tcPr>
-            <w:tcW w:type="dxa" w:w="2560"/>
-          </w:tcPr>
-          <w:p>
-            <w:pPr>
-              <w:keepNext/>
-            </w:pPr>
-            <w:r>
-              <w:rPr/>
-              <w:t xml:space="preserve">Índice: muestra anterior</w:t>
-            </w:r>
-          </w:p>
-        </w:tc>
-      </w:tr>
-      <w:tr>
-        <w:tc>
-          <w:tcPr>
-            <w:tcW w:type="dxa" w:w="900"/>
+            <w:tcW w:type="dxa" w:w="2320"/>
+          </w:tcPr>
+          <w:p>
+            <w:pPr>
+              <w:keepNext/>
+            </w:pPr>
+            <w:r>
+              <w:rPr/>
+              <w:t xml:space="preserve">23.9%</w:t>
+            </w:r>
+          </w:p>
+        </w:tc>
+        <w:tc>
+          <w:tcPr>
+            <w:tcW w:type="dxa" w:w="2320"/>
+          </w:tcPr>
+          <w:p>
+            <w:pPr>
+              <w:keepNext/>
+            </w:pPr>
+            <w:r>
+              <w:rPr/>
+              <w:t xml:space="preserve">41.9</w:t>
+            </w:r>
+          </w:p>
+        </w:tc>
+        <w:tc>
+          <w:tcPr>
+            <w:tcW w:type="dxa" w:w="2320"/>
+          </w:tcPr>
+          <w:p>
+            <w:pPr>
+              <w:keepNext/>
+            </w:pPr>
+            <w:r>
+              <w:rPr/>
+              <w:t xml:space="preserve">43.1</w:t>
+            </w:r>
+          </w:p>
+        </w:tc>
+      </w:tr>
+      <w:tr>
+        <w:tc>
+          <w:tcPr>
+            <w:tcW w:type="dxa" w:w="2400"/>
           </w:tcPr>
           <w:p>
             <w:pPr>
@@ -5028,79 +6192,51 @@
         </w:tc>
         <w:tc>
           <w:tcPr>
-            <w:tcW w:type="dxa" w:w="1400"/>
-          </w:tcPr>
-          <w:p>
-            <w:pPr>
-              <w:keepNext/>
-            </w:pPr>
-            <w:r>
-              <w:rPr/>
-              <w:t xml:space="preserve">14.0%</w:t>
-            </w:r>
-          </w:p>
-        </w:tc>
-        <w:tc>
-          <w:tcPr>
-            <w:tcW w:type="dxa" w:w="1500"/>
-          </w:tcPr>
-          <w:p>
-            <w:pPr>
-              <w:keepNext/>
-            </w:pPr>
-            <w:r>
-              <w:rPr/>
-              <w:t xml:space="preserve">22.6</w:t>
-            </w:r>
-          </w:p>
-        </w:tc>
-        <w:tc>
-          <w:tcPr>
-            <w:tcW w:type="dxa" w:w="1500"/>
-          </w:tcPr>
-          <w:p>
-            <w:pPr>
-              <w:keepNext/>
-            </w:pPr>
-            <w:r>
-              <w:rPr/>
-              <w:t xml:space="preserve">n.d.</w:t>
-            </w:r>
-          </w:p>
-        </w:tc>
-        <w:tc>
-          <w:tcPr>
-            <w:tcW w:type="dxa" w:w="1500"/>
-          </w:tcPr>
-          <w:p>
-            <w:pPr>
-              <w:keepNext/>
-            </w:pPr>
-            <w:r>
-              <w:rPr/>
-              <w:t xml:space="preserve">n.d.</w:t>
-            </w:r>
-          </w:p>
-        </w:tc>
-        <w:tc>
-          <w:tcPr>
-            <w:tcW w:type="dxa" w:w="2560"/>
-          </w:tcPr>
-          <w:p>
-            <w:pPr>
-              <w:keepNext/>
-            </w:pPr>
-            <w:r>
-              <w:rPr/>
-              <w:t xml:space="preserve">Rechazo: III-IV; índice: I-II anterior, III-IV vigente</w:t>
-            </w:r>
-          </w:p>
-        </w:tc>
-      </w:tr>
-      <w:tr>
-        <w:tc>
-          <w:tcPr>
-            <w:tcW w:type="dxa" w:w="900"/>
+            <w:tcW w:type="dxa" w:w="2320"/>
+          </w:tcPr>
+          <w:p>
+            <w:pPr>
+              <w:keepNext/>
+            </w:pPr>
+            <w:r>
+              <w:rPr/>
+              <w:t xml:space="preserve">12.5%</w:t>
+            </w:r>
+          </w:p>
+        </w:tc>
+        <w:tc>
+          <w:tcPr>
+            <w:tcW w:type="dxa" w:w="2320"/>
+          </w:tcPr>
+          <w:p>
+            <w:pPr>
+              <w:keepNext/>
+            </w:pPr>
+            <w:r>
+              <w:rPr/>
+              <w:t xml:space="preserve">18.7</w:t>
+            </w:r>
+          </w:p>
+        </w:tc>
+        <w:tc>
+          <w:tcPr>
+            <w:tcW w:type="dxa" w:w="2320"/>
+          </w:tcPr>
+          <w:p>
+            <w:pPr>
+              <w:keepNext/>
+            </w:pPr>
+            <w:r>
+              <w:rPr/>
+              <w:t xml:space="preserve">29.9</w:t>
+            </w:r>
+          </w:p>
+        </w:tc>
+      </w:tr>
+      <w:tr>
+        <w:tc>
+          <w:tcPr>
+            <w:tcW w:type="dxa" w:w="2400"/>
           </w:tcPr>
           <w:p>
             <w:pPr>
@@ -5116,7 +6252,7 @@
         </w:tc>
         <w:tc>
           <w:tcPr>
-            <w:tcW w:type="dxa" w:w="1400"/>
+            <w:tcW w:type="dxa" w:w="2320"/>
           </w:tcPr>
           <w:p>
             <w:pPr>
@@ -5130,7 +6266,7 @@
         </w:tc>
         <w:tc>
           <w:tcPr>
-            <w:tcW w:type="dxa" w:w="1500"/>
+            <w:tcW w:type="dxa" w:w="2320"/>
           </w:tcPr>
           <w:p>
             <w:pPr>
@@ -5144,51 +6280,23 @@
         </w:tc>
         <w:tc>
           <w:tcPr>
-            <w:tcW w:type="dxa" w:w="1500"/>
-          </w:tcPr>
-          <w:p>
-            <w:pPr>
-              <w:keepNext/>
-            </w:pPr>
-            <w:r>
-              <w:rPr/>
-              <w:t xml:space="preserve">n.d.</w:t>
-            </w:r>
-          </w:p>
-        </w:tc>
-        <w:tc>
-          <w:tcPr>
-            <w:tcW w:type="dxa" w:w="1500"/>
-          </w:tcPr>
-          <w:p>
-            <w:pPr>
-              <w:keepNext/>
-            </w:pPr>
-            <w:r>
-              <w:rPr/>
-              <w:t xml:space="preserve">n.d.</w:t>
-            </w:r>
-          </w:p>
-        </w:tc>
-        <w:tc>
-          <w:tcPr>
-            <w:tcW w:type="dxa" w:w="2560"/>
-          </w:tcPr>
-          <w:p>
-            <w:pPr>
-              <w:keepNext/>
-            </w:pPr>
-            <w:r>
-              <w:rPr/>
-              <w:t xml:space="preserve"/>
-            </w:r>
-          </w:p>
-        </w:tc>
-      </w:tr>
-      <w:tr>
-        <w:tc>
-          <w:tcPr>
-            <w:tcW w:type="dxa" w:w="900"/>
+            <w:tcW w:type="dxa" w:w="2320"/>
+          </w:tcPr>
+          <w:p>
+            <w:pPr>
+              <w:keepNext/>
+            </w:pPr>
+            <w:r>
+              <w:rPr/>
+              <w:t xml:space="preserve">35.1</w:t>
+            </w:r>
+          </w:p>
+        </w:tc>
+      </w:tr>
+      <w:tr>
+        <w:tc>
+          <w:tcPr>
+            <w:tcW w:type="dxa" w:w="2400"/>
           </w:tcPr>
           <w:p>
             <w:pPr>
@@ -5204,7 +6312,7 @@
         </w:tc>
         <w:tc>
           <w:tcPr>
-            <w:tcW w:type="dxa" w:w="1400"/>
+            <w:tcW w:type="dxa" w:w="2320"/>
           </w:tcPr>
           <w:p>
             <w:pPr>
@@ -5218,7 +6326,7 @@
         </w:tc>
         <w:tc>
           <w:tcPr>
-            <w:tcW w:type="dxa" w:w="1500"/>
+            <w:tcW w:type="dxa" w:w="2320"/>
           </w:tcPr>
           <w:p>
             <w:pPr>
@@ -5232,51 +6340,23 @@
         </w:tc>
         <w:tc>
           <w:tcPr>
-            <w:tcW w:type="dxa" w:w="1500"/>
-          </w:tcPr>
-          <w:p>
-            <w:pPr>
-              <w:keepNext/>
-            </w:pPr>
-            <w:r>
-              <w:rPr/>
-              <w:t xml:space="preserve">n.d.</w:t>
-            </w:r>
-          </w:p>
-        </w:tc>
-        <w:tc>
-          <w:tcPr>
-            <w:tcW w:type="dxa" w:w="1500"/>
-          </w:tcPr>
-          <w:p>
-            <w:pPr>
-              <w:keepNext/>
-            </w:pPr>
-            <w:r>
-              <w:rPr/>
-              <w:t xml:space="preserve">n.d.</w:t>
-            </w:r>
-          </w:p>
-        </w:tc>
-        <w:tc>
-          <w:tcPr>
-            <w:tcW w:type="dxa" w:w="2560"/>
-          </w:tcPr>
-          <w:p>
-            <w:pPr>
-              <w:keepNext/>
-            </w:pPr>
-            <w:r>
-              <w:rPr/>
-              <w:t xml:space="preserve"/>
-            </w:r>
-          </w:p>
-        </w:tc>
-      </w:tr>
-      <w:tr>
-        <w:tc>
-          <w:tcPr>
-            <w:tcW w:type="dxa" w:w="900"/>
+            <w:tcW w:type="dxa" w:w="2320"/>
+          </w:tcPr>
+          <w:p>
+            <w:pPr>
+              <w:keepNext/>
+            </w:pPr>
+            <w:r>
+              <w:rPr/>
+              <w:t xml:space="preserve">33.8</w:t>
+            </w:r>
+          </w:p>
+        </w:tc>
+      </w:tr>
+      <w:tr>
+        <w:tc>
+          <w:tcPr>
+            <w:tcW w:type="dxa" w:w="2400"/>
           </w:tcPr>
           <w:p>
             <w:pPr>
@@ -5292,7 +6372,7 @@
         </w:tc>
         <w:tc>
           <w:tcPr>
-            <w:tcW w:type="dxa" w:w="1400"/>
+            <w:tcW w:type="dxa" w:w="2320"/>
           </w:tcPr>
           <w:p>
             <w:pPr>
@@ -5306,7 +6386,7 @@
         </w:tc>
         <w:tc>
           <w:tcPr>
-            <w:tcW w:type="dxa" w:w="1500"/>
+            <w:tcW w:type="dxa" w:w="2320"/>
           </w:tcPr>
           <w:p>
             <w:pPr>
@@ -5320,51 +6400,23 @@
         </w:tc>
         <w:tc>
           <w:tcPr>
-            <w:tcW w:type="dxa" w:w="1500"/>
-          </w:tcPr>
-          <w:p>
-            <w:pPr>
-              <w:keepNext/>
-            </w:pPr>
-            <w:r>
-              <w:rPr/>
-              <w:t xml:space="preserve">n.d.</w:t>
-            </w:r>
-          </w:p>
-        </w:tc>
-        <w:tc>
-          <w:tcPr>
-            <w:tcW w:type="dxa" w:w="1500"/>
-          </w:tcPr>
-          <w:p>
-            <w:pPr>
-              <w:keepNext/>
-            </w:pPr>
-            <w:r>
-              <w:rPr/>
-              <w:t xml:space="preserve">n.d.</w:t>
-            </w:r>
-          </w:p>
-        </w:tc>
-        <w:tc>
-          <w:tcPr>
-            <w:tcW w:type="dxa" w:w="2560"/>
-          </w:tcPr>
-          <w:p>
-            <w:pPr>
-              <w:keepNext/>
-            </w:pPr>
-            <w:r>
-              <w:rPr/>
-              <w:t xml:space="preserve"/>
-            </w:r>
-          </w:p>
-        </w:tc>
-      </w:tr>
-      <w:tr>
-        <w:tc>
-          <w:tcPr>
-            <w:tcW w:type="dxa" w:w="900"/>
+            <w:tcW w:type="dxa" w:w="2320"/>
+          </w:tcPr>
+          <w:p>
+            <w:pPr>
+              <w:keepNext/>
+            </w:pPr>
+            <w:r>
+              <w:rPr/>
+              <w:t xml:space="preserve">40.0</w:t>
+            </w:r>
+          </w:p>
+        </w:tc>
+      </w:tr>
+      <w:tr>
+        <w:tc>
+          <w:tcPr>
+            <w:tcW w:type="dxa" w:w="2400"/>
           </w:tcPr>
           <w:p>
             <w:pPr/>
@@ -5372,13 +6424,13 @@
               <w:rPr>
                 <w:b/>
               </w:rPr>
-              <w:t xml:space="preserve">2026</w:t>
-            </w:r>
-          </w:p>
-        </w:tc>
-        <w:tc>
-          <w:tcPr>
-            <w:tcW w:type="dxa" w:w="1400"/>
+              <w:t xml:space="preserve">2026 (I y II)</w:t>
+            </w:r>
+          </w:p>
+        </w:tc>
+        <w:tc>
+          <w:tcPr>
+            <w:tcW w:type="dxa" w:w="2320"/>
           </w:tcPr>
           <w:p>
             <w:pPr/>
@@ -5390,7 +6442,7 @@
         </w:tc>
         <w:tc>
           <w:tcPr>
-            <w:tcW w:type="dxa" w:w="1500"/>
+            <w:tcW w:type="dxa" w:w="2320"/>
           </w:tcPr>
           <w:p>
             <w:pPr/>
@@ -5402,37 +6454,13 @@
         </w:tc>
         <w:tc>
           <w:tcPr>
-            <w:tcW w:type="dxa" w:w="1500"/>
+            <w:tcW w:type="dxa" w:w="2320"/>
           </w:tcPr>
           <w:p>
             <w:pPr/>
             <w:r>
               <w:rPr/>
-              <w:t xml:space="preserve">35.3</w:t>
-            </w:r>
-          </w:p>
-        </w:tc>
-        <w:tc>
-          <w:tcPr>
-            <w:tcW w:type="dxa" w:w="1500"/>
-          </w:tcPr>
-          <w:p>
-            <w:pPr/>
-            <w:r>
-              <w:rPr/>
-              <w:t xml:space="preserve">53.7</w:t>
-            </w:r>
-          </w:p>
-        </w:tc>
-        <w:tc>
-          <w:tcPr>
-            <w:tcW w:type="dxa" w:w="2560"/>
-          </w:tcPr>
-          <w:p>
-            <w:pPr/>
-            <w:r>
-              <w:rPr/>
-              <w:t xml:space="preserve">I y II; por tamaño solo II-26</w:t>
+              <w:t xml:space="preserve">33.8</w:t>
             </w:r>
           </w:p>
         </w:tc>
@@ -5440,13 +6468,59 @@
     </w:tbl>
     <w:p>
       <w:pPr>
+        <w:keepNext/>
         <w:spacing w:before="160"/>
+        <w:jc w:val="center"/>
       </w:pPr>
+      <w:r>
+        <w:drawing>
+          <wp:inline xmlns:a="http://schemas.openxmlformats.org/drawingml/2006/main" xmlns:pic="http://schemas.openxmlformats.org/drawingml/2006/picture">
+            <wp:extent cx="5486400" cy="2560320"/>
+            <wp:docPr id="6" name="Picture 6" descr="Tasa de rechazo por tamaño en el II trimestre"/>
+            <wp:cNvGraphicFramePr>
+              <a:graphicFrameLocks noChangeAspect="1"/>
+            </wp:cNvGraphicFramePr>
+            <a:graphic>
+              <a:graphicData uri="http://schemas.openxmlformats.org/drawingml/2006/picture">
+                <pic:pic>
+                  <pic:nvPicPr>
+                    <pic:cNvPr id="0" name="g6_rechazo_tamano.png" descr="Tasa de rechazo por tamaño en el II trimestre"/>
+                    <pic:cNvPicPr/>
+                  </pic:nvPicPr>
+                  <pic:blipFill>
+                    <a:blip r:embed="rId29"/>
+                    <a:stretch>
+                      <a:fillRect/>
+                    </a:stretch>
+                  </pic:blipFill>
+                  <pic:spPr>
+                    <a:xfrm>
+                      <a:off x="0" y="0"/>
+                      <a:ext cx="5486400" cy="2560320"/>
+                    </a:xfrm>
+                    <a:prstGeom prst="rect"/>
+                  </pic:spPr>
+                </pic:pic>
+              </a:graphicData>
+            </a:graphic>
+          </wp:inline>
+        </w:drawing>
+      </w:r>
+    </w:p>
+    <w:p>
+      <w:pPr/>
+      <w:r>
+        <w:rPr>
+          <w:b/>
+          <w:sz w:val="18"/>
+        </w:rPr>
+        <w:t xml:space="preserve">Gráfica 6 · Fuente: </w:t>
+      </w:r>
       <w:r>
         <w:rPr>
           <w:sz w:val="18"/>
         </w:rPr>
-        <w:t xml:space="preserve">El rechazo por tamaño no está en los datos capturados; queda en la hoja Pendientes del Excel con la ruta de descarga (cuadro 2 de cada comunicado o SIE, cuadro CF910).</w:t>
+        <w:t xml:space="preserve">Banxico, comunicado II-2026 (cuadro 2) y SIE (variación anual) para II-2020 a II-2025; cálculo propio. Datos: Excel, hoja Rechazo y costo, Cuadro C.</w:t>
       </w:r>
     </w:p>
     <w:p>
@@ -5465,7 +6539,7 @@
       </w:r>
       <w:r>
         <w:rPr/>
-        <w:t xml:space="preserve">3.8% y 3.6% del total de empresas reportaron solicitud rechazada en I-26 y II-26, contra 0.5-1.6% en 2023-2025. La base es chica: en un trimestre solicitan crédito 15-22% de las empresas.</w:t>
+        <w:t xml:space="preserve">3.8% y 3.6% del total de empresas reportaron solicitud rechazada en I-26 y II-26, contra 0.5-1.6% en 2023-2025. La tasa de rechazo de 2026 (23.4%) se parece a la de 2020-2021 (17.7% y 23.9%). La base es chica: en un trimestre solicitan crédito 15-22% de las empresas.</w:t>
       </w:r>
     </w:p>
     <w:p>
@@ -5480,11 +6554,11 @@
         <w:rPr>
           <w:b/>
         </w:rPr>
-        <w:t xml:space="preserve">Costo percibido. </w:t>
+        <w:t xml:space="preserve">Por tamaño. </w:t>
       </w:r>
       <w:r>
         <w:rPr/>
-        <w:t xml:space="preserve">El índice de tasas (menos de 50 = más caro) cayó de 61.1 (I-20) a 19.2 (II-22), ya con las alzas en curso; subió hasta 49.0 (III-25) con los recortes y volvió a bajar a 47.6, 44.9 y 39.4 en II-26. Las comisiones siguen en 34.9.</w:t>
+        <w:t xml:space="preserve">En el II trimestre, el rechazo de las pymes bajó de 33.3% (2020) a 4.1% (2023) y saltó a 28.3% en 2026; el de las grandes se quedó en 3.1%.</w:t>
       </w:r>
     </w:p>
     <w:p>
@@ -5499,11 +6573,11 @@
         <w:rPr>
           <w:b/>
         </w:rPr>
-        <w:t xml:space="preserve">Limitantes. </w:t>
+        <w:t xml:space="preserve">Costo percibido. </w:t>
       </w:r>
       <w:r>
         <w:rPr/>
-        <w:t xml:space="preserve">Las empresas que no ven limitante en las condiciones de crédito bajaron a 50.9%, cerca del mínimo desde 2021 (49.6% en II-22). La 'limitante mayor' sigue en 18.5%; lo que creció es la 'limitante menor', de 23.5% a 30.7%.</w:t>
+        <w:t xml:space="preserve">El índice de tasas (menos de 50 = más caro) cayó de 62.5 (I-21) a 12.1 (II-22) con las alzas, subió hasta 49.0 (III-25) con los recortes y volvió a bajar a 47.6, 44.9 y 39.4. Las comisiones siguen en 34.9.</w:t>
       </w:r>
     </w:p>
     <w:p>
@@ -5518,11 +6592,30 @@
         <w:rPr>
           <w:b/>
         </w:rPr>
+        <w:t xml:space="preserve">Limitantes. </w:t>
+      </w:r>
+      <w:r>
+        <w:rPr/>
+        <w:t xml:space="preserve">Las empresas que no ven limitante en las condiciones de crédito bajaron a 50.9%, cerca del mínimo desde 2021 (49.6% en II-22). La 'limitante mayor' sigue en 18.5%; lo que creció es la 'limitante menor', de 23.5% a 30.7%.</w:t>
+      </w:r>
+    </w:p>
+    <w:p>
+      <w:pPr>
+        <w:pStyle w:val="Prrafodelista"/>
+        <w:numPr>
+          <w:ilvl w:val="0"/>
+          <w:numId w:val="6"/>
+        </w:numPr>
+      </w:pPr>
+      <w:r>
+        <w:rPr>
+          <w:b/>
+        </w:rPr>
         <w:t xml:space="preserve">Por qué no piden. </w:t>
       </w:r>
       <w:r>
         <w:rPr/>
-        <w:t xml:space="preserve">Entre quienes no usaron crédito, 62.6% señala la situación económica general y 55.6% las tasas de interés. La primera es el nivel más alto desde III-22; la segunda, cerca de su máximo (57.3% en IV-25).</w:t>
+        <w:t xml:space="preserve">Entre quienes no usaron crédito, 62.6% señala la situación económica general y 55.6% las tasas de interés. La primera es el nivel más alto desde IV-20 (70.4%); la segunda, cerca de su máximo desde 2022 (57.3% en IV-25).</w:t>
       </w:r>
     </w:p>
     <w:p>
@@ -5539,7 +6632,7 @@
       <w:pPr/>
       <w:r>
         <w:rPr/>
-        <w:t xml:space="preserve">Plan México busca más contenido nacional en las exportaciones y Bancomext es uno de sus brazos financieros, así que importa saber si las empresas exportadoras tienen mejor acceso al crédito bancario que las que solo venden en el mercado interno.</w:t>
+        <w:t xml:space="preserve">Plan México busca más contenido nacional en las exportaciones y Bancomext es uno de sus brazos financieros, así que importa saber si las empresas ligadas al comercio exterior tienen mejor acceso al crédito bancario.</w:t>
       </w:r>
     </w:p>
     <w:p>
@@ -5554,11 +6647,11 @@
         <w:rPr>
           <w:b/>
         </w:rPr>
-        <w:t xml:space="preserve">Qué hay. </w:t>
+        <w:t xml:space="preserve">Qué publica Banxico. </w:t>
       </w:r>
       <w:r>
         <w:rPr/>
-        <w:t xml:space="preserve">Los comunicados de la muestra anterior incluían un corte por actividad exportadora. En las cifras del diseño vigente capturadas para este informe ese corte no aparece.</w:t>
+        <w:t xml:space="preserve">El SIE del diseño vigente separa por tamaño, actividad económica y región, pero no por actividad exportadora. Lo más cercano es el destino del crédito nuevo: 'operaciones de comercio exterior'.</w:t>
       </w:r>
     </w:p>
     <w:p>
@@ -5573,23 +6666,11 @@
         <w:rPr>
           <w:b/>
         </w:rPr>
-        <w:t xml:space="preserve">Qué falta. </w:t>
+        <w:t xml:space="preserve">Qué dice. </w:t>
       </w:r>
       <w:r>
         <w:rPr/>
-        <w:t xml:space="preserve">Descargar del SIE (</w:t>
-      </w:r>
-      <w:hyperlink r:id="rId9" w:history="1">
-        <w:r>
-          <w:rPr>
-            <w:rStyle w:val="Hipervnculo"/>
-          </w:rPr>
-          <w:t xml:space="preserve">cuadro CF910</w:t>
-        </w:r>
-      </w:hyperlink>
-      <w:r>
-        <w:rPr/>
-        <w:t xml:space="preserve">) las series por actividad exportadora, si el diseño vigente las conserva, y los cuadros de la muestra anterior para 2020-2022. El Excel ya tiene la fila en la hoja Pendientes.</w:t>
+        <w:t xml:space="preserve">Entre las grandes que usaron crédito nuevo, la parte que lo destinó a comercio exterior bajó de 7.4% (II-20) a 0.9% (II-26); en las pymes fue 0.0% en II-26. Para el total fue 0.0% en I-26 y 0.2% en II-26.</w:t>
       </w:r>
     </w:p>
     <w:p>
@@ -5604,11 +6685,11 @@
         <w:rPr>
           <w:b/>
         </w:rPr>
-        <w:t xml:space="preserve">Hipótesis H6. </w:t>
+        <w:t xml:space="preserve">Lectura. </w:t>
       </w:r>
       <w:r>
         <w:rPr/>
-        <w:t xml:space="preserve">Las exportadoras tendrían más acceso, porque suelen ser más grandes y tener ingresos en dólares. Queda sin probar hasta tener el dato.</w:t>
+        <w:t xml:space="preserve">El crédito bancario casi no financia operaciones de comercio exterior, y lo poco que hay es de empresas grandes. La hipótesis H6 no se puede probar tal como se planteó; con este proxy, el componente exportador del crédito bancario es marginal.</w:t>
       </w:r>
     </w:p>
     <w:p>
@@ -5644,7 +6725,7 @@
       </w:r>
       <w:r>
         <w:rPr/>
-        <w:t xml:space="preserve">Entre III-22 y II-26 los usó entre 56.4% (III-25) y 64.9% (IV-23) de las empresas; en II-26, 60.9%.</w:t>
+        <w:t xml:space="preserve">En 2020 los usaba entre 77.5% y 80.8% de las empresas; desde 2021, entre 56.4% y 65.5%. En II-26, 60.9%.</w:t>
       </w:r>
     </w:p>
     <w:p>
@@ -5663,7 +6744,7 @@
       </w:r>
       <w:r>
         <w:rPr/>
-        <w:t xml:space="preserve">Bajó de 32.3% (IV-23) a 24.5% (II-26), el valor más bajo desde III-22. Entre las grandes es 38.4%; entre las pequeñas, 22.7%.</w:t>
+        <w:t xml:space="preserve">Bajó de 32.3% (IV-23) a 24.5% (II-26), el valor más bajo desde IV-20 (20.8%). Entre las grandes es 38.4%; entre las pequeñas, 22.7%.</w:t>
       </w:r>
     </w:p>
     <w:p>
@@ -5701,7 +6782,7 @@
       </w:r>
       <w:r>
         <w:rPr/>
-        <w:t xml:space="preserve">Es el problema más apremiante para 44.6% de las empresas. Subió de 29.4% (IV-23) a un pico de 47.8% (II-25) y desde entonces está entre 41% y 45%.</w:t>
+        <w:t xml:space="preserve">Es el problema más apremiante para 44.6% de las empresas. Subió de 29.4% (IV-23) a 47.8% (II-25), el nivel más alto desde III-20 (52.2%), y desde entonces está entre 41% y 45%.</w:t>
       </w:r>
     </w:p>
     <w:p>
@@ -5720,7 +6801,7 @@
       </w:r>
       <w:r>
         <w:rPr/>
-        <w:t xml:space="preserve">Como problema principal, nunca pasa de 2.6% entre III-22 y II-26 (1.2% en II-26). Para la mayoría la restricción es de demanda: no piden crédito porque no venden.</w:t>
+        <w:t xml:space="preserve">Como problema principal, nunca pasa de 2.6% desde I-20 (1.2% en II-26). Para la mayoría la restricción es de demanda: no piden crédito porque no venden.</w:t>
       </w:r>
     </w:p>
     <w:p>
@@ -5734,12 +6815,66 @@
       </w:r>
     </w:p>
     <w:p>
+      <w:pPr/>
+      <w:r>
+        <w:rPr/>
+        <w:t xml:space="preserve">La tasa objetivo y la TIIE a 28 días se movieron casi juntas: subieron de 4% a más de 11% entre 2021 y 2023 y bajaron a cerca de 7% en 2026. El crédito nuevo no las siguió.</w:t>
+      </w:r>
+    </w:p>
+    <w:p>
       <w:pPr>
         <w:keepNext/>
+        <w:jc w:val="center"/>
       </w:pPr>
       <w:r>
-        <w:rPr/>
-        <w:t xml:space="preserve">El crédito nuevo fue más alto con la tasa en 11.25% que durante los recortes; la tasa de política sola no explica el movimiento.</w:t>
+        <w:drawing>
+          <wp:inline xmlns:a="http://schemas.openxmlformats.org/drawingml/2006/main" xmlns:pic="http://schemas.openxmlformats.org/drawingml/2006/picture">
+            <wp:extent cx="5486400" cy="3364992"/>
+            <wp:docPr id="7" name="Picture 7" descr="Tasa objetivo, TIIE y crédito nuevo"/>
+            <wp:cNvGraphicFramePr>
+              <a:graphicFrameLocks noChangeAspect="1"/>
+            </wp:cNvGraphicFramePr>
+            <a:graphic>
+              <a:graphicData uri="http://schemas.openxmlformats.org/drawingml/2006/picture">
+                <pic:pic>
+                  <pic:nvPicPr>
+                    <pic:cNvPr id="0" name="g7_tasa_tiie_credito.png" descr="Tasa objetivo, TIIE y crédito nuevo"/>
+                    <pic:cNvPicPr/>
+                  </pic:nvPicPr>
+                  <pic:blipFill>
+                    <a:blip r:embed="rId30"/>
+                    <a:stretch>
+                      <a:fillRect/>
+                    </a:stretch>
+                  </pic:blipFill>
+                  <pic:spPr>
+                    <a:xfrm>
+                      <a:off x="0" y="0"/>
+                      <a:ext cx="5486400" cy="3364992"/>
+                    </a:xfrm>
+                    <a:prstGeom prst="rect"/>
+                  </pic:spPr>
+                </pic:pic>
+              </a:graphicData>
+            </a:graphic>
+          </wp:inline>
+        </w:drawing>
+      </w:r>
+    </w:p>
+    <w:p>
+      <w:pPr/>
+      <w:r>
+        <w:rPr>
+          <w:b/>
+          <w:sz w:val="18"/>
+        </w:rPr>
+        <w:t xml:space="preserve">Gráfica 7 · Fuente: </w:t>
+      </w:r>
+      <w:r>
+        <w:rPr>
+          <w:sz w:val="18"/>
+        </w:rPr>
+        <w:t xml:space="preserve">Banxico, SIE: TIIE a 28 días (SF43783), anuncios de política monetaria y encuesta, diseño vigente. Datos: Excel, hojas Series y TIIE.</w:t>
       </w:r>
     </w:p>
     <w:tbl>
@@ -5751,10 +6886,11 @@
       </w:tblPr>
       <w:tblGrid>
         <w:gridCol w:w="2560"/>
-        <w:gridCol w:w="1500"/>
-        <w:gridCol w:w="1800"/>
-        <w:gridCol w:w="1750"/>
-        <w:gridCol w:w="1750"/>
+        <w:gridCol w:w="1200"/>
+        <w:gridCol w:w="1400"/>
+        <w:gridCol w:w="1400"/>
+        <w:gridCol w:w="1400"/>
+        <w:gridCol w:w="1400"/>
       </w:tblGrid>
       <w:tr>
         <w:trPr>
@@ -5777,7 +6913,7 @@
         </w:tc>
         <w:tc>
           <w:tcPr>
-            <w:tcW w:type="dxa" w:w="1500"/>
+            <w:tcW w:type="dxa" w:w="1200"/>
             <w:shd w:val="clear" w:color="auto" w:fill="F2F2F2"/>
           </w:tcPr>
           <w:p>
@@ -5792,7 +6928,7 @@
         </w:tc>
         <w:tc>
           <w:tcPr>
-            <w:tcW w:type="dxa" w:w="1800"/>
+            <w:tcW w:type="dxa" w:w="1400"/>
             <w:shd w:val="clear" w:color="auto" w:fill="F2F2F2"/>
           </w:tcPr>
           <w:p>
@@ -5807,7 +6943,7 @@
         </w:tc>
         <w:tc>
           <w:tcPr>
-            <w:tcW w:type="dxa" w:w="1750"/>
+            <w:tcW w:type="dxa" w:w="1400"/>
             <w:shd w:val="clear" w:color="auto" w:fill="F2F2F2"/>
           </w:tcPr>
           <w:p>
@@ -5816,13 +6952,28 @@
             </w:pPr>
             <w:r>
               <w:rPr/>
+              <w:t xml:space="preserve">TIIE 28 promedio (%)</w:t>
+            </w:r>
+          </w:p>
+        </w:tc>
+        <w:tc>
+          <w:tcPr>
+            <w:tcW w:type="dxa" w:w="1400"/>
+            <w:shd w:val="clear" w:color="auto" w:fill="F2F2F2"/>
+          </w:tcPr>
+          <w:p>
+            <w:pPr>
+              <w:keepNext/>
+            </w:pPr>
+            <w:r>
+              <w:rPr/>
               <w:t xml:space="preserve">Nuevo crédito promedio (%)</w:t>
             </w:r>
           </w:p>
         </w:tc>
         <w:tc>
           <w:tcPr>
-            <w:tcW w:type="dxa" w:w="1750"/>
+            <w:tcW w:type="dxa" w:w="1400"/>
             <w:shd w:val="clear" w:color="auto" w:fill="F2F2F2"/>
           </w:tcPr>
           <w:p>
@@ -5849,13 +7000,101 @@
               <w:rPr>
                 <w:b/>
               </w:rPr>
+              <w:t xml:space="preserve">Recortes 2020 (I-20 a III-20)</w:t>
+            </w:r>
+          </w:p>
+        </w:tc>
+        <w:tc>
+          <w:tcPr>
+            <w:tcW w:type="dxa" w:w="1200"/>
+          </w:tcPr>
+          <w:p>
+            <w:pPr>
+              <w:keepNext/>
+            </w:pPr>
+            <w:r>
+              <w:rPr/>
+              <w:t xml:space="preserve">3</w:t>
+            </w:r>
+          </w:p>
+        </w:tc>
+        <w:tc>
+          <w:tcPr>
+            <w:tcW w:type="dxa" w:w="1400"/>
+          </w:tcPr>
+          <w:p>
+            <w:pPr>
+              <w:keepNext/>
+            </w:pPr>
+            <w:r>
+              <w:rPr/>
+              <w:t xml:space="preserve">5.25</w:t>
+            </w:r>
+          </w:p>
+        </w:tc>
+        <w:tc>
+          <w:tcPr>
+            <w:tcW w:type="dxa" w:w="1400"/>
+          </w:tcPr>
+          <w:p>
+            <w:pPr>
+              <w:keepNext/>
+            </w:pPr>
+            <w:r>
+              <w:rPr/>
+              <w:t xml:space="preserve">6.12</w:t>
+            </w:r>
+          </w:p>
+        </w:tc>
+        <w:tc>
+          <w:tcPr>
+            <w:tcW w:type="dxa" w:w="1400"/>
+          </w:tcPr>
+          <w:p>
+            <w:pPr>
+              <w:keepNext/>
+            </w:pPr>
+            <w:r>
+              <w:rPr/>
+              <w:t xml:space="preserve">12.7</w:t>
+            </w:r>
+          </w:p>
+        </w:tc>
+        <w:tc>
+          <w:tcPr>
+            <w:tcW w:type="dxa" w:w="1400"/>
+          </w:tcPr>
+          <w:p>
+            <w:pPr>
+              <w:keepNext/>
+            </w:pPr>
+            <w:r>
+              <w:rPr/>
+              <w:t xml:space="preserve">51.3</w:t>
+            </w:r>
+          </w:p>
+        </w:tc>
+      </w:tr>
+      <w:tr>
+        <w:tc>
+          <w:tcPr>
+            <w:tcW w:type="dxa" w:w="2560"/>
+          </w:tcPr>
+          <w:p>
+            <w:pPr>
+              <w:keepNext/>
+            </w:pPr>
+            <w:r>
+              <w:rPr>
+                <w:b/>
+              </w:rPr>
               <w:t xml:space="preserve">Pre-alzas (IV-20 a I-21)</w:t>
             </w:r>
           </w:p>
         </w:tc>
         <w:tc>
           <w:tcPr>
-            <w:tcW w:type="dxa" w:w="1500"/>
+            <w:tcW w:type="dxa" w:w="1200"/>
           </w:tcPr>
           <w:p>
             <w:pPr>
@@ -5869,7 +7108,7 @@
         </w:tc>
         <w:tc>
           <w:tcPr>
-            <w:tcW w:type="dxa" w:w="1800"/>
+            <w:tcW w:type="dxa" w:w="1400"/>
           </w:tcPr>
           <w:p>
             <w:pPr>
@@ -5883,7 +7122,21 @@
         </w:tc>
         <w:tc>
           <w:tcPr>
-            <w:tcW w:type="dxa" w:w="1750"/>
+            <w:tcW w:type="dxa" w:w="1400"/>
+          </w:tcPr>
+          <w:p>
+            <w:pPr>
+              <w:keepNext/>
+            </w:pPr>
+            <w:r>
+              <w:rPr/>
+              <w:t xml:space="preserve">4.44</w:t>
+            </w:r>
+          </w:p>
+        </w:tc>
+        <w:tc>
+          <w:tcPr>
+            <w:tcW w:type="dxa" w:w="1400"/>
           </w:tcPr>
           <w:p>
             <w:pPr>
@@ -5897,7 +7150,7 @@
         </w:tc>
         <w:tc>
           <w:tcPr>
-            <w:tcW w:type="dxa" w:w="1750"/>
+            <w:tcW w:type="dxa" w:w="1400"/>
           </w:tcPr>
           <w:p>
             <w:pPr>
@@ -5929,7 +7182,7 @@
         </w:tc>
         <w:tc>
           <w:tcPr>
-            <w:tcW w:type="dxa" w:w="1500"/>
+            <w:tcW w:type="dxa" w:w="1200"/>
           </w:tcPr>
           <w:p>
             <w:pPr>
@@ -5943,7 +7196,7 @@
         </w:tc>
         <w:tc>
           <w:tcPr>
-            <w:tcW w:type="dxa" w:w="1800"/>
+            <w:tcW w:type="dxa" w:w="1400"/>
           </w:tcPr>
           <w:p>
             <w:pPr>
@@ -5957,7 +7210,21 @@
         </w:tc>
         <w:tc>
           <w:tcPr>
-            <w:tcW w:type="dxa" w:w="1750"/>
+            <w:tcW w:type="dxa" w:w="1400"/>
+          </w:tcPr>
+          <w:p>
+            <w:pPr>
+              <w:keepNext/>
+            </w:pPr>
+            <w:r>
+              <w:rPr/>
+              <w:t xml:space="preserve">7.10</w:t>
+            </w:r>
+          </w:p>
+        </w:tc>
+        <w:tc>
+          <w:tcPr>
+            <w:tcW w:type="dxa" w:w="1400"/>
           </w:tcPr>
           <w:p>
             <w:pPr>
@@ -5971,7 +7238,7 @@
         </w:tc>
         <w:tc>
           <w:tcPr>
-            <w:tcW w:type="dxa" w:w="1750"/>
+            <w:tcW w:type="dxa" w:w="1400"/>
           </w:tcPr>
           <w:p>
             <w:pPr>
@@ -6003,7 +7270,7 @@
         </w:tc>
         <w:tc>
           <w:tcPr>
-            <w:tcW w:type="dxa" w:w="1500"/>
+            <w:tcW w:type="dxa" w:w="1200"/>
           </w:tcPr>
           <w:p>
             <w:pPr>
@@ -6017,7 +7284,7 @@
         </w:tc>
         <w:tc>
           <w:tcPr>
-            <w:tcW w:type="dxa" w:w="1800"/>
+            <w:tcW w:type="dxa" w:w="1400"/>
           </w:tcPr>
           <w:p>
             <w:pPr>
@@ -6031,7 +7298,21 @@
         </w:tc>
         <w:tc>
           <w:tcPr>
-            <w:tcW w:type="dxa" w:w="1750"/>
+            <w:tcW w:type="dxa" w:w="1400"/>
+          </w:tcPr>
+          <w:p>
+            <w:pPr>
+              <w:keepNext/>
+            </w:pPr>
+            <w:r>
+              <w:rPr/>
+              <w:t xml:space="preserve">11.51</w:t>
+            </w:r>
+          </w:p>
+        </w:tc>
+        <w:tc>
+          <w:tcPr>
+            <w:tcW w:type="dxa" w:w="1400"/>
           </w:tcPr>
           <w:p>
             <w:pPr>
@@ -6045,7 +7326,7 @@
         </w:tc>
         <w:tc>
           <w:tcPr>
-            <w:tcW w:type="dxa" w:w="1750"/>
+            <w:tcW w:type="dxa" w:w="1400"/>
           </w:tcPr>
           <w:p>
             <w:pPr>
@@ -6077,7 +7358,7 @@
         </w:tc>
         <w:tc>
           <w:tcPr>
-            <w:tcW w:type="dxa" w:w="1500"/>
+            <w:tcW w:type="dxa" w:w="1200"/>
           </w:tcPr>
           <w:p>
             <w:pPr>
@@ -6091,7 +7372,7 @@
         </w:tc>
         <w:tc>
           <w:tcPr>
-            <w:tcW w:type="dxa" w:w="1800"/>
+            <w:tcW w:type="dxa" w:w="1400"/>
           </w:tcPr>
           <w:p>
             <w:pPr>
@@ -6105,7 +7386,21 @@
         </w:tc>
         <w:tc>
           <w:tcPr>
-            <w:tcW w:type="dxa" w:w="1750"/>
+            <w:tcW w:type="dxa" w:w="1400"/>
+          </w:tcPr>
+          <w:p>
+            <w:pPr>
+              <w:keepNext/>
+            </w:pPr>
+            <w:r>
+              <w:rPr/>
+              <w:t xml:space="preserve">9.33</w:t>
+            </w:r>
+          </w:p>
+        </w:tc>
+        <w:tc>
+          <w:tcPr>
+            <w:tcW w:type="dxa" w:w="1400"/>
           </w:tcPr>
           <w:p>
             <w:pPr>
@@ -6119,7 +7414,7 @@
         </w:tc>
         <w:tc>
           <w:tcPr>
-            <w:tcW w:type="dxa" w:w="1750"/>
+            <w:tcW w:type="dxa" w:w="1400"/>
           </w:tcPr>
           <w:p>
             <w:pPr>
@@ -6149,7 +7444,7 @@
         </w:tc>
         <w:tc>
           <w:tcPr>
-            <w:tcW w:type="dxa" w:w="1500"/>
+            <w:tcW w:type="dxa" w:w="1200"/>
           </w:tcPr>
           <w:p>
             <w:pPr/>
@@ -6161,7 +7456,7 @@
         </w:tc>
         <w:tc>
           <w:tcPr>
-            <w:tcW w:type="dxa" w:w="1800"/>
+            <w:tcW w:type="dxa" w:w="1400"/>
           </w:tcPr>
           <w:p>
             <w:pPr/>
@@ -6173,19 +7468,31 @@
         </w:tc>
         <w:tc>
           <w:tcPr>
-            <w:tcW w:type="dxa" w:w="1750"/>
+            <w:tcW w:type="dxa" w:w="1400"/>
           </w:tcPr>
           <w:p>
             <w:pPr/>
             <w:r>
               <w:rPr/>
+              <w:t xml:space="preserve">6.76</w:t>
+            </w:r>
+          </w:p>
+        </w:tc>
+        <w:tc>
+          <w:tcPr>
+            <w:tcW w:type="dxa" w:w="1400"/>
+          </w:tcPr>
+          <w:p>
+            <w:pPr/>
+            <w:r>
+              <w:rPr/>
               <w:t xml:space="preserve">n.d.</w:t>
             </w:r>
           </w:p>
         </w:tc>
         <w:tc>
           <w:tcPr>
-            <w:tcW w:type="dxa" w:w="1750"/>
+            <w:tcW w:type="dxa" w:w="1400"/>
           </w:tcPr>
           <w:p>
             <w:pPr/>
@@ -6214,9 +7521,9 @@
       </w:r>
       <w:r>
         <w:rPr/>
-        <w:t xml:space="preserve">Banxico subió 15 veces desde 4.00% (junio de 2021) hasta 11.25% (marzo de 2023), la mantuvo un año y recortó desde marzo de 2024. Tras recortes en marzo y mayo de 2026 quedó en 6.50% y la mantuvo el 24 de septiembre (</w:t>
-      </w:r>
-      <w:hyperlink r:id="rId29" w:history="1">
+        <w:t xml:space="preserve">En 2020 Banxico recortó de 7.25% a 4.25% por la pandemia. Luego subió 15 veces desde 4.00% (junio de 2021) hasta 11.25% (marzo de 2023), la mantuvo un año y recortó desde marzo de 2024. Tras recortes en marzo y mayo de 2026 quedó en 6.50% y la mantuvo el 24 de septiembre (</w:t>
+      </w:r>
+      <w:hyperlink r:id="rId31" w:history="1">
         <w:r>
           <w:rPr>
             <w:rStyle w:val="Hipervnculo"/>
@@ -6238,7 +7545,7 @@
       </w:hyperlink>
       <w:r>
         <w:rPr/>
-        <w:t xml:space="preserve">). III-26 es la fase de pausa, sin dato de encuesta todavía.</w:t>
+        <w:t xml:space="preserve">).</w:t>
       </w:r>
     </w:p>
     <w:p>
@@ -6253,11 +7560,31 @@
         <w:rPr>
           <w:b/>
         </w:rPr>
-        <w:t xml:space="preserve">Correlación. </w:t>
+        <w:t xml:space="preserve">TIIE. </w:t>
       </w:r>
       <w:r>
         <w:rPr/>
-        <w:t xml:space="preserve">Entre tasa y crédito nuevo es +0.46 (+0.42 con un trimestre de rezago), en 23 trimestres y con la recuperación pospandemia de por medio. No permite hablar de causalidad.</w:t>
+        <w:t xml:space="preserve">La TIIE a 28 días cerró III-26 en </w:t>
+      </w:r>
+      <w:r>
+        <w:rPr/>
+        <w:t xml:space="preserve">6.82%</w:t>
+      </w:r>
+      <w:r>
+        <w:rPr/>
+        <w:t xml:space="preserve">, 0.32 pp arriba de la tasa objetivo; en todo el periodo la diferencia promedio fue 0.24 pp. Desde el 1 de enero de 2025 los créditos nuevos en pesos se referencian a la TIIE de fondeo (</w:t>
+      </w:r>
+      <w:hyperlink r:id="rId32" w:history="1">
+        <w:r>
+          <w:rPr>
+            <w:rStyle w:val="Hipervnculo"/>
+          </w:rPr>
+          <w:t xml:space="preserve">BDO</w:t>
+        </w:r>
+      </w:hyperlink>
+      <w:r>
+        <w:rPr/>
+        <w:t xml:space="preserve">), que promedió 6.71% en 2026. Las series están en las hojas Series y TIIE del Excel.</w:t>
       </w:r>
     </w:p>
     <w:p>
@@ -6272,35 +7599,11 @@
         <w:rPr>
           <w:b/>
         </w:rPr>
-        <w:t xml:space="preserve">TIIE. </w:t>
+        <w:t xml:space="preserve">Correlación. </w:t>
       </w:r>
       <w:r>
         <w:rPr/>
-        <w:t xml:space="preserve">La TIIE a 28 días es la tasa interbancaria a la que se referencian muchos créditos a empresas y se mueve casi en paralelo con la tasa objetivo. Desde el 1 de enero de 2025 los créditos nuevos en pesos deben usar la TIIE de Fondeo en lugar de la TIIE a 28 días (</w:t>
-      </w:r>
-      <w:hyperlink r:id="rId30" w:history="1">
-        <w:r>
-          <w:rPr>
-            <w:rStyle w:val="Hipervnculo"/>
-          </w:rPr>
-          <w:t xml:space="preserve">BDO</w:t>
-        </w:r>
-      </w:hyperlink>
-      <w:r>
-        <w:rPr/>
-        <w:t xml:space="preserve">). La columna de TIIE ya está en el Excel (hojas Series, Serie completa y Resumen anual) y queda pendiente de capturar del </w:t>
-      </w:r>
-      <w:hyperlink r:id="rId31" w:history="1">
-        <w:r>
-          <w:rPr>
-            <w:rStyle w:val="Hipervnculo"/>
-          </w:rPr>
-          <w:t xml:space="preserve">SIE de Banxico</w:t>
-        </w:r>
-      </w:hyperlink>
-      <w:r>
-        <w:rPr/>
-        <w:t xml:space="preserve"> (serie SF43783); al capturarla, el resumen anual se actualiza solo.</w:t>
+        <w:t xml:space="preserve">Entre crédito nuevo y tasa objetivo es +0.48 (+0.43 con un trimestre de rezago) y con la TIIE +0.45, en 26 trimestres que incluyen la pandemia y la recuperación. Es positiva, lo contrario de lo que se esperaría si la tasa frenara el crédito, y no permite hablar de causalidad.</w:t>
       </w:r>
     </w:p>
     <w:p>
@@ -6319,7 +7622,7 @@
       </w:r>
       <w:r>
         <w:rPr/>
-        <w:t xml:space="preserve">Lo que pesa más son la demanda (ventas, situación económica) y, en 2026, la disposición de los bancos. La transmisión de los recortes al costo percibido se frenó: el índice de tasas volvió a caer en 2026.</w:t>
+        <w:t xml:space="preserve">Lo que pesa más son la demanda (ventas, situación económica) y, en 2026, la disposición de los bancos a prestarle a las pymes. La transmisión de los recortes al costo percibido se frenó: el índice de tasas volvió a caer en 2026.</w:t>
       </w:r>
     </w:p>
     <w:p>
@@ -6338,7 +7641,7 @@
       </w:pPr>
       <w:r>
         <w:rPr/>
-        <w:t xml:space="preserve">Esta versión atiende las correcciones del asesor (octubre de 2026). El estado de cada una está en la hoja Verificación del Excel.</w:t>
+        <w:t xml:space="preserve">Esta versión atiende las correcciones del asesor (octubre de 2026) e incorpora las series del SIE. El estado de cada una está en la hoja Verificación del Excel.</w:t>
       </w:r>
     </w:p>
     <w:tbl>
@@ -6428,7 +7731,7 @@
             </w:pPr>
             <w:r>
               <w:rPr/>
-              <w:t xml:space="preserve">Gráficas 3 y 4, Cuadros 1 y 2</w:t>
+              <w:t xml:space="preserve">Gráficas 3 y 4, Cuadros 1 a 3</w:t>
             </w:r>
           </w:p>
         </w:tc>
@@ -6530,7 +7833,7 @@
             </w:pPr>
             <w:r>
               <w:rPr/>
-              <w:t xml:space="preserve">Hecho; H4 por tamaño y H6 sin dato</w:t>
+              <w:t xml:space="preserve">Hecho</w:t>
             </w:r>
           </w:p>
         </w:tc>
@@ -6604,7 +7907,7 @@
             </w:pPr>
             <w:r>
               <w:rPr/>
-              <w:t xml:space="preserve">Cuadros 1 y 2 (anuales) y hoja Por tamaño (trimestral)</w:t>
+              <w:t xml:space="preserve">Cuadros 1 y 2 (anuales), Cuadro 3 (II trimestre) y hoja Por tamaño</w:t>
             </w:r>
           </w:p>
         </w:tc>
@@ -6648,7 +7951,7 @@
             </w:pPr>
             <w:r>
               <w:rPr/>
-              <w:t xml:space="preserve">Sección nueva y fila en Pendientes</w:t>
+              <w:t xml:space="preserve">Destino del crédito a comercio exterior (el SIE no separa exportadoras)</w:t>
             </w:r>
           </w:p>
         </w:tc>
@@ -6662,7 +7965,7 @@
             </w:pPr>
             <w:r>
               <w:rPr/>
-              <w:t xml:space="preserve">Pendiente de dato</w:t>
+              <w:t xml:space="preserve">Hecho con proxy</w:t>
             </w:r>
           </w:p>
         </w:tc>
@@ -6692,7 +7995,7 @@
             </w:pPr>
             <w:r>
               <w:rPr/>
-              <w:t xml:space="preserve">Tablas anuales, 2020 y 2026 por trimestre</w:t>
+              <w:t xml:space="preserve">Tablas anuales; 2020 y 2026 por trimestre</w:t>
             </w:r>
           </w:p>
         </w:tc>
@@ -6736,7 +8039,7 @@
             </w:pPr>
             <w:r>
               <w:rPr/>
-              <w:t xml:space="preserve">Tabla anual y Gráfica 5</w:t>
+              <w:t xml:space="preserve">Tabla anual, Gráficas 5 y 6, Cuadro 3</w:t>
             </w:r>
           </w:p>
         </w:tc>
@@ -6750,7 +8053,7 @@
             </w:pPr>
             <w:r>
               <w:rPr/>
-              <w:t xml:space="preserve">Parcial: por tamaño solo II-26</w:t>
+              <w:t xml:space="preserve">Hecho; por tamaño, II trimestres</w:t>
             </w:r>
           </w:p>
         </w:tc>
@@ -6780,7 +8083,7 @@
             </w:pPr>
             <w:r>
               <w:rPr/>
-              <w:t xml:space="preserve">Columna en el Excel y explicación</w:t>
+              <w:t xml:space="preserve">TIIE 28 y de fondeo en el Excel, tablas y Gráfica 7</w:t>
             </w:r>
           </w:p>
         </w:tc>
@@ -6794,7 +8097,7 @@
             </w:pPr>
             <w:r>
               <w:rPr/>
-              <w:t xml:space="preserve">Pendiente de dato (SIE)</w:t>
+              <w:t xml:space="preserve">Hecho</w:t>
             </w:r>
           </w:p>
         </w:tc>
@@ -6908,7 +8211,7 @@
             <w:pPr/>
             <w:r>
               <w:rPr/>
-              <w:t xml:space="preserve">Agregados desde la muestra anterior, marcados</w:t>
+              <w:t xml:space="preserve">Los 4 trimestres con el diseño vigente del SIE</w:t>
             </w:r>
           </w:p>
         </w:tc>
@@ -7357,7 +8660,7 @@
       </w:pPr>
       <w:r>
         <w:rPr/>
-        <w:t xml:space="preserve">Se confirman: promedio 13.9% y desviación 2.1; 11.2% como tercer valor más bajo; brecha de 19.1 pp en IV-21; tendencia de -1.0 pp por año desde I-23; correlación +0.46; diferencias entre muestras; 20.3% que espera pedir crédito; tasa en 6.50%. Cambia el promedio anual de 2026: 12.2% (antes se reportó 12.1% por redondeo).</w:t>
+        <w:t xml:space="preserve">Con la serie completa del SIE cambian algunas cifras de la versión anterior: el promedio de crédito nuevo es 13.8% (desviación 2.1); 11.2% es ahora el cuarto nivel más bajo desde I-20; la brecha máxima por tamaño es 21.6 pp en II-20; la correlación con la tasa es +0.48; y el promedio de 2026 es 12.2%. Se mantienen la tendencia de -1.0 pp por año desde I-23, el 20.3% que espera pedir crédito y la tasa en 6.50%.</w:t>
       </w:r>
     </w:p>
     <w:p>
@@ -7389,11 +8692,11 @@
         <w:rPr>
           <w:b/>
         </w:rPr>
-        <w:t xml:space="preserve">Rechazos. </w:t>
+        <w:t xml:space="preserve">Rechazo a pymes. </w:t>
       </w:r>
       <w:r>
         <w:rPr/>
-        <w:t xml:space="preserve">Un tercer trimestre arriba de 20% confirmaría que la banca está apretando la oferta; uno debajo de 10% lo reduciría a ruido de base pequeña.</w:t>
+        <w:t xml:space="preserve">Si el rechazo de las empresas de hasta 100 empleados sigue arriba de 20%, la banca está apretando la oferta para ellas; debajo de 10% sería ruido de base pequeña.</w:t>
       </w:r>
     </w:p>
     <w:p>
@@ -7431,26 +8734,26 @@
       </w:r>
       <w:r>
         <w:rPr/>
-        <w:t xml:space="preserve">Con Banxico en pausa desde mayo, si el índice no regresa arriba de 45 los recortes ya no están llegando al costo que ven las empresas.</w:t>
+        <w:t xml:space="preserve">Con Banxico en pausa desde mayo y la TIIE cerca de 6.8%, si el índice no regresa arriba de 45 los recortes ya no están llegando al costo que ven las empresas.</w:t>
       </w:r>
     </w:p>
     <w:p>
       <w:pPr/>
       <w:r>
         <w:rPr/>
-        <w:t xml:space="preserve">También: 20.3% de las empresas dice que pedirá crédito bancario en julio-septiembre (18.7% antes). Para completar las celdas pendientes (TIIE, crédito nuevo por tamaño en trimestres I y III, rechazo por tamaño, exportadoras) usar el </w:t>
-      </w:r>
-      <w:hyperlink r:id="rId9" w:history="1">
+        <w:t xml:space="preserve">También: 20.3% de las empresas dice que pedirá crédito bancario en julio-septiembre (18.7% antes). Para completar los trimestres por tamaño que faltan, exportar del </w:t>
+      </w:r>
+      <w:hyperlink r:id="rId33" w:history="1">
         <w:r>
           <w:rPr>
             <w:rStyle w:val="Hipervnculo"/>
           </w:rPr>
-          <w:t xml:space="preserve">SIE, cuadro CF910</w:t>
+          <w:t xml:space="preserve">SIE</w:t>
         </w:r>
       </w:hyperlink>
       <w:r>
         <w:rPr/>
-        <w:t xml:space="preserve">.</w:t>
+        <w:t xml:space="preserve"> el cuadro de la encuesta con tipo de información 'Niveles'.</w:t>
       </w:r>
     </w:p>
     <w:p>
@@ -7624,7 +8927,7 @@
       </w:hyperlink>
       <w:r>
         <w:rPr/>
-        <w:t xml:space="preserve"> (series de 2020)</w:t>
+        <w:t xml:space="preserve"> (referencia para 2020)</w:t>
       </w:r>
     </w:p>
     <w:p>
@@ -7635,6 +8938,18 @@
           <w:numId w:val="10"/>
         </w:numPr>
       </w:pPr>
+      <w:hyperlink r:id="rId33" w:history="1">
+        <w:r>
+          <w:rPr>
+            <w:rStyle w:val="Hipervnculo"/>
+          </w:rPr>
+          <w:t xml:space="preserve">SIE de Banxico</w:t>
+        </w:r>
+      </w:hyperlink>
+      <w:r>
+        <w:rPr/>
+        <w:t xml:space="preserve">, consultas del 14-oct-2026: resultados de la encuesta (variación anual, 590 series), TIIE a 28 días (SF43783, SF283) y TIIE de fondeo (SF331450) · </w:t>
+      </w:r>
       <w:hyperlink r:id="rId20" w:history="1">
         <w:r>
           <w:rPr>
@@ -7653,18 +8968,6 @@
             <w:rStyle w:val="Hipervnculo"/>
           </w:rPr>
           <w:t xml:space="preserve">Calendario de publicación</w:t>
-        </w:r>
-      </w:hyperlink>
-      <w:r>
-        <w:rPr/>
-        <w:t xml:space="preserve"> · </w:t>
-      </w:r>
-      <w:hyperlink r:id="rId9" w:history="1">
-        <w:r>
-          <w:rPr>
-            <w:rStyle w:val="Hipervnculo"/>
-          </w:rPr>
-          <w:t xml:space="preserve">SIE, cuadro CF910</w:t>
         </w:r>
       </w:hyperlink>
     </w:p>
@@ -7680,7 +8983,7 @@
         <w:rPr/>
         <w:t xml:space="preserve">Crédito nuevo por tamaño I-26: </w:t>
       </w:r>
-      <w:hyperlink r:id="rId32" w:history="1">
+      <w:hyperlink r:id="rId34" w:history="1">
         <w:r>
           <w:rPr>
             <w:rStyle w:val="Hipervnculo"/>
@@ -7692,24 +8995,12 @@
         <w:rPr/>
         <w:t xml:space="preserve">; I-24: </w:t>
       </w:r>
-      <w:hyperlink r:id="rId33" w:history="1">
+      <w:hyperlink r:id="rId35" w:history="1">
         <w:r>
           <w:rPr>
             <w:rStyle w:val="Hipervnculo"/>
           </w:rPr>
           <w:t xml:space="preserve">Dinero en Imagen</w:t>
-        </w:r>
-      </w:hyperlink>
-      <w:r>
-        <w:rPr/>
-        <w:t xml:space="preserve">; lectura por tamaño II-26: </w:t>
-      </w:r>
-      <w:hyperlink r:id="rId34" w:history="1">
-        <w:r>
-          <w:rPr>
-            <w:rStyle w:val="Hipervnculo"/>
-          </w:rPr>
-          <w:t xml:space="preserve">El Universal</w:t>
         </w:r>
       </w:hyperlink>
     </w:p>
